--- a/docs/manuals/07_ETIS_Student_Cheat_Sheet_and_Quick_Reference.docx
+++ b/docs/manuals/07_ETIS_Student_Cheat_Sheet_and_Quick_Reference.docx
@@ -4,7 +4,7 @@
   <w:body>
     <w:p>
       <w:pPr>
-        <w:spacing w:before="200"/>
+        <w:spacing w:before="200" w:after="40"/>
       </w:pPr>
       <w:r>
         <w:rPr>
@@ -21,16 +21,28 @@
         <w:spacing w:before="40" w:after="40"/>
       </w:pPr>
       <w:r>
+        <w:rPr>
+          <w:color w:val="000000"/>
+          <w:u w:val="none"/>
+        </w:rPr>
         <w:t>Student Cheat Sheet / Quick Reference</w:t>
       </w:r>
     </w:p>
     <w:p>
       <w:pPr>
         <w:pStyle w:val="Subtitle"/>
-        <w:spacing w:after="100"/>
+        <w:spacing w:after="40"/>
       </w:pPr>
       <w:r>
         <w:t>Day-to-day guide for evidence, reviews, recommendations, checkpoints, history, and common problems</w:t>
+      </w:r>
+    </w:p>
+    <w:p>
+      <w:pPr>
+        <w:spacing w:after="40"/>
+      </w:pPr>
+      <w:r>
+        <w:t>v0.18.0 manual edition. Software release candidate; publication follows deployment acceptance.</w:t>
       </w:r>
     </w:p>
     <w:tbl>
@@ -44,6 +56,10 @@
         <w:gridCol w:w="7920"/>
       </w:tblGrid>
       <w:tr>
+        <w:trPr>
+          <w:tblHeader/>
+          <w:cantSplit/>
+        </w:trPr>
         <w:tc>
           <w:tcPr>
             <w:tcW w:w="1728" w:type="dxa"/>
@@ -56,6 +72,10 @@
             </w:tcMar>
           </w:tcPr>
           <w:p>
+            <w:pPr>
+              <w:keepNext w:val="0"/>
+              <w:spacing w:before="0" w:after="0"/>
+            </w:pPr>
             <w:r>
               <w:rPr>
                 <w:b/>
@@ -75,6 +95,10 @@
             </w:tcMar>
           </w:tcPr>
           <w:p>
+            <w:pPr>
+              <w:keepNext w:val="0"/>
+              <w:spacing w:before="0" w:after="0"/>
+            </w:pPr>
             <w:r>
               <w:t>Students using ETIS Engineering Studio</w:t>
             </w:r>
@@ -82,6 +106,9 @@
         </w:tc>
       </w:tr>
       <w:tr>
+        <w:trPr>
+          <w:cantSplit/>
+        </w:trPr>
         <w:tc>
           <w:tcPr>
             <w:tcW w:w="1728" w:type="dxa"/>
@@ -94,6 +121,10 @@
             </w:tcMar>
           </w:tcPr>
           <w:p>
+            <w:pPr>
+              <w:keepNext w:val="0"/>
+              <w:spacing w:before="0" w:after="0"/>
+            </w:pPr>
             <w:r>
               <w:rPr>
                 <w:b/>
@@ -113,6 +144,10 @@
             </w:tcMar>
           </w:tcPr>
           <w:p>
+            <w:pPr>
+              <w:keepNext w:val="0"/>
+              <w:spacing w:before="0" w:after="0"/>
+            </w:pPr>
             <w:r>
               <w:t>Give students a compact reference they can keep open while working in Studio.</w:t>
             </w:r>
@@ -133,13 +168,8 @@
           <w:color w:val="556372"/>
           <w:sz w:val="16"/>
         </w:rPr>
-        <w:t>COMP 330/474 Software Engineering • Fall 2026 • Semester Start 2026 • August 23, 2026</w:t>
+        <w:t>COMP 330/474 Software Engineering • Fall 2026 • v0.18.0 • October 2, 2026</w:t>
       </w:r>
-    </w:p>
-    <w:p>
-      <w:pPr>
-        <w:spacing w:after="40"/>
-      </w:pPr>
     </w:p>
     <w:tbl>
       <w:tblPr>
@@ -153,6 +183,8 @@
       <w:tr>
         <w:trPr>
           <w:jc w:val="center"/>
+          <w:tblHeader/>
+          <w:cantSplit/>
         </w:trPr>
         <w:tc>
           <w:tcPr>
@@ -166,6 +198,10 @@
             </w:tcMar>
           </w:tcPr>
           <w:p>
+            <w:pPr>
+              <w:keepNext w:val="0"/>
+              <w:spacing w:before="0" w:after="0"/>
+            </w:pPr>
             <w:r>
               <w:rPr>
                 <w:b/>
@@ -192,11 +228,6 @@
     </w:tbl>
     <w:p>
       <w:pPr>
-        <w:spacing w:after="20"/>
-      </w:pPr>
-    </w:p>
-    <w:p>
-      <w:pPr>
         <w:pStyle w:val="Heading2"/>
       </w:pPr>
       <w:r>
@@ -220,6 +251,8 @@
       <w:tr>
         <w:trPr>
           <w:jc w:val="center"/>
+          <w:tblHeader/>
+          <w:cantSplit/>
         </w:trPr>
         <w:tc>
           <w:tcPr>
@@ -235,6 +268,8 @@
           </w:tcPr>
           <w:p>
             <w:pPr>
+              <w:keepNext w:val="0"/>
+              <w:spacing w:before="0" w:after="0"/>
               <w:jc w:val="center"/>
             </w:pPr>
             <w:r>
@@ -260,6 +295,8 @@
           </w:tcPr>
           <w:p>
             <w:pPr>
+              <w:keepNext w:val="0"/>
+              <w:spacing w:before="0" w:after="0"/>
               <w:jc w:val="center"/>
             </w:pPr>
             <w:r>
@@ -285,6 +322,8 @@
           </w:tcPr>
           <w:p>
             <w:pPr>
+              <w:keepNext w:val="0"/>
+              <w:spacing w:before="0" w:after="0"/>
               <w:jc w:val="center"/>
             </w:pPr>
             <w:r>
@@ -310,6 +349,8 @@
           </w:tcPr>
           <w:p>
             <w:pPr>
+              <w:keepNext w:val="0"/>
+              <w:spacing w:before="0" w:after="0"/>
               <w:jc w:val="center"/>
             </w:pPr>
             <w:r>
@@ -335,6 +376,8 @@
           </w:tcPr>
           <w:p>
             <w:pPr>
+              <w:keepNext w:val="0"/>
+              <w:spacing w:before="0" w:after="0"/>
               <w:jc w:val="center"/>
             </w:pPr>
             <w:r>
@@ -360,6 +403,8 @@
           </w:tcPr>
           <w:p>
             <w:pPr>
+              <w:keepNext w:val="0"/>
+              <w:spacing w:before="0" w:after="0"/>
               <w:jc w:val="center"/>
             </w:pPr>
             <w:r>
@@ -373,7 +418,6 @@
         </w:tc>
       </w:tr>
     </w:tbl>
-    <w:p/>
     <w:p>
       <w:pPr>
         <w:pStyle w:val="Heading2"/>
@@ -398,6 +442,8 @@
         <w:trPr>
           <w:tblHeader/>
           <w:jc w:val="center"/>
+          <w:tblHeader/>
+          <w:cantSplit/>
         </w:trPr>
         <w:tc>
           <w:tcPr>
@@ -411,6 +457,10 @@
             </w:tcMar>
           </w:tcPr>
           <w:p>
+            <w:pPr>
+              <w:keepNext w:val="0"/>
+              <w:spacing w:before="0" w:after="0"/>
+            </w:pPr>
             <w:r>
               <w:rPr>
                 <w:b/>
@@ -432,6 +482,10 @@
             </w:tcMar>
           </w:tcPr>
           <w:p>
+            <w:pPr>
+              <w:keepNext w:val="0"/>
+              <w:spacing w:before="0" w:after="0"/>
+            </w:pPr>
             <w:r>
               <w:rPr>
                 <w:b/>
@@ -453,6 +507,10 @@
             </w:tcMar>
           </w:tcPr>
           <w:p>
+            <w:pPr>
+              <w:keepNext w:val="0"/>
+              <w:spacing w:before="0" w:after="0"/>
+            </w:pPr>
             <w:r>
               <w:rPr>
                 <w:b/>
@@ -466,6 +524,7 @@
       <w:tr>
         <w:trPr>
           <w:jc w:val="center"/>
+          <w:cantSplit/>
         </w:trPr>
         <w:tc>
           <w:tcPr>
@@ -478,6 +537,10 @@
             </w:tcMar>
           </w:tcPr>
           <w:p>
+            <w:pPr>
+              <w:keepNext w:val="0"/>
+              <w:spacing w:before="0" w:after="0"/>
+            </w:pPr>
             <w:r>
               <w:t>Board Review</w:t>
             </w:r>
@@ -494,6 +557,10 @@
             </w:tcMar>
           </w:tcPr>
           <w:p>
+            <w:pPr>
+              <w:keepNext w:val="0"/>
+              <w:spacing w:before="0" w:after="0"/>
+            </w:pPr>
             <w:r>
               <w:t>Normal phase-aware developmental review.</w:t>
             </w:r>
@@ -510,6 +577,10 @@
             </w:tcMar>
           </w:tcPr>
           <w:p>
+            <w:pPr>
+              <w:keepNext w:val="0"/>
+              <w:spacing w:before="0" w:after="0"/>
+            </w:pPr>
             <w:r>
               <w:t>Let the board choose the highest-value current challenge.</w:t>
             </w:r>
@@ -519,6 +590,7 @@
       <w:tr>
         <w:trPr>
           <w:jc w:val="center"/>
+          <w:cantSplit/>
         </w:trPr>
         <w:tc>
           <w:tcPr>
@@ -531,6 +603,10 @@
             </w:tcMar>
           </w:tcPr>
           <w:p>
+            <w:pPr>
+              <w:keepNext w:val="0"/>
+              <w:spacing w:before="0" w:after="0"/>
+            </w:pPr>
             <w:r>
               <w:t>Focused Review</w:t>
             </w:r>
@@ -547,6 +623,10 @@
             </w:tcMar>
           </w:tcPr>
           <w:p>
+            <w:pPr>
+              <w:keepNext w:val="0"/>
+              <w:spacing w:before="0" w:after="0"/>
+            </w:pPr>
             <w:r>
               <w:t>You have a specific decision, artifact, risk, PR, architecture, or AI-use question.</w:t>
             </w:r>
@@ -563,6 +643,10 @@
             </w:tcMar>
           </w:tcPr>
           <w:p>
+            <w:pPr>
+              <w:keepNext w:val="0"/>
+              <w:spacing w:before="0" w:after="0"/>
+            </w:pPr>
             <w:r>
               <w:t>Name the engineering subject precisely and bring the relevant evidence.</w:t>
             </w:r>
@@ -572,6 +656,7 @@
       <w:tr>
         <w:trPr>
           <w:jc w:val="center"/>
+          <w:cantSplit/>
         </w:trPr>
         <w:tc>
           <w:tcPr>
@@ -584,6 +669,10 @@
             </w:tcMar>
           </w:tcPr>
           <w:p>
+            <w:pPr>
+              <w:keepNext w:val="0"/>
+              <w:spacing w:before="0" w:after="0"/>
+            </w:pPr>
             <w:r>
               <w:t>Review Findings</w:t>
             </w:r>
@@ -600,6 +689,10 @@
             </w:tcMar>
           </w:tcPr>
           <w:p>
+            <w:pPr>
+              <w:keepNext w:val="0"/>
+              <w:spacing w:before="0" w:after="0"/>
+            </w:pPr>
             <w:r>
               <w:t>You want to work directly with existing findings.</w:t>
             </w:r>
@@ -616,6 +709,10 @@
             </w:tcMar>
           </w:tcPr>
           <w:p>
+            <w:pPr>
+              <w:keepNext w:val="0"/>
+              <w:spacing w:before="0" w:after="0"/>
+            </w:pPr>
             <w:r>
               <w:t>Select 1-3 related findings; ask, challenge, resolve, accept/defer.</w:t>
             </w:r>
@@ -623,11 +720,6 @@
         </w:tc>
       </w:tr>
     </w:tbl>
-    <w:p>
-      <w:pPr>
-        <w:spacing w:after="40"/>
-      </w:pPr>
-    </w:p>
     <w:p>
       <w:pPr>
         <w:pStyle w:val="Heading2"/>
@@ -639,7 +731,7 @@
     <w:p>
       <w:pPr>
         <w:pStyle w:val="ListBullet"/>
-        <w:spacing w:after="50"/>
+        <w:spacing w:after="40"/>
       </w:pPr>
       <w:r>
         <w:t>Ask questions; do not pretend you understand a challenge you do not understand.</w:t>
@@ -648,7 +740,7 @@
     <w:p>
       <w:pPr>
         <w:pStyle w:val="ListBullet"/>
-        <w:spacing w:after="50"/>
+        <w:spacing w:after="40"/>
       </w:pPr>
       <w:r>
         <w:t>Say what you know, what you do not know, and what evidence you would seek next.</w:t>
@@ -657,7 +749,7 @@
     <w:p>
       <w:pPr>
         <w:pStyle w:val="ListBullet"/>
-        <w:spacing w:after="50"/>
+        <w:spacing w:after="40"/>
       </w:pPr>
       <w:r>
         <w:t>Challenge the reviewer with evidence when its interpretation is wrong or incomplete.</w:t>
@@ -666,7 +758,7 @@
     <w:p>
       <w:pPr>
         <w:pStyle w:val="ListBullet"/>
-        <w:spacing w:after="50"/>
+        <w:spacing w:after="40"/>
       </w:pPr>
       <w:r>
         <w:t>Explain tradeoffs, consequences, constraints, ownership, and change triggers - not only implementation details.</w:t>
@@ -675,7 +767,7 @@
     <w:p>
       <w:pPr>
         <w:pStyle w:val="ListBullet"/>
-        <w:spacing w:after="50"/>
+        <w:spacing w:after="40"/>
       </w:pPr>
       <w:r>
         <w:t>Use Give me a nudge when stuck; use Build my recommendation only when a consequential decision is actually forming.</w:t>
@@ -684,13 +776,16 @@
     <w:p>
       <w:pPr>
         <w:pStyle w:val="ListBullet"/>
-        <w:spacing w:after="50"/>
+        <w:spacing w:after="40"/>
       </w:pPr>
       <w:r>
         <w:t>Do not optimize for agreement or polished wording. Engineering meaning matters more than English fluency.</w:t>
       </w:r>
     </w:p>
     <w:p>
+      <w:pPr>
+        <w:spacing w:after="40"/>
+      </w:pPr>
       <w:r>
         <w:br w:type="page"/>
       </w:r>
@@ -719,6 +814,8 @@
         <w:trPr>
           <w:tblHeader/>
           <w:jc w:val="center"/>
+          <w:tblHeader/>
+          <w:cantSplit/>
         </w:trPr>
         <w:tc>
           <w:tcPr>
@@ -732,6 +829,10 @@
             </w:tcMar>
           </w:tcPr>
           <w:p>
+            <w:pPr>
+              <w:keepNext w:val="0"/>
+              <w:spacing w:before="0" w:after="0"/>
+            </w:pPr>
             <w:r>
               <w:rPr>
                 <w:b/>
@@ -753,6 +854,10 @@
             </w:tcMar>
           </w:tcPr>
           <w:p>
+            <w:pPr>
+              <w:keepNext w:val="0"/>
+              <w:spacing w:before="0" w:after="0"/>
+            </w:pPr>
             <w:r>
               <w:rPr>
                 <w:b/>
@@ -766,6 +871,7 @@
       <w:tr>
         <w:trPr>
           <w:jc w:val="center"/>
+          <w:cantSplit/>
         </w:trPr>
         <w:tc>
           <w:tcPr>
@@ -778,6 +884,10 @@
             </w:tcMar>
           </w:tcPr>
           <w:p>
+            <w:pPr>
+              <w:keepNext w:val="0"/>
+              <w:spacing w:before="0" w:after="0"/>
+            </w:pPr>
             <w:r>
               <w:t>Not ready yet</w:t>
             </w:r>
@@ -794,6 +904,10 @@
             </w:tcMar>
           </w:tcPr>
           <w:p>
+            <w:pPr>
+              <w:keepNext w:val="0"/>
+              <w:spacing w:before="0" w:after="0"/>
+            </w:pPr>
             <w:r>
               <w:t>Keep reasoning; identify missing evidence or authority.</w:t>
             </w:r>
@@ -803,6 +917,7 @@
       <w:tr>
         <w:trPr>
           <w:jc w:val="center"/>
+          <w:cantSplit/>
         </w:trPr>
         <w:tc>
           <w:tcPr>
@@ -815,6 +930,10 @@
             </w:tcMar>
           </w:tcPr>
           <w:p>
+            <w:pPr>
+              <w:keepNext w:val="0"/>
+              <w:spacing w:before="0" w:after="0"/>
+            </w:pPr>
             <w:r>
               <w:t>Continue</w:t>
             </w:r>
@@ -831,6 +950,10 @@
             </w:tcMar>
           </w:tcPr>
           <w:p>
+            <w:pPr>
+              <w:keepNext w:val="0"/>
+              <w:spacing w:before="0" w:after="0"/>
+            </w:pPr>
             <w:r>
               <w:t>Proceed on the current path.</w:t>
             </w:r>
@@ -840,6 +963,7 @@
       <w:tr>
         <w:trPr>
           <w:jc w:val="center"/>
+          <w:cantSplit/>
         </w:trPr>
         <w:tc>
           <w:tcPr>
@@ -852,6 +976,10 @@
             </w:tcMar>
           </w:tcPr>
           <w:p>
+            <w:pPr>
+              <w:keepNext w:val="0"/>
+              <w:spacing w:before="0" w:after="0"/>
+            </w:pPr>
             <w:r>
               <w:t>Continue with conditions</w:t>
             </w:r>
@@ -868,6 +996,10 @@
             </w:tcMar>
           </w:tcPr>
           <w:p>
+            <w:pPr>
+              <w:keepNext w:val="0"/>
+              <w:spacing w:before="0" w:after="0"/>
+            </w:pPr>
             <w:r>
               <w:t>Proceed only within explicit conditions/guardrails.</w:t>
             </w:r>
@@ -877,6 +1009,7 @@
       <w:tr>
         <w:trPr>
           <w:jc w:val="center"/>
+          <w:cantSplit/>
         </w:trPr>
         <w:tc>
           <w:tcPr>
@@ -889,6 +1022,10 @@
             </w:tcMar>
           </w:tcPr>
           <w:p>
+            <w:pPr>
+              <w:keepNext w:val="0"/>
+              <w:spacing w:before="0" w:after="0"/>
+            </w:pPr>
             <w:r>
               <w:t>Hold / defer</w:t>
             </w:r>
@@ -905,6 +1042,10 @@
             </w:tcMar>
           </w:tcPr>
           <w:p>
+            <w:pPr>
+              <w:keepNext w:val="0"/>
+              <w:spacing w:before="0" w:after="0"/>
+            </w:pPr>
             <w:r>
               <w:t>Pause the relevant decision/work until evidence/uncertainty improves.</w:t>
             </w:r>
@@ -914,6 +1055,7 @@
       <w:tr>
         <w:trPr>
           <w:jc w:val="center"/>
+          <w:cantSplit/>
         </w:trPr>
         <w:tc>
           <w:tcPr>
@@ -926,6 +1068,10 @@
             </w:tcMar>
           </w:tcPr>
           <w:p>
+            <w:pPr>
+              <w:keepNext w:val="0"/>
+              <w:spacing w:before="0" w:after="0"/>
+            </w:pPr>
             <w:r>
               <w:t>Reject this path</w:t>
             </w:r>
@@ -942,6 +1088,10 @@
             </w:tcMar>
           </w:tcPr>
           <w:p>
+            <w:pPr>
+              <w:keepNext w:val="0"/>
+              <w:spacing w:before="0" w:after="0"/>
+            </w:pPr>
             <w:r>
               <w:t>Recommend a different direction.</w:t>
             </w:r>
@@ -951,6 +1101,7 @@
       <w:tr>
         <w:trPr>
           <w:jc w:val="center"/>
+          <w:cantSplit/>
         </w:trPr>
         <w:tc>
           <w:tcPr>
@@ -963,6 +1114,10 @@
             </w:tcMar>
           </w:tcPr>
           <w:p>
+            <w:pPr>
+              <w:keepNext w:val="0"/>
+              <w:spacing w:before="0" w:after="0"/>
+            </w:pPr>
             <w:r>
               <w:t>Request evidence / escalate</w:t>
             </w:r>
@@ -979,6 +1134,10 @@
             </w:tcMar>
           </w:tcPr>
           <w:p>
+            <w:pPr>
+              <w:keepNext w:val="0"/>
+              <w:spacing w:before="0" w:after="0"/>
+            </w:pPr>
             <w:r>
               <w:t>The decision exceeds current evidence or authority.</w:t>
             </w:r>
@@ -986,11 +1145,6 @@
         </w:tc>
       </w:tr>
     </w:tbl>
-    <w:p>
-      <w:pPr>
-        <w:spacing w:after="40"/>
-      </w:pPr>
-    </w:p>
     <w:tbl>
       <w:tblPr>
         <w:tblW w:w="0" w:type="auto"/>
@@ -1003,6 +1157,8 @@
       <w:tr>
         <w:trPr>
           <w:jc w:val="center"/>
+          <w:tblHeader/>
+          <w:cantSplit/>
         </w:trPr>
         <w:tc>
           <w:tcPr>
@@ -1016,6 +1172,10 @@
             </w:tcMar>
           </w:tcPr>
           <w:p>
+            <w:pPr>
+              <w:keepNext w:val="0"/>
+              <w:spacing w:before="0" w:after="0"/>
+            </w:pPr>
             <w:r>
               <w:rPr>
                 <w:b/>
@@ -1042,11 +1202,6 @@
     </w:tbl>
     <w:p>
       <w:pPr>
-        <w:spacing w:after="20"/>
-      </w:pPr>
-    </w:p>
-    <w:p>
-      <w:pPr>
         <w:pStyle w:val="Heading2"/>
       </w:pPr>
       <w:r>
@@ -1068,6 +1223,8 @@
         <w:trPr>
           <w:tblHeader/>
           <w:jc w:val="center"/>
+          <w:tblHeader/>
+          <w:cantSplit/>
         </w:trPr>
         <w:tc>
           <w:tcPr>
@@ -1081,6 +1238,10 @@
             </w:tcMar>
           </w:tcPr>
           <w:p>
+            <w:pPr>
+              <w:keepNext w:val="0"/>
+              <w:spacing w:before="0" w:after="0"/>
+            </w:pPr>
             <w:r>
               <w:rPr>
                 <w:b/>
@@ -1102,6 +1263,10 @@
             </w:tcMar>
           </w:tcPr>
           <w:p>
+            <w:pPr>
+              <w:keepNext w:val="0"/>
+              <w:spacing w:before="0" w:after="0"/>
+            </w:pPr>
             <w:r>
               <w:rPr>
                 <w:b/>
@@ -1115,6 +1280,7 @@
       <w:tr>
         <w:trPr>
           <w:jc w:val="center"/>
+          <w:cantSplit/>
         </w:trPr>
         <w:tc>
           <w:tcPr>
@@ -1127,6 +1293,10 @@
             </w:tcMar>
           </w:tcPr>
           <w:p>
+            <w:pPr>
+              <w:keepNext w:val="0"/>
+              <w:spacing w:before="0" w:after="0"/>
+            </w:pPr>
             <w:r>
               <w:t>FACT</w:t>
             </w:r>
@@ -1143,6 +1313,10 @@
             </w:tcMar>
           </w:tcPr>
           <w:p>
+            <w:pPr>
+              <w:keepNext w:val="0"/>
+              <w:spacing w:before="0" w:after="0"/>
+            </w:pPr>
             <w:r>
               <w:t>Frozen repository-derived evidence. The review should not rewrite it.</w:t>
             </w:r>
@@ -1152,6 +1326,7 @@
       <w:tr>
         <w:trPr>
           <w:jc w:val="center"/>
+          <w:cantSplit/>
         </w:trPr>
         <w:tc>
           <w:tcPr>
@@ -1164,6 +1339,10 @@
             </w:tcMar>
           </w:tcPr>
           <w:p>
+            <w:pPr>
+              <w:keepNext w:val="0"/>
+              <w:spacing w:before="0" w:after="0"/>
+            </w:pPr>
             <w:r>
               <w:t>REVIEW finding</w:t>
             </w:r>
@@ -1180,6 +1359,10 @@
             </w:tcMar>
           </w:tcPr>
           <w:p>
+            <w:pPr>
+              <w:keepNext w:val="0"/>
+              <w:spacing w:before="0" w:after="0"/>
+            </w:pPr>
             <w:r>
               <w:t>Interpretation of FACT; you may discuss, challenge, resolve, accept/defer, or seek correction.</w:t>
             </w:r>
@@ -1189,6 +1372,7 @@
       <w:tr>
         <w:trPr>
           <w:jc w:val="center"/>
+          <w:cantSplit/>
         </w:trPr>
         <w:tc>
           <w:tcPr>
@@ -1201,6 +1385,10 @@
             </w:tcMar>
           </w:tcPr>
           <w:p>
+            <w:pPr>
+              <w:keepNext w:val="0"/>
+              <w:spacing w:before="0" w:after="0"/>
+            </w:pPr>
             <w:r>
               <w:t>Strength</w:t>
             </w:r>
@@ -1217,6 +1405,10 @@
             </w:tcMar>
           </w:tcPr>
           <w:p>
+            <w:pPr>
+              <w:keepNext w:val="0"/>
+              <w:spacing w:before="0" w:after="0"/>
+            </w:pPr>
             <w:r>
               <w:t>Evidence-supported work already defensible.</w:t>
             </w:r>
@@ -1226,6 +1418,7 @@
       <w:tr>
         <w:trPr>
           <w:jc w:val="center"/>
+          <w:cantSplit/>
         </w:trPr>
         <w:tc>
           <w:tcPr>
@@ -1238,6 +1431,10 @@
             </w:tcMar>
           </w:tcPr>
           <w:p>
+            <w:pPr>
+              <w:keepNext w:val="0"/>
+              <w:spacing w:before="0" w:after="0"/>
+            </w:pPr>
             <w:r>
               <w:t>Equivalent evidence</w:t>
             </w:r>
@@ -1254,6 +1451,10 @@
             </w:tcMar>
           </w:tcPr>
           <w:p>
+            <w:pPr>
+              <w:keepNext w:val="0"/>
+              <w:spacing w:before="0" w:after="0"/>
+            </w:pPr>
             <w:r>
               <w:t>Different artifact form that serves the intended engineering purpose.</w:t>
             </w:r>
@@ -1263,6 +1464,7 @@
       <w:tr>
         <w:trPr>
           <w:jc w:val="center"/>
+          <w:cantSplit/>
         </w:trPr>
         <w:tc>
           <w:tcPr>
@@ -1275,6 +1477,10 @@
             </w:tcMar>
           </w:tcPr>
           <w:p>
+            <w:pPr>
+              <w:keepNext w:val="0"/>
+              <w:spacing w:before="0" w:after="0"/>
+            </w:pPr>
             <w:r>
               <w:t>Starter scaffold</w:t>
             </w:r>
@@ -1291,6 +1497,10 @@
             </w:tcMar>
           </w:tcPr>
           <w:p>
+            <w:pPr>
+              <w:keepNext w:val="0"/>
+              <w:spacing w:before="0" w:after="0"/>
+            </w:pPr>
             <w:r>
               <w:t>Provided structure; not proof that your team performed the work.</w:t>
             </w:r>
@@ -1300,6 +1510,7 @@
       <w:tr>
         <w:trPr>
           <w:jc w:val="center"/>
+          <w:cantSplit/>
         </w:trPr>
         <w:tc>
           <w:tcPr>
@@ -1312,6 +1523,10 @@
             </w:tcMar>
           </w:tcPr>
           <w:p>
+            <w:pPr>
+              <w:keepNext w:val="0"/>
+              <w:spacing w:before="0" w:after="0"/>
+            </w:pPr>
             <w:r>
               <w:t>Coverage</w:t>
             </w:r>
@@ -1328,6 +1543,10 @@
             </w:tcMar>
           </w:tcPr>
           <w:p>
+            <w:pPr>
+              <w:keepNext w:val="0"/>
+              <w:spacing w:before="0" w:after="0"/>
+            </w:pPr>
             <w:r>
               <w:t>How much expected/equivalent current-phase evidence is visible - not a course grade.</w:t>
             </w:r>
@@ -1335,11 +1554,6 @@
         </w:tc>
       </w:tr>
     </w:tbl>
-    <w:p>
-      <w:pPr>
-        <w:spacing w:after="40"/>
-      </w:pPr>
-    </w:p>
     <w:p>
       <w:pPr>
         <w:pStyle w:val="Heading2"/>
@@ -1351,7 +1565,7 @@
     <w:p>
       <w:pPr>
         <w:pStyle w:val="ListBullet"/>
-        <w:spacing w:after="50"/>
+        <w:spacing w:after="40"/>
       </w:pPr>
       <w:r>
         <w:t>Starting a review automatically freezes the current evidence snapshot - that frozen snapshot is the review checkpoint.</w:t>
@@ -1360,7 +1574,7 @@
     <w:p>
       <w:pPr>
         <w:pStyle w:val="ListBullet"/>
-        <w:spacing w:after="50"/>
+        <w:spacing w:after="40"/>
       </w:pPr>
       <w:r>
         <w:t>New commits do not rewrite an active or completed review.</w:t>
@@ -1369,7 +1583,7 @@
     <w:p>
       <w:pPr>
         <w:pStyle w:val="ListBullet"/>
-        <w:spacing w:after="50"/>
+        <w:spacing w:after="40"/>
       </w:pPr>
       <w:r>
         <w:t>GitHub is where you inspect exact commit, branch, PR, and tag history.</w:t>
@@ -1378,7 +1592,7 @@
     <w:p>
       <w:pPr>
         <w:pStyle w:val="ListBullet"/>
-        <w:spacing w:after="50"/>
+        <w:spacing w:after="40"/>
       </w:pPr>
       <w:r>
         <w:t>Review History is where you revisit earlier engineering conversations against the frozen evidence that existed then.</w:t>
@@ -1387,7 +1601,7 @@
     <w:p>
       <w:pPr>
         <w:pStyle w:val="ListBullet"/>
-        <w:spacing w:after="50"/>
+        <w:spacing w:after="40"/>
       </w:pPr>
       <w:r>
         <w:t>Resume an Active session when you want the same conversation/snapshot; start a new review after meaningful new commits when you want a newer snapshot.</w:t>
@@ -1396,13 +1610,16 @@
     <w:p>
       <w:pPr>
         <w:pStyle w:val="ListBullet"/>
-        <w:spacing w:after="50"/>
+        <w:spacing w:after="40"/>
       </w:pPr>
       <w:r>
         <w:t>Formal course evidence boundaries (for example a required Git tag) remain separate from developmental Studio checkpoints.</w:t>
       </w:r>
     </w:p>
     <w:p>
+      <w:pPr>
+        <w:spacing w:after="40"/>
+      </w:pPr>
       <w:r>
         <w:br w:type="page"/>
       </w:r>
@@ -1419,7 +1636,7 @@
     <w:p>
       <w:pPr>
         <w:pStyle w:val="ListBullet"/>
-        <w:spacing w:after="50"/>
+        <w:spacing w:after="40"/>
       </w:pPr>
       <w:r>
         <w:t>Your recommendation - or why you are not ready.</w:t>
@@ -1428,7 +1645,7 @@
     <w:p>
       <w:pPr>
         <w:pStyle w:val="ListBullet"/>
-        <w:spacing w:after="50"/>
+        <w:spacing w:after="40"/>
       </w:pPr>
       <w:r>
         <w:t>The repository evidence that supports it.</w:t>
@@ -1437,7 +1654,7 @@
     <w:p>
       <w:pPr>
         <w:pStyle w:val="ListBullet"/>
-        <w:spacing w:after="50"/>
+        <w:spacing w:after="40"/>
       </w:pPr>
       <w:r>
         <w:t>The important uncertainty or evidence boundary.</w:t>
@@ -1446,7 +1663,7 @@
     <w:p>
       <w:pPr>
         <w:pStyle w:val="ListBullet"/>
-        <w:spacing w:after="50"/>
+        <w:spacing w:after="40"/>
       </w:pPr>
       <w:r>
         <w:t>The consequence/residual risk you are accepting.</w:t>
@@ -1455,7 +1672,7 @@
     <w:p>
       <w:pPr>
         <w:pStyle w:val="ListBullet"/>
-        <w:spacing w:after="50"/>
+        <w:spacing w:after="40"/>
       </w:pPr>
       <w:r>
         <w:t>Practical conditions, constraints, or guardrails.</w:t>
@@ -1464,7 +1681,7 @@
     <w:p>
       <w:pPr>
         <w:pStyle w:val="ListBullet"/>
-        <w:spacing w:after="50"/>
+        <w:spacing w:after="40"/>
       </w:pPr>
       <w:r>
         <w:t>Who owns follow-up.</w:t>
@@ -1473,10 +1690,50 @@
     <w:p>
       <w:pPr>
         <w:pStyle w:val="ListBullet"/>
-        <w:spacing w:after="50"/>
+        <w:spacing w:after="40"/>
       </w:pPr>
       <w:r>
         <w:t>What evidence/event would cause you to change, lift, reject, or close the decision.</w:t>
+      </w:r>
+    </w:p>
+    <w:p>
+      <w:pPr>
+        <w:pStyle w:val="Heading2"/>
+      </w:pPr>
+      <w:r>
+        <w:t>Current actions and finding closure</w:t>
+      </w:r>
+    </w:p>
+    <w:p>
+      <w:pPr>
+        <w:spacing w:after="40"/>
+      </w:pPr>
+      <w:r>
+        <w:t>Inspect cited source opens the attached frozen artifact. Find supporting evidence searches the frozen snapshot for equivalent evidence; it is bounded and not exhaustive. Discuss helps you understand, Challenge tests an interpretation, and Help me resolve this coaches next work. An absent source must not be replaced by a guessed file link.</w:t>
+      </w:r>
+    </w:p>
+    <w:p>
+      <w:pPr>
+        <w:spacing w:after="40"/>
+      </w:pPr>
+      <w:r>
+        <w:t>Only authoritative corrected or resolved findings are closed. Confirmed, evidence disputed, accepted risk and deferred findings remain open. Inspecting, searching, recommending and completing a review do not close a finding; work after the snapshot cannot close it on that earlier snapshot.</w:t>
+      </w:r>
+    </w:p>
+    <w:p>
+      <w:pPr>
+        <w:spacing w:after="40"/>
+      </w:pPr>
+      <w:r>
+        <w:t>Button-triggered instructions are recorded as review actions, not as words the student wrote. Unsent drafts are preserved and remain private. Optional review context and other concerns stay secondary to the current concern and conversation.</w:t>
+      </w:r>
+    </w:p>
+    <w:p>
+      <w:pPr>
+        <w:spacing w:after="40"/>
+      </w:pPr>
+      <w:r>
+        <w:t>In Help, artifact, challenge and exit dialogs, Tab and Shift+Tab stay within the dialog, Escape dismisses through the existing close action, and focus returns to a usable opener. Escape does not finish a review. Closing a pending challenge does not cancel its submitted request.</w:t>
       </w:r>
     </w:p>
     <w:p>
@@ -1502,6 +1759,8 @@
         <w:trPr>
           <w:tblHeader/>
           <w:jc w:val="center"/>
+          <w:tblHeader/>
+          <w:cantSplit/>
         </w:trPr>
         <w:tc>
           <w:tcPr>
@@ -1515,6 +1774,10 @@
             </w:tcMar>
           </w:tcPr>
           <w:p>
+            <w:pPr>
+              <w:keepNext w:val="0"/>
+              <w:spacing w:before="0" w:after="0"/>
+            </w:pPr>
             <w:r>
               <w:rPr>
                 <w:b/>
@@ -1536,6 +1799,10 @@
             </w:tcMar>
           </w:tcPr>
           <w:p>
+            <w:pPr>
+              <w:keepNext w:val="0"/>
+              <w:spacing w:before="0" w:after="0"/>
+            </w:pPr>
             <w:r>
               <w:rPr>
                 <w:b/>
@@ -1549,6 +1816,7 @@
       <w:tr>
         <w:trPr>
           <w:jc w:val="center"/>
+          <w:cantSplit/>
         </w:trPr>
         <w:tc>
           <w:tcPr>
@@ -1561,6 +1829,10 @@
             </w:tcMar>
           </w:tcPr>
           <w:p>
+            <w:pPr>
+              <w:keepNext w:val="0"/>
+              <w:spacing w:before="0" w:after="0"/>
+            </w:pPr>
             <w:r>
               <w:t>Wrong GitHub account</w:t>
             </w:r>
@@ -1577,6 +1849,10 @@
             </w:tcMar>
           </w:tcPr>
           <w:p>
+            <w:pPr>
+              <w:keepNext w:val="0"/>
+              <w:spacing w:before="0" w:after="0"/>
+            </w:pPr>
             <w:r>
               <w:t>My Team -&gt; Change linked GitHub account.</w:t>
             </w:r>
@@ -1586,6 +1862,7 @@
       <w:tr>
         <w:trPr>
           <w:jc w:val="center"/>
+          <w:cantSplit/>
         </w:trPr>
         <w:tc>
           <w:tcPr>
@@ -1598,6 +1875,10 @@
             </w:tcMar>
           </w:tcPr>
           <w:p>
+            <w:pPr>
+              <w:keepNext w:val="0"/>
+              <w:spacing w:before="0" w:after="0"/>
+            </w:pPr>
             <w:r>
               <w:t>Owner/organization authorization required</w:t>
             </w:r>
@@ -1614,6 +1895,10 @@
             </w:tcMar>
           </w:tcPr>
           <w:p>
+            <w:pPr>
+              <w:keepNext w:val="0"/>
+              <w:spacing w:before="0" w:after="0"/>
+            </w:pPr>
             <w:r>
               <w:t>The personal owner or GitHub organization owner/admin must authorize.</w:t>
             </w:r>
@@ -1623,6 +1908,7 @@
       <w:tr>
         <w:trPr>
           <w:jc w:val="center"/>
+          <w:cantSplit/>
         </w:trPr>
         <w:tc>
           <w:tcPr>
@@ -1635,6 +1921,10 @@
             </w:tcMar>
           </w:tcPr>
           <w:p>
+            <w:pPr>
+              <w:keepNext w:val="0"/>
+              <w:spacing w:before="0" w:after="0"/>
+            </w:pPr>
             <w:r>
               <w:t>Step 1 done / Step 2 pending</w:t>
             </w:r>
@@ -1651,6 +1941,10 @@
             </w:tcMar>
           </w:tcPr>
           <w:p>
+            <w:pPr>
+              <w:keepNext w:val="0"/>
+              <w:spacing w:before="0" w:after="0"/>
+            </w:pPr>
             <w:r>
               <w:t>Check &amp; verify repository access.</w:t>
             </w:r>
@@ -1660,6 +1954,7 @@
       <w:tr>
         <w:trPr>
           <w:jc w:val="center"/>
+          <w:cantSplit/>
         </w:trPr>
         <w:tc>
           <w:tcPr>
@@ -1672,6 +1967,10 @@
             </w:tcMar>
           </w:tcPr>
           <w:p>
+            <w:pPr>
+              <w:keepNext w:val="0"/>
+              <w:spacing w:before="0" w:after="0"/>
+            </w:pPr>
             <w:r>
               <w:t>Finding seems wrong</w:t>
             </w:r>
@@ -1688,6 +1987,10 @@
             </w:tcMar>
           </w:tcPr>
           <w:p>
+            <w:pPr>
+              <w:keepNext w:val="0"/>
+              <w:spacing w:before="0" w:after="0"/>
+            </w:pPr>
             <w:r>
               <w:t>Challenge it with evidence; use Review Findings for an existing finding.</w:t>
             </w:r>
@@ -1697,6 +2000,7 @@
       <w:tr>
         <w:trPr>
           <w:jc w:val="center"/>
+          <w:cantSplit/>
         </w:trPr>
         <w:tc>
           <w:tcPr>
@@ -1709,6 +2013,10 @@
             </w:tcMar>
           </w:tcPr>
           <w:p>
+            <w:pPr>
+              <w:keepNext w:val="0"/>
+              <w:spacing w:before="0" w:after="0"/>
+            </w:pPr>
             <w:r>
               <w:t>0% / thin evidence</w:t>
             </w:r>
@@ -1725,6 +2033,10 @@
             </w:tcMar>
           </w:tcPr>
           <w:p>
+            <w:pPr>
+              <w:keepNext w:val="0"/>
+              <w:spacing w:before="0" w:after="0"/>
+            </w:pPr>
             <w:r>
               <w:t>May mean starter scaffold or missing team-created evidence, not a broken GitHub connection.</w:t>
             </w:r>
@@ -1734,6 +2046,7 @@
       <w:tr>
         <w:trPr>
           <w:jc w:val="center"/>
+          <w:cantSplit/>
         </w:trPr>
         <w:tc>
           <w:tcPr>
@@ -1746,6 +2059,10 @@
             </w:tcMar>
           </w:tcPr>
           <w:p>
+            <w:pPr>
+              <w:keepNext w:val="0"/>
+              <w:spacing w:before="0" w:after="0"/>
+            </w:pPr>
             <w:r>
               <w:t>Review looks stale after new commits</w:t>
             </w:r>
@@ -1762,6 +2079,10 @@
             </w:tcMar>
           </w:tcPr>
           <w:p>
+            <w:pPr>
+              <w:keepNext w:val="0"/>
+              <w:spacing w:before="0" w:after="0"/>
+            </w:pPr>
             <w:r>
               <w:t>Expected for a frozen session; start a new review for a newer snapshot.</w:t>
             </w:r>
@@ -1771,6 +2092,7 @@
       <w:tr>
         <w:trPr>
           <w:jc w:val="center"/>
+          <w:cantSplit/>
         </w:trPr>
         <w:tc>
           <w:tcPr>
@@ -1783,6 +2105,10 @@
             </w:tcMar>
           </w:tcPr>
           <w:p>
+            <w:pPr>
+              <w:keepNext w:val="0"/>
+              <w:spacing w:before="0" w:after="0"/>
+            </w:pPr>
             <w:r>
               <w:t>Active session already exists</w:t>
             </w:r>
@@ -1799,6 +2125,10 @@
             </w:tcMar>
           </w:tcPr>
           <w:p>
+            <w:pPr>
+              <w:keepNext w:val="0"/>
+              <w:spacing w:before="0" w:after="0"/>
+            </w:pPr>
             <w:r>
               <w:t>Resume it if you want the same frozen-context conversation.</w:t>
             </w:r>
@@ -1808,6 +2138,7 @@
       <w:tr>
         <w:trPr>
           <w:jc w:val="center"/>
+          <w:cantSplit/>
         </w:trPr>
         <w:tc>
           <w:tcPr>
@@ -1820,6 +2151,10 @@
             </w:tcMar>
           </w:tcPr>
           <w:p>
+            <w:pPr>
+              <w:keepNext w:val="0"/>
+              <w:spacing w:before="0" w:after="0"/>
+            </w:pPr>
             <w:r>
               <w:t>Stuck</w:t>
             </w:r>
@@ -1836,6 +2171,10 @@
             </w:tcMar>
           </w:tcPr>
           <w:p>
+            <w:pPr>
+              <w:keepNext w:val="0"/>
+              <w:spacing w:before="0" w:after="0"/>
+            </w:pPr>
             <w:r>
               <w:t>Ask a question or use Give me a nudge.</w:t>
             </w:r>
@@ -1845,6 +2184,7 @@
       <w:tr>
         <w:trPr>
           <w:jc w:val="center"/>
+          <w:cantSplit/>
         </w:trPr>
         <w:tc>
           <w:tcPr>
@@ -1857,6 +2197,10 @@
             </w:tcMar>
           </w:tcPr>
           <w:p>
+            <w:pPr>
+              <w:keepNext w:val="0"/>
+              <w:spacing w:before="0" w:after="0"/>
+            </w:pPr>
             <w:r>
               <w:t>Page repeatedly slow</w:t>
             </w:r>
@@ -1873,6 +2217,10 @@
             </w:tcMar>
           </w:tcPr>
           <w:p>
+            <w:pPr>
+              <w:keepNext w:val="0"/>
+              <w:spacing w:before="0" w:after="0"/>
+            </w:pPr>
             <w:r>
               <w:t>Retry once; capture browser Network/request information and tell the instructor.</w:t>
             </w:r>
@@ -1880,11 +2228,6 @@
         </w:tc>
       </w:tr>
     </w:tbl>
-    <w:p>
-      <w:pPr>
-        <w:spacing w:after="40"/>
-      </w:pPr>
-    </w:p>
     <w:tbl>
       <w:tblPr>
         <w:tblW w:w="0" w:type="auto"/>
@@ -1897,6 +2240,8 @@
       <w:tr>
         <w:trPr>
           <w:jc w:val="center"/>
+          <w:tblHeader/>
+          <w:cantSplit/>
         </w:trPr>
         <w:tc>
           <w:tcPr>
@@ -1910,6 +2255,10 @@
             </w:tcMar>
           </w:tcPr>
           <w:p>
+            <w:pPr>
+              <w:keepNext w:val="0"/>
+              <w:spacing w:before="0" w:after="0"/>
+            </w:pPr>
             <w:r>
               <w:rPr>
                 <w:b/>
@@ -1934,11 +2283,6 @@
         </w:tc>
       </w:tr>
     </w:tbl>
-    <w:p>
-      <w:pPr>
-        <w:spacing w:after="20"/>
-      </w:pPr>
-    </w:p>
     <w:tbl>
       <w:tblPr>
         <w:tblW w:w="0" w:type="auto"/>
@@ -1951,6 +2295,8 @@
       <w:tr>
         <w:trPr>
           <w:jc w:val="center"/>
+          <w:tblHeader/>
+          <w:cantSplit/>
         </w:trPr>
         <w:tc>
           <w:tcPr>
@@ -1964,6 +2310,10 @@
             </w:tcMar>
           </w:tcPr>
           <w:p>
+            <w:pPr>
+              <w:keepNext w:val="0"/>
+              <w:spacing w:before="0" w:after="0"/>
+            </w:pPr>
             <w:r>
               <w:rPr>
                 <w:b/>
@@ -1988,16 +2338,11 @@
         </w:tc>
       </w:tr>
     </w:tbl>
-    <w:p>
-      <w:pPr>
-        <w:spacing w:after="20"/>
-      </w:pPr>
-    </w:p>
     <w:sectPr>
       <w:headerReference w:type="default" r:id="rId8"/>
       <w:footerReference w:type="default" r:id="rId9"/>
       <w:pgSz w:w="12240" w:h="15840"/>
-      <w:pgMar w:top="720" w:right="1037" w:bottom="720" w:left="1037" w:header="720" w:footer="720" w:gutter="0"/>
+      <w:pgMar w:top="1512" w:right="1037" w:bottom="1080" w:left="1037" w:header="720" w:footer="504" w:gutter="0"/>
       <w:cols w:space="720"/>
       <w:docGrid w:linePitch="360"/>
     </w:sectPr>
@@ -3096,16 +3441,13 @@
     <w:qFormat/>
     <w:rsid w:val="00FC693F"/>
     <w:pPr>
-      <w:pBdr>
-        <w:bottom w:val="single" w:sz="8" w:space="4" w:color="4F81BD" w:themeColor="accent1"/>
-      </w:pBdr>
       <w:spacing w:before="160" w:after="80" w:line="240" w:lineRule="auto"/>
       <w:contextualSpacing/>
     </w:pPr>
     <w:rPr>
       <w:rFonts w:asciiTheme="majorHAnsi" w:eastAsiaTheme="majorEastAsia" w:hAnsiTheme="majorHAnsi" w:cstheme="majorBidi"/>
       <w:b/>
-      <w:color w:val="0B1722"/>
+      <w:color w:val="000000"/>
       <w:spacing w:val="5"/>
       <w:kern w:val="28"/>
       <w:sz w:val="56"/>

--- a/docs/manuals/07_ETIS_Student_Cheat_Sheet_and_Quick_Reference.docx
+++ b/docs/manuals/07_ETIS_Student_Cheat_Sheet_and_Quick_Reference.docx
@@ -42,7 +42,7 @@
         <w:spacing w:after="40"/>
       </w:pPr>
       <w:r>
-        <w:t>v0.18.0 manual edition. Software release candidate; publication follows deployment acceptance.</w:t>
+        <w:t>v0.18.0 release manual edition. Production acceptance has separate source and deployment provenance.</w:t>
       </w:r>
     </w:p>
     <w:tbl>

--- a/docs/manuals/07_ETIS_Student_Cheat_Sheet_and_Quick_Reference.docx
+++ b/docs/manuals/07_ETIS_Student_Cheat_Sheet_and_Quick_Reference.docx
@@ -42,7 +42,7 @@
         <w:spacing w:after="40"/>
       </w:pPr>
       <w:r>
-        <w:t>v0.18.0 release manual edition. Production acceptance has separate source and deployment provenance.</w:t>
+        <w:t>v0.18.1 candidate manual edition. Local UI validation only; production remains accepted v0.18.0 until protected deployment and human acceptance.</w:t>
       </w:r>
     </w:p>
     <w:tbl>
@@ -168,7 +168,7 @@
           <w:color w:val="556372"/>
           <w:sz w:val="16"/>
         </w:rPr>
-        <w:t>COMP 330/474 Software Engineering • Fall 2026 • v0.18.0 • October 2, 2026</w:t>
+        <w:t>COMP 330/474 Software Engineering • Fall 2026 • v0.18.1 candidate • October 8, 2026</w:t>
       </w:r>
     </w:p>
     <w:tbl>
@@ -2338,6 +2338,97 @@
         </w:tc>
       </w:tr>
     </w:tbl>
+    <w:p>
+      <w:r>
+        <w:br w:type="page"/>
+      </w:r>
+    </w:p>
+    <w:p>
+      <w:pPr>
+        <w:pStyle w:val="Heading1"/>
+      </w:pPr>
+      <w:r>
+        <w:t>9. Two rooms · multiple Board Reviews · quick reference</w:t>
+      </w:r>
+    </w:p>
+    <w:p>
+      <w:pPr>
+        <w:pStyle w:val="Heading2"/>
+      </w:pPr>
+      <w:r>
+        <w:t>Review Room versus Evidence Room</w:t>
+      </w:r>
+    </w:p>
+    <w:p>
+      <w:r>
+        <w:t>Engineering Review Room = discussion with the Review Board. Engineering Evidence Room = inspection of the latest saved phase evidence. Switch between them without ending a conversation. Confirm snapshot matching before using evidence to discuss an older review.</w:t>
+      </w:r>
+    </w:p>
+    <w:p>
+      <w:pPr>
+        <w:pStyle w:val="Heading2"/>
+      </w:pPr>
+      <w:r>
+        <w:t>Selected versus open</w:t>
+      </w:r>
+    </w:p>
+    <w:p>
+      <w:r>
+        <w:t>Currently viewing means the one review on screen. Several reviews may remain Open. Review History lists earlier sessions; choose Resume for an open one or View for a finished one.</w:t>
+      </w:r>
+    </w:p>
+    <w:p>
+      <w:pPr>
+        <w:pStyle w:val="Heading2"/>
+      </w:pPr>
+      <w:r>
+        <w:t>Review changed work</w:t>
+      </w:r>
+    </w:p>
+    <w:p>
+      <w:r>
+        <w:t>Commit and push your verified work; select Start another Board Review. The previous session retains its snapshot and messages. Same phase + unchanged commit may reuse the same frozen snapshot.</w:t>
+      </w:r>
+    </w:p>
+    <w:p>
+      <w:pPr>
+        <w:pStyle w:val="Heading2"/>
+      </w:pPr>
+      <w:r>
+        <w:t>Finish versus accept</w:t>
+      </w:r>
+    </w:p>
+    <w:p>
+      <w:r>
+        <w:t>Finish this review makes the selected conversation read-only, not deleted. It does not indicate a phase gate passed or an instructor approved your work.</w:t>
+      </w:r>
+    </w:p>
+    <w:p>
+      <w:pPr>
+        <w:pStyle w:val="Heading2"/>
+      </w:pPr>
+      <w:r>
+        <w:t>Recover safely</w:t>
+      </w:r>
+    </w:p>
+    <w:p>
+      <w:r>
+        <w:t>Your unsent reply belongs to its original review and browser tab. On failed start/send, check Review History or conversation before retrying. Help for navigation is available without an AI model call.</w:t>
+      </w:r>
+    </w:p>
+    <w:p>
+      <w:pPr>
+        <w:pStyle w:val="Heading2"/>
+      </w:pPr>
+      <w:r>
+        <w:t>Evidence numbers</w:t>
+      </w:r>
+    </w:p>
+    <w:p>
+      <w:r>
+        <w:t>Evidence-area counters and separate Review Board findings are different categories. Zero area counts do not prove no concerns. An evidence coverage percentage is not a course grade.</w:t>
+      </w:r>
+    </w:p>
     <w:sectPr>
       <w:headerReference w:type="default" r:id="rId8"/>
       <w:footerReference w:type="default" r:id="rId9"/>

--- a/docs/manuals/07_ETIS_Student_Cheat_Sheet_and_Quick_Reference.docx
+++ b/docs/manuals/07_ETIS_Student_Cheat_Sheet_and_Quick_Reference.docx
@@ -2,154 +2,131 @@
 <file path=word/document.xml><?xml version="1.0" encoding="utf-8"?>
 <w:document xmlns:wpc="http://schemas.microsoft.com/office/word/2010/wordprocessingCanvas" xmlns:cx="http://schemas.microsoft.com/office/drawing/2014/chartex" xmlns:cx1="http://schemas.microsoft.com/office/drawing/2015/9/8/chartex" xmlns:cx2="http://schemas.microsoft.com/office/drawing/2015/10/21/chartex" xmlns:cx3="http://schemas.microsoft.com/office/drawing/2016/5/9/chartex" xmlns:cx4="http://schemas.microsoft.com/office/drawing/2016/5/10/chartex" xmlns:cx5="http://schemas.microsoft.com/office/drawing/2016/5/11/chartex" xmlns:cx6="http://schemas.microsoft.com/office/drawing/2016/5/12/chartex" xmlns:cx7="http://schemas.microsoft.com/office/drawing/2016/5/13/chartex" xmlns:cx8="http://schemas.microsoft.com/office/drawing/2016/5/14/chartex" xmlns:mc="http://schemas.openxmlformats.org/markup-compatibility/2006" xmlns:m="http://schemas.openxmlformats.org/officeDocument/2006/math" xmlns:aink="http://schemas.microsoft.com/office/drawing/2016/ink" xmlns:am3d="http://schemas.microsoft.com/office/drawing/2017/model3d" xmlns:oel="http://schemas.microsoft.com/office/2019/extlst" xmlns:r="http://schemas.openxmlformats.org/officeDocument/2006/relationships" xmlns:wp14="http://schemas.microsoft.com/office/word/2010/wordprocessingDrawing" xmlns:wp="http://schemas.openxmlformats.org/drawingml/2006/wordprocessingDrawing" xmlns:wpg="http://schemas.microsoft.com/office/word/2010/wordprocessingGroup" xmlns:wpi="http://schemas.microsoft.com/office/word/2010/wordprocessingInk" xmlns:wps="http://schemas.microsoft.com/office/word/2010/wordprocessingShape" xmlns:o="urn:schemas-microsoft-com:office:office" xmlns:v="urn:schemas-microsoft-com:vml" xmlns:w10="urn:schemas-microsoft-com:office:word" xmlns:w="http://schemas.openxmlformats.org/wordprocessingml/2006/main" xmlns:w14="http://schemas.microsoft.com/office/word/2010/wordml" xmlns:w15="http://schemas.microsoft.com/office/word/2012/wordml" xmlns:w16cex="http://schemas.microsoft.com/office/word/2018/wordml/cex" xmlns:w16cid="http://schemas.microsoft.com/office/word/2016/wordml/cid" xmlns:w16="http://schemas.microsoft.com/office/word/2018/wordml" xmlns:w16sdtdh="http://schemas.microsoft.com/office/word/2020/wordml/sdtdatahash" xmlns:w16sdtfl="http://schemas.microsoft.com/office/word/2024/wordml/sdtformatlock" xmlns:w16se="http://schemas.microsoft.com/office/word/2015/wordml/symex" xmlns:w16du="http://schemas.microsoft.com/office/word/2023/wordml/word16du" xmlns:wne="http://schemas.microsoft.com/office/word/2006/wordml" mc:Ignorable="w14 w15 w16se w16cid w16 w16cex w16sdtdh w16sdtfl w16du wp14">
   <w:body>
-    <w:p>
-      <w:pPr>
-        <w:spacing w:before="200" w:after="40"/>
-      </w:pPr>
-      <w:r>
-        <w:rPr>
-          <w:b/>
-          <w:color w:val="287E78"/>
-          <w:sz w:val="26"/>
-        </w:rPr>
-        <w:t>ETIS</w:t>
-      </w:r>
-    </w:p>
-    <w:p>
-      <w:pPr>
-        <w:pStyle w:val="Title"/>
-        <w:spacing w:before="40" w:after="40"/>
-      </w:pPr>
-      <w:r>
-        <w:rPr>
-          <w:color w:val="000000"/>
-          <w:u w:val="none"/>
-        </w:rPr>
-        <w:t>Student Cheat Sheet / Quick Reference</w:t>
-      </w:r>
-    </w:p>
-    <w:p>
-      <w:pPr>
-        <w:pStyle w:val="Subtitle"/>
-        <w:spacing w:after="40"/>
-      </w:pPr>
-      <w:r>
-        <w:t>Day-to-day guide for evidence, reviews, recommendations, checkpoints, history, and common problems</w:t>
-      </w:r>
-    </w:p>
-    <w:p>
-      <w:pPr>
-        <w:spacing w:after="40"/>
-      </w:pPr>
-      <w:r>
-        <w:t>v0.18.1 candidate manual edition. Local UI validation only; production remains accepted v0.18.0 until protected deployment and human acceptance.</w:t>
-      </w:r>
-    </w:p>
     <w:tbl>
       <w:tblPr>
         <w:tblW w:w="0" w:type="auto"/>
+        <w:jc w:val="center"/>
         <w:tblLayout w:type="fixed"/>
         <w:tblLook w:val="04A0" w:firstRow="1" w:lastRow="0" w:firstColumn="1" w:lastColumn="0" w:noHBand="0" w:noVBand="1"/>
       </w:tblPr>
       <w:tblGrid>
-        <w:gridCol w:w="1728"/>
-        <w:gridCol w:w="7920"/>
+        <w:gridCol w:w="5227"/>
+        <w:gridCol w:w="5227"/>
       </w:tblGrid>
       <w:tr>
         <w:trPr>
-          <w:tblHeader/>
           <w:cantSplit/>
+          <w:jc w:val="center"/>
         </w:trPr>
         <w:tc>
           <w:tcPr>
-            <w:tcW w:w="1728" w:type="dxa"/>
-            <w:shd w:val="clear" w:color="auto" w:fill="EAF1F8"/>
+            <w:tcW w:w="5227" w:type="dxa"/>
+            <w:tcBorders>
+              <w:bottom w:val="single" w:sz="15" w:space="0" w:color="F2BF58"/>
+            </w:tcBorders>
+            <w:shd w:val="clear" w:color="auto" w:fill="06142D"/>
             <w:tcMar>
-              <w:top w:w="60" w:type="dxa"/>
-              <w:left w:w="80" w:type="dxa"/>
-              <w:bottom w:w="60" w:type="dxa"/>
-              <w:right w:w="80" w:type="dxa"/>
+              <w:top w:w="125" w:type="dxa"/>
+              <w:left w:w="145" w:type="dxa"/>
+              <w:bottom w:w="125" w:type="dxa"/>
+              <w:right w:w="130" w:type="dxa"/>
             </w:tcMar>
+            <w:vAlign w:val="center"/>
           </w:tcPr>
           <w:p>
             <w:pPr>
-              <w:keepNext w:val="0"/>
-              <w:spacing w:before="0" w:after="0"/>
+              <w:spacing w:line="257" w:lineRule="auto"/>
+              <w:rPr>
+                <w:rFonts w:hint="eastAsia"/>
+              </w:rPr>
             </w:pPr>
             <w:r>
               <w:rPr>
-                <w:b/>
-              </w:rPr>
-              <w:t>Audience</w:t>
+                <w:noProof/>
+              </w:rPr>
+              <w:drawing>
+                <wp:inline distT="0" distB="0" distL="0" distR="0" wp14:anchorId="772AD063" wp14:editId="40895B9A">
+                  <wp:extent cx="1828800" cy="400050"/>
+                  <wp:effectExtent l="0" t="0" r="0" b="0"/>
+                  <wp:docPr id="1" name="Picture 1" descr="ETIS shield and Engineering Trustworthy Intelligent Systems wordmark"/>
+                  <wp:cNvGraphicFramePr>
+                    <a:graphicFrameLocks xmlns:a="http://schemas.openxmlformats.org/drawingml/2006/main" noChangeAspect="1"/>
+                  </wp:cNvGraphicFramePr>
+                  <a:graphic xmlns:a="http://schemas.openxmlformats.org/drawingml/2006/main">
+                    <a:graphicData uri="http://schemas.openxmlformats.org/drawingml/2006/picture">
+                      <pic:pic xmlns:pic="http://schemas.openxmlformats.org/drawingml/2006/picture">
+                        <pic:nvPicPr>
+                          <pic:cNvPr id="0" name="etis_logo_original.png"/>
+                          <pic:cNvPicPr/>
+                        </pic:nvPicPr>
+                        <pic:blipFill>
+                          <a:blip r:embed="rId8"/>
+                          <a:stretch>
+                            <a:fillRect/>
+                          </a:stretch>
+                        </pic:blipFill>
+                        <pic:spPr>
+                          <a:xfrm>
+                            <a:off x="0" y="0"/>
+                            <a:ext cx="1828800" cy="400050"/>
+                          </a:xfrm>
+                          <a:prstGeom prst="rect">
+                            <a:avLst/>
+                          </a:prstGeom>
+                        </pic:spPr>
+                      </pic:pic>
+                    </a:graphicData>
+                  </a:graphic>
+                </wp:inline>
+              </w:drawing>
             </w:r>
           </w:p>
         </w:tc>
         <w:tc>
           <w:tcPr>
-            <w:tcW w:w="7920" w:type="dxa"/>
+            <w:tcW w:w="5227" w:type="dxa"/>
+            <w:tcBorders>
+              <w:bottom w:val="single" w:sz="15" w:space="0" w:color="F2BF58"/>
+            </w:tcBorders>
+            <w:shd w:val="clear" w:color="auto" w:fill="06142D"/>
             <w:tcMar>
-              <w:top w:w="60" w:type="dxa"/>
-              <w:left w:w="80" w:type="dxa"/>
-              <w:bottom w:w="60" w:type="dxa"/>
-              <w:right w:w="80" w:type="dxa"/>
+              <w:top w:w="125" w:type="dxa"/>
+              <w:left w:w="145" w:type="dxa"/>
+              <w:bottom w:w="125" w:type="dxa"/>
+              <w:right w:w="130" w:type="dxa"/>
             </w:tcMar>
+            <w:vAlign w:val="center"/>
           </w:tcPr>
           <w:p>
             <w:pPr>
-              <w:keepNext w:val="0"/>
-              <w:spacing w:before="0" w:after="0"/>
+              <w:spacing w:after="40" w:line="257" w:lineRule="auto"/>
+              <w:rPr>
+                <w:rFonts w:hint="eastAsia"/>
+              </w:rPr>
             </w:pPr>
             <w:r>
-              <w:t>Students using ETIS Engineering Studio</w:t>
+              <w:rPr>
+                <w:b/>
+                <w:color w:val="FFFFFF"/>
+                <w:sz w:val="35"/>
+              </w:rPr>
+              <w:t>ENGINEERING STUDIO</w:t>
             </w:r>
           </w:p>
-        </w:tc>
-      </w:tr>
-      <w:tr>
-        <w:trPr>
-          <w:cantSplit/>
-        </w:trPr>
-        <w:tc>
-          <w:tcPr>
-            <w:tcW w:w="1728" w:type="dxa"/>
-            <w:shd w:val="clear" w:color="auto" w:fill="EAF1F8"/>
-            <w:tcMar>
-              <w:top w:w="60" w:type="dxa"/>
-              <w:left w:w="80" w:type="dxa"/>
-              <w:bottom w:w="60" w:type="dxa"/>
-              <w:right w:w="80" w:type="dxa"/>
-            </w:tcMar>
-          </w:tcPr>
           <w:p>
             <w:pPr>
-              <w:keepNext w:val="0"/>
-              <w:spacing w:before="0" w:after="0"/>
+              <w:spacing w:line="257" w:lineRule="auto"/>
+              <w:rPr>
+                <w:rFonts w:hint="eastAsia"/>
+              </w:rPr>
             </w:pPr>
             <w:r>
               <w:rPr>
                 <w:b/>
-              </w:rPr>
-              <w:t>Purpose</w:t>
-            </w:r>
-          </w:p>
-        </w:tc>
-        <w:tc>
-          <w:tcPr>
-            <w:tcW w:w="7920" w:type="dxa"/>
-            <w:tcMar>
-              <w:top w:w="60" w:type="dxa"/>
-              <w:left w:w="80" w:type="dxa"/>
-              <w:bottom w:w="60" w:type="dxa"/>
-              <w:right w:w="80" w:type="dxa"/>
-            </w:tcMar>
-          </w:tcPr>
-          <w:p>
-            <w:pPr>
-              <w:keepNext w:val="0"/>
-              <w:spacing w:before="0" w:after="0"/>
-            </w:pPr>
-            <w:r>
-              <w:t>Give students a compact reference they can keep open while working in Studio.</w:t>
+                <w:color w:val="F2BF58"/>
+                <w:sz w:val="16"/>
+              </w:rPr>
+              <w:t>STUDENT CHEAT SHEET  |  COMP 330/474  |  v0.18.1</w:t>
             </w:r>
           </w:p>
         </w:tc>
@@ -157,70 +134,171 @@
     </w:tbl>
     <w:p>
       <w:pPr>
-        <w:spacing w:after="40"/>
+        <w:spacing w:after="100"/>
         <w:rPr>
-          <w:color w:val="556372"/>
-          <w:sz w:val="16"/>
+          <w:rFonts w:hint="eastAsia"/>
         </w:rPr>
       </w:pPr>
       <w:r>
         <w:rPr>
-          <w:color w:val="556372"/>
-          <w:sz w:val="16"/>
+          <w:b/>
+          <w:color w:val="0D4F49"/>
         </w:rPr>
-        <w:t>COMP 330/474 Software Engineering • Fall 2026 • v0.18.1 candidate • October 8, 2026</w:t>
+        <w:br/>
+      </w:r>
+      <w:r>
+        <w:rPr>
+          <w:b/>
+          <w:color w:val="0D4F49"/>
+        </w:rPr>
+        <w:t xml:space="preserve">USE IT BEFORE YOUR WORK IS FINISHED.  </w:t>
+      </w:r>
+      <w:r>
+        <w:t>Studio is an engineering coach, not a grader or an instructor approval system. You decide what to change and why.</w:t>
+      </w:r>
+    </w:p>
+    <w:p>
+      <w:pPr>
+        <w:pStyle w:val="Heading2"/>
+        <w:spacing w:before="140" w:after="60" w:line="269" w:lineRule="auto"/>
+      </w:pPr>
+      <w:r>
+        <w:rPr>
+          <w:rFonts w:ascii="Inter" w:hAnsi="Inter"/>
+          <w:color w:val="0D4F49"/>
+          <w:sz w:val="21"/>
+        </w:rPr>
+        <w:t>01  |  TWO ROOMS, ONE ENGINEERING WORKFLOW</w:t>
+      </w:r>
+    </w:p>
+    <w:p>
+      <w:pPr>
+        <w:spacing w:after="100" w:line="269" w:lineRule="auto"/>
+        <w:rPr>
+          <w:rFonts w:hint="eastAsia"/>
+        </w:rPr>
+      </w:pPr>
+      <w:r>
+        <w:t>The rooms work together. Discuss an engineering concern, examine the saved evidence behind it, then return to the same conversation.</w:t>
       </w:r>
     </w:p>
     <w:tbl>
       <w:tblPr>
         <w:tblW w:w="0" w:type="auto"/>
         <w:jc w:val="center"/>
+        <w:tblLayout w:type="fixed"/>
         <w:tblLook w:val="04A0" w:firstRow="1" w:lastRow="0" w:firstColumn="1" w:lastColumn="0" w:noHBand="0" w:noVBand="1"/>
       </w:tblPr>
       <w:tblGrid>
-        <w:gridCol w:w="10166"/>
+        <w:gridCol w:w="3816"/>
+        <w:gridCol w:w="6653"/>
       </w:tblGrid>
       <w:tr>
         <w:trPr>
           <w:jc w:val="center"/>
-          <w:tblHeader/>
-          <w:cantSplit/>
         </w:trPr>
         <w:tc>
           <w:tcPr>
-            <w:tcW w:w="10166" w:type="dxa"/>
-            <w:shd w:val="clear" w:color="auto" w:fill="EAF5F4"/>
-            <w:tcMar>
-              <w:top w:w="120" w:type="dxa"/>
-              <w:left w:w="150" w:type="dxa"/>
-              <w:bottom w:w="120" w:type="dxa"/>
-              <w:right w:w="150" w:type="dxa"/>
-            </w:tcMar>
+            <w:tcW w:w="3816" w:type="dxa"/>
+            <w:tcBorders>
+              <w:bottom w:val="single" w:sz="4" w:space="0" w:color="D8E6E3"/>
+            </w:tcBorders>
+            <w:shd w:val="clear" w:color="auto" w:fill="F2F8F7"/>
+            <w:vAlign w:val="center"/>
           </w:tcPr>
           <w:p>
             <w:pPr>
-              <w:keepNext w:val="0"/>
-              <w:spacing w:before="0" w:after="0"/>
+              <w:spacing w:line="269" w:lineRule="auto"/>
+              <w:rPr>
+                <w:rFonts w:hint="eastAsia"/>
+              </w:rPr>
             </w:pPr>
             <w:r>
               <w:rPr>
                 <w:b/>
-                <w:color w:val="287E78"/>
-              </w:rPr>
-              <w:t>EXECUTIVE OVERVIEW</w:t>
+                <w:color w:val="0D4F49"/>
+                <w:sz w:val="17"/>
+              </w:rPr>
+              <w:t>ENGINEERING REVIEW ROOM  ·  DISCUSS</w:t>
             </w:r>
+          </w:p>
+        </w:tc>
+        <w:tc>
+          <w:tcPr>
+            <w:tcW w:w="6653" w:type="dxa"/>
+            <w:tcBorders>
+              <w:bottom w:val="single" w:sz="4" w:space="0" w:color="D8E6E3"/>
+            </w:tcBorders>
+            <w:shd w:val="clear" w:color="auto" w:fill="F2F8F7"/>
+            <w:vAlign w:val="center"/>
+          </w:tcPr>
+          <w:p>
+            <w:pPr>
+              <w:spacing w:line="269" w:lineRule="auto"/>
+              <w:rPr>
+                <w:rFonts w:hint="eastAsia"/>
+              </w:rPr>
+            </w:pPr>
             <w:r>
               <w:rPr>
+                <w:sz w:val="17"/>
+              </w:rPr>
+              <w:t>Talk with the Review Board; ask questions, challenge its interpretation, and explain decisions.</w:t>
+            </w:r>
+          </w:p>
+        </w:tc>
+      </w:tr>
+      <w:tr>
+        <w:trPr>
+          <w:jc w:val="center"/>
+        </w:trPr>
+        <w:tc>
+          <w:tcPr>
+            <w:tcW w:w="3816" w:type="dxa"/>
+            <w:tcBorders>
+              <w:bottom w:val="single" w:sz="4" w:space="0" w:color="D8E6E3"/>
+            </w:tcBorders>
+            <w:shd w:val="clear" w:color="auto" w:fill="FFFFFF"/>
+            <w:vAlign w:val="center"/>
+          </w:tcPr>
+          <w:p>
+            <w:pPr>
+              <w:spacing w:line="269" w:lineRule="auto"/>
+              <w:rPr>
+                <w:rFonts w:hint="eastAsia"/>
+              </w:rPr>
+            </w:pPr>
+            <w:r>
+              <w:rPr>
                 <w:b/>
-                <w:color w:val="287E78"/>
-              </w:rPr>
-              <w:br/>
+                <w:color w:val="0D4F49"/>
+                <w:sz w:val="17"/>
+              </w:rPr>
+              <w:t>ENGINEERING EVIDENCE ROOM  ·  INSPECT</w:t>
             </w:r>
+          </w:p>
+        </w:tc>
+        <w:tc>
+          <w:tcPr>
+            <w:tcW w:w="6653" w:type="dxa"/>
+            <w:tcBorders>
+              <w:bottom w:val="single" w:sz="4" w:space="0" w:color="D8E6E3"/>
+            </w:tcBorders>
+            <w:shd w:val="clear" w:color="auto" w:fill="FFFFFF"/>
+            <w:vAlign w:val="center"/>
+          </w:tcPr>
+          <w:p>
+            <w:pPr>
+              <w:spacing w:line="269" w:lineRule="auto"/>
+              <w:rPr>
+                <w:rFonts w:hint="eastAsia"/>
+              </w:rPr>
+            </w:pPr>
             <w:r>
               <w:rPr>
-                <w:sz w:val="20"/>
-              </w:rPr>
-              <w:t>Use repository evidence to have a senior-engineer-style conversation, make a defensible decision, and own the consequences. The AI is not the responsible engineer - you are.</w:t>
+                <w:sz w:val="17"/>
+              </w:rPr>
+              <w:t>Browse saved team evidence and findings; inspect sources before deciding what to change.</w:t>
             </w:r>
           </w:p>
         </w:tc>
@@ -228,191 +306,48 @@
     </w:tbl>
     <w:p>
       <w:pPr>
-        <w:pStyle w:val="Heading2"/>
+        <w:rPr>
+          <w:rFonts w:hint="eastAsia"/>
+        </w:rPr>
       </w:pPr>
-      <w:r>
-        <w:t>1. Normal path</w:t>
-      </w:r>
     </w:p>
     <w:tbl>
       <w:tblPr>
         <w:tblW w:w="0" w:type="auto"/>
-        <w:jc w:val="center"/>
         <w:tblLook w:val="04A0" w:firstRow="1" w:lastRow="0" w:firstColumn="1" w:lastColumn="0" w:noHBand="0" w:noVBand="1"/>
       </w:tblPr>
       <w:tblGrid>
-        <w:gridCol w:w="1694"/>
-        <w:gridCol w:w="1694"/>
-        <w:gridCol w:w="1694"/>
-        <w:gridCol w:w="1694"/>
-        <w:gridCol w:w="1694"/>
-        <w:gridCol w:w="1694"/>
+        <w:gridCol w:w="10454"/>
       </w:tblGrid>
       <w:tr>
-        <w:trPr>
-          <w:jc w:val="center"/>
-          <w:tblHeader/>
-          <w:cantSplit/>
-        </w:trPr>
         <w:tc>
           <w:tcPr>
-            <w:tcW w:w="1694" w:type="dxa"/>
-            <w:shd w:val="clear" w:color="auto" w:fill="EAF5F4"/>
-            <w:tcMar>
-              <w:top w:w="100" w:type="dxa"/>
-              <w:left w:w="60" w:type="dxa"/>
-              <w:bottom w:w="100" w:type="dxa"/>
-              <w:right w:w="60" w:type="dxa"/>
-            </w:tcMar>
-            <w:vAlign w:val="center"/>
+            <w:tcW w:w="10454" w:type="dxa"/>
+            <w:tcBorders>
+              <w:left w:val="single" w:sz="14" w:space="0" w:color="0D4F49"/>
+            </w:tcBorders>
+            <w:shd w:val="clear" w:color="auto" w:fill="E7F3F0"/>
           </w:tcPr>
           <w:p>
             <w:pPr>
-              <w:keepNext w:val="0"/>
-              <w:spacing w:before="0" w:after="0"/>
-              <w:jc w:val="center"/>
+              <w:spacing w:before="20" w:after="20"/>
+              <w:rPr>
+                <w:rFonts w:hint="eastAsia"/>
+              </w:rPr>
             </w:pPr>
             <w:r>
               <w:rPr>
                 <w:b/>
-                <w:sz w:val="16"/>
-              </w:rPr>
-              <w:t>My Team healthy</w:t>
+                <w:color w:val="0D4F49"/>
+                <w:sz w:val="17"/>
+              </w:rPr>
+              <w:t xml:space="preserve">SWITCH FREELY  </w:t>
             </w:r>
-          </w:p>
-        </w:tc>
-        <w:tc>
-          <w:tcPr>
-            <w:tcW w:w="1694" w:type="dxa"/>
-            <w:shd w:val="clear" w:color="auto" w:fill="EAF1F8"/>
-            <w:tcMar>
-              <w:top w:w="100" w:type="dxa"/>
-              <w:left w:w="60" w:type="dxa"/>
-              <w:bottom w:w="100" w:type="dxa"/>
-              <w:right w:w="60" w:type="dxa"/>
-            </w:tcMar>
-            <w:vAlign w:val="center"/>
-          </w:tcPr>
-          <w:p>
-            <w:pPr>
-              <w:keepNext w:val="0"/>
-              <w:spacing w:before="0" w:after="0"/>
-              <w:jc w:val="center"/>
-            </w:pPr>
             <w:r>
               <w:rPr>
-                <w:b/>
-                <w:sz w:val="16"/>
-              </w:rPr>
-              <w:t>Inspect evidence</w:t>
-            </w:r>
-          </w:p>
-        </w:tc>
-        <w:tc>
-          <w:tcPr>
-            <w:tcW w:w="1694" w:type="dxa"/>
-            <w:shd w:val="clear" w:color="auto" w:fill="EAF5F4"/>
-            <w:tcMar>
-              <w:top w:w="100" w:type="dxa"/>
-              <w:left w:w="60" w:type="dxa"/>
-              <w:bottom w:w="100" w:type="dxa"/>
-              <w:right w:w="60" w:type="dxa"/>
-            </w:tcMar>
-            <w:vAlign w:val="center"/>
-          </w:tcPr>
-          <w:p>
-            <w:pPr>
-              <w:keepNext w:val="0"/>
-              <w:spacing w:before="0" w:after="0"/>
-              <w:jc w:val="center"/>
-            </w:pPr>
-            <w:r>
-              <w:rPr>
-                <w:b/>
-                <w:sz w:val="16"/>
-              </w:rPr>
-              <w:t>Choose review</w:t>
-            </w:r>
-          </w:p>
-        </w:tc>
-        <w:tc>
-          <w:tcPr>
-            <w:tcW w:w="1694" w:type="dxa"/>
-            <w:shd w:val="clear" w:color="auto" w:fill="EAF1F8"/>
-            <w:tcMar>
-              <w:top w:w="100" w:type="dxa"/>
-              <w:left w:w="60" w:type="dxa"/>
-              <w:bottom w:w="100" w:type="dxa"/>
-              <w:right w:w="60" w:type="dxa"/>
-            </w:tcMar>
-            <w:vAlign w:val="center"/>
-          </w:tcPr>
-          <w:p>
-            <w:pPr>
-              <w:keepNext w:val="0"/>
-              <w:spacing w:before="0" w:after="0"/>
-              <w:jc w:val="center"/>
-            </w:pPr>
-            <w:r>
-              <w:rPr>
-                <w:b/>
-                <w:sz w:val="16"/>
-              </w:rPr>
-              <w:t>Discuss / challenge</w:t>
-            </w:r>
-          </w:p>
-        </w:tc>
-        <w:tc>
-          <w:tcPr>
-            <w:tcW w:w="1694" w:type="dxa"/>
-            <w:shd w:val="clear" w:color="auto" w:fill="EAF5F4"/>
-            <w:tcMar>
-              <w:top w:w="100" w:type="dxa"/>
-              <w:left w:w="60" w:type="dxa"/>
-              <w:bottom w:w="100" w:type="dxa"/>
-              <w:right w:w="60" w:type="dxa"/>
-            </w:tcMar>
-            <w:vAlign w:val="center"/>
-          </w:tcPr>
-          <w:p>
-            <w:pPr>
-              <w:keepNext w:val="0"/>
-              <w:spacing w:before="0" w:after="0"/>
-              <w:jc w:val="center"/>
-            </w:pPr>
-            <w:r>
-              <w:rPr>
-                <w:b/>
-                <w:sz w:val="16"/>
-              </w:rPr>
-              <w:t>State position if ready</w:t>
-            </w:r>
-          </w:p>
-        </w:tc>
-        <w:tc>
-          <w:tcPr>
-            <w:tcW w:w="1694" w:type="dxa"/>
-            <w:shd w:val="clear" w:color="auto" w:fill="EAF1F8"/>
-            <w:tcMar>
-              <w:top w:w="100" w:type="dxa"/>
-              <w:left w:w="60" w:type="dxa"/>
-              <w:bottom w:w="100" w:type="dxa"/>
-              <w:right w:w="60" w:type="dxa"/>
-            </w:tcMar>
-            <w:vAlign w:val="center"/>
-          </w:tcPr>
-          <w:p>
-            <w:pPr>
-              <w:keepNext w:val="0"/>
-              <w:spacing w:before="0" w:after="0"/>
-              <w:jc w:val="center"/>
-            </w:pPr>
-            <w:r>
-              <w:rPr>
-                <w:b/>
-                <w:sz w:val="16"/>
-              </w:rPr>
-              <w:t>Complete / revisit</w:t>
+                <w:sz w:val="17"/>
+              </w:rPr>
+              <w:t>Changing rooms does not close your review or update the snapshot attached to its conversation.</w:t>
             </w:r>
           </w:p>
         </w:tc>
@@ -420,103 +355,98 @@
     </w:tbl>
     <w:p>
       <w:pPr>
+        <w:rPr>
+          <w:rFonts w:hint="eastAsia"/>
+        </w:rPr>
+      </w:pPr>
+    </w:p>
+    <w:p>
+      <w:pPr>
         <w:pStyle w:val="Heading2"/>
+        <w:spacing w:before="140" w:after="60" w:line="269" w:lineRule="auto"/>
       </w:pPr>
       <w:r>
-        <w:t>2. Which review should I choose?</w:t>
+        <w:rPr>
+          <w:rFonts w:ascii="Inter" w:hAnsi="Inter"/>
+          <w:color w:val="0D4F49"/>
+          <w:sz w:val="21"/>
+        </w:rPr>
+        <w:t>02  |  YOUR NORMAL PATH</w:t>
+      </w:r>
+    </w:p>
+    <w:p>
+      <w:pPr>
+        <w:spacing w:after="100" w:line="269" w:lineRule="auto"/>
+        <w:rPr>
+          <w:rFonts w:hint="eastAsia"/>
+        </w:rPr>
+      </w:pPr>
+      <w:r>
+        <w:t>You can get useful coaching on draft estimates, requirements, risks, architecture, PRs, and other incomplete work.</w:t>
       </w:r>
     </w:p>
     <w:tbl>
       <w:tblPr>
-        <w:tblStyle w:val="TableGrid"/>
         <w:tblW w:w="0" w:type="auto"/>
         <w:jc w:val="center"/>
+        <w:tblLayout w:type="fixed"/>
         <w:tblLook w:val="04A0" w:firstRow="1" w:lastRow="0" w:firstColumn="1" w:lastColumn="0" w:noHBand="0" w:noVBand="1"/>
       </w:tblPr>
       <w:tblGrid>
-        <w:gridCol w:w="1800"/>
-        <w:gridCol w:w="4824"/>
-        <w:gridCol w:w="3240"/>
+        <w:gridCol w:w="2131"/>
+        <w:gridCol w:w="8338"/>
       </w:tblGrid>
       <w:tr>
         <w:trPr>
-          <w:tblHeader/>
           <w:jc w:val="center"/>
-          <w:tblHeader/>
-          <w:cantSplit/>
         </w:trPr>
         <w:tc>
           <w:tcPr>
-            <w:tcW w:w="1800" w:type="dxa"/>
-            <w:shd w:val="clear" w:color="auto" w:fill="122536"/>
-            <w:tcMar>
-              <w:top w:w="90" w:type="dxa"/>
-              <w:left w:w="100" w:type="dxa"/>
-              <w:bottom w:w="90" w:type="dxa"/>
-              <w:right w:w="100" w:type="dxa"/>
-            </w:tcMar>
+            <w:tcW w:w="2131" w:type="dxa"/>
+            <w:tcBorders>
+              <w:bottom w:val="single" w:sz="4" w:space="0" w:color="D8E6E3"/>
+            </w:tcBorders>
+            <w:shd w:val="clear" w:color="auto" w:fill="F2F8F7"/>
+            <w:vAlign w:val="center"/>
           </w:tcPr>
           <w:p>
             <w:pPr>
-              <w:keepNext w:val="0"/>
-              <w:spacing w:before="0" w:after="0"/>
+              <w:spacing w:line="269" w:lineRule="auto"/>
+              <w:rPr>
+                <w:rFonts w:hint="eastAsia"/>
+              </w:rPr>
             </w:pPr>
             <w:r>
               <w:rPr>
                 <w:b/>
-                <w:color w:val="FFFFFF"/>
-              </w:rPr>
-              <w:t>Review</w:t>
+                <w:color w:val="0D4F49"/>
+                <w:sz w:val="17"/>
+              </w:rPr>
+              <w:t>1  GET READY</w:t>
             </w:r>
           </w:p>
         </w:tc>
         <w:tc>
           <w:tcPr>
-            <w:tcW w:w="4824" w:type="dxa"/>
-            <w:shd w:val="clear" w:color="auto" w:fill="122536"/>
-            <w:tcMar>
-              <w:top w:w="90" w:type="dxa"/>
-              <w:left w:w="100" w:type="dxa"/>
-              <w:bottom w:w="90" w:type="dxa"/>
-              <w:right w:w="100" w:type="dxa"/>
-            </w:tcMar>
+            <w:tcW w:w="8338" w:type="dxa"/>
+            <w:tcBorders>
+              <w:bottom w:val="single" w:sz="4" w:space="0" w:color="D8E6E3"/>
+            </w:tcBorders>
+            <w:shd w:val="clear" w:color="auto" w:fill="F2F8F7"/>
+            <w:vAlign w:val="center"/>
           </w:tcPr>
           <w:p>
             <w:pPr>
-              <w:keepNext w:val="0"/>
-              <w:spacing w:before="0" w:after="0"/>
+              <w:spacing w:line="269" w:lineRule="auto"/>
+              <w:rPr>
+                <w:rFonts w:hint="eastAsia"/>
+              </w:rPr>
             </w:pPr>
             <w:r>
               <w:rPr>
-                <w:b/>
-                <w:color w:val="FFFFFF"/>
-              </w:rPr>
-              <w:t>Choose it when</w:t>
-            </w:r>
-          </w:p>
-        </w:tc>
-        <w:tc>
-          <w:tcPr>
-            <w:tcW w:w="3240" w:type="dxa"/>
-            <w:shd w:val="clear" w:color="auto" w:fill="122536"/>
-            <w:tcMar>
-              <w:top w:w="90" w:type="dxa"/>
-              <w:left w:w="100" w:type="dxa"/>
-              <w:bottom w:w="90" w:type="dxa"/>
-              <w:right w:w="100" w:type="dxa"/>
-            </w:tcMar>
-          </w:tcPr>
-          <w:p>
-            <w:pPr>
-              <w:keepNext w:val="0"/>
-              <w:spacing w:before="0" w:after="0"/>
-            </w:pPr>
-            <w:r>
-              <w:rPr>
-                <w:b/>
-                <w:color w:val="FFFFFF"/>
-              </w:rPr>
-              <w:t>Best opening move</w:t>
+                <w:sz w:val="17"/>
+              </w:rPr>
+              <w:t>Sign in. In My Team, confirm your own GitHub identity is linked and the team repository is verified.</w:t>
             </w:r>
           </w:p>
         </w:tc>
@@ -524,65 +454,54 @@
       <w:tr>
         <w:trPr>
           <w:jc w:val="center"/>
-          <w:cantSplit/>
         </w:trPr>
         <w:tc>
           <w:tcPr>
-            <w:tcW w:w="1800" w:type="dxa"/>
-            <w:tcMar>
-              <w:top w:w="90" w:type="dxa"/>
-              <w:left w:w="100" w:type="dxa"/>
-              <w:bottom w:w="90" w:type="dxa"/>
-              <w:right w:w="100" w:type="dxa"/>
-            </w:tcMar>
+            <w:tcW w:w="2131" w:type="dxa"/>
+            <w:tcBorders>
+              <w:bottom w:val="single" w:sz="4" w:space="0" w:color="D8E6E3"/>
+            </w:tcBorders>
+            <w:shd w:val="clear" w:color="auto" w:fill="FFFFFF"/>
+            <w:vAlign w:val="center"/>
           </w:tcPr>
           <w:p>
             <w:pPr>
-              <w:keepNext w:val="0"/>
-              <w:spacing w:before="0" w:after="0"/>
+              <w:spacing w:line="269" w:lineRule="auto"/>
+              <w:rPr>
+                <w:rFonts w:hint="eastAsia"/>
+              </w:rPr>
             </w:pPr>
             <w:r>
-              <w:t>Board Review</w:t>
+              <w:rPr>
+                <w:b/>
+                <w:color w:val="0D4F49"/>
+                <w:sz w:val="17"/>
+              </w:rPr>
+              <w:t>2  PUSH YOUR DRAFT</w:t>
             </w:r>
           </w:p>
         </w:tc>
         <w:tc>
           <w:tcPr>
-            <w:tcW w:w="4824" w:type="dxa"/>
-            <w:tcMar>
-              <w:top w:w="90" w:type="dxa"/>
-              <w:left w:w="100" w:type="dxa"/>
-              <w:bottom w:w="90" w:type="dxa"/>
-              <w:right w:w="100" w:type="dxa"/>
-            </w:tcMar>
+            <w:tcW w:w="8338" w:type="dxa"/>
+            <w:tcBorders>
+              <w:bottom w:val="single" w:sz="4" w:space="0" w:color="D8E6E3"/>
+            </w:tcBorders>
+            <w:shd w:val="clear" w:color="auto" w:fill="FFFFFF"/>
+            <w:vAlign w:val="center"/>
           </w:tcPr>
           <w:p>
             <w:pPr>
-              <w:keepNext w:val="0"/>
-              <w:spacing w:before="0" w:after="0"/>
+              <w:spacing w:line="269" w:lineRule="auto"/>
+              <w:rPr>
+                <w:rFonts w:hint="eastAsia"/>
+              </w:rPr>
             </w:pPr>
             <w:r>
-              <w:t>Normal phase-aware developmental review.</w:t>
-            </w:r>
-          </w:p>
-        </w:tc>
-        <w:tc>
-          <w:tcPr>
-            <w:tcW w:w="3240" w:type="dxa"/>
-            <w:tcMar>
-              <w:top w:w="90" w:type="dxa"/>
-              <w:left w:w="100" w:type="dxa"/>
-              <w:bottom w:w="90" w:type="dxa"/>
-              <w:right w:w="100" w:type="dxa"/>
-            </w:tcMar>
-          </w:tcPr>
-          <w:p>
-            <w:pPr>
-              <w:keepNext w:val="0"/>
-              <w:spacing w:before="0" w:after="0"/>
-            </w:pPr>
-            <w:r>
-              <w:t>Let the board choose the highest-value current challenge.</w:t>
+              <w:rPr>
+                <w:sz w:val="17"/>
+              </w:rPr>
+              <w:t>Commit and push what you want reviewed. Studio cannot see files that are only on your computer.</w:t>
             </w:r>
           </w:p>
         </w:tc>
@@ -590,65 +509,54 @@
       <w:tr>
         <w:trPr>
           <w:jc w:val="center"/>
-          <w:cantSplit/>
         </w:trPr>
         <w:tc>
           <w:tcPr>
-            <w:tcW w:w="1800" w:type="dxa"/>
-            <w:tcMar>
-              <w:top w:w="90" w:type="dxa"/>
-              <w:left w:w="100" w:type="dxa"/>
-              <w:bottom w:w="90" w:type="dxa"/>
-              <w:right w:w="100" w:type="dxa"/>
-            </w:tcMar>
+            <w:tcW w:w="2131" w:type="dxa"/>
+            <w:tcBorders>
+              <w:bottom w:val="single" w:sz="4" w:space="0" w:color="D8E6E3"/>
+            </w:tcBorders>
+            <w:shd w:val="clear" w:color="auto" w:fill="F2F8F7"/>
+            <w:vAlign w:val="center"/>
           </w:tcPr>
           <w:p>
             <w:pPr>
-              <w:keepNext w:val="0"/>
-              <w:spacing w:before="0" w:after="0"/>
+              <w:spacing w:line="269" w:lineRule="auto"/>
+              <w:rPr>
+                <w:rFonts w:hint="eastAsia"/>
+              </w:rPr>
             </w:pPr>
             <w:r>
-              <w:t>Focused Review</w:t>
+              <w:rPr>
+                <w:b/>
+                <w:color w:val="0D4F49"/>
+                <w:sz w:val="17"/>
+              </w:rPr>
+              <w:t>3  START A REVIEW</w:t>
             </w:r>
           </w:p>
         </w:tc>
         <w:tc>
           <w:tcPr>
-            <w:tcW w:w="4824" w:type="dxa"/>
-            <w:tcMar>
-              <w:top w:w="90" w:type="dxa"/>
-              <w:left w:w="100" w:type="dxa"/>
-              <w:bottom w:w="90" w:type="dxa"/>
-              <w:right w:w="100" w:type="dxa"/>
-            </w:tcMar>
+            <w:tcW w:w="8338" w:type="dxa"/>
+            <w:tcBorders>
+              <w:bottom w:val="single" w:sz="4" w:space="0" w:color="D8E6E3"/>
+            </w:tcBorders>
+            <w:shd w:val="clear" w:color="auto" w:fill="F2F8F7"/>
+            <w:vAlign w:val="center"/>
           </w:tcPr>
           <w:p>
             <w:pPr>
-              <w:keepNext w:val="0"/>
-              <w:spacing w:before="0" w:after="0"/>
+              <w:spacing w:line="269" w:lineRule="auto"/>
+              <w:rPr>
+                <w:rFonts w:hint="eastAsia"/>
+              </w:rPr>
             </w:pPr>
             <w:r>
-              <w:t>You have a specific decision, artifact, risk, PR, architecture, or AI-use question.</w:t>
-            </w:r>
-          </w:p>
-        </w:tc>
-        <w:tc>
-          <w:tcPr>
-            <w:tcW w:w="3240" w:type="dxa"/>
-            <w:tcMar>
-              <w:top w:w="90" w:type="dxa"/>
-              <w:left w:w="100" w:type="dxa"/>
-              <w:bottom w:w="90" w:type="dxa"/>
-              <w:right w:w="100" w:type="dxa"/>
-            </w:tcMar>
-          </w:tcPr>
-          <w:p>
-            <w:pPr>
-              <w:keepNext w:val="0"/>
-              <w:spacing w:before="0" w:after="0"/>
-            </w:pPr>
-            <w:r>
-              <w:t>Name the engineering subject precisely and bring the relevant evidence.</w:t>
+              <w:rPr>
+                <w:sz w:val="17"/>
+              </w:rPr>
+              <w:t>In Review Room, check the phase; select Board Review or choose Other review options for a Focused Review.</w:t>
             </w:r>
           </w:p>
         </w:tc>
@@ -656,65 +564,164 @@
       <w:tr>
         <w:trPr>
           <w:jc w:val="center"/>
-          <w:cantSplit/>
         </w:trPr>
         <w:tc>
           <w:tcPr>
-            <w:tcW w:w="1800" w:type="dxa"/>
-            <w:tcMar>
-              <w:top w:w="90" w:type="dxa"/>
-              <w:left w:w="100" w:type="dxa"/>
-              <w:bottom w:w="90" w:type="dxa"/>
-              <w:right w:w="100" w:type="dxa"/>
-            </w:tcMar>
+            <w:tcW w:w="2131" w:type="dxa"/>
+            <w:tcBorders>
+              <w:bottom w:val="single" w:sz="4" w:space="0" w:color="D8E6E3"/>
+            </w:tcBorders>
+            <w:shd w:val="clear" w:color="auto" w:fill="FFFFFF"/>
+            <w:vAlign w:val="center"/>
           </w:tcPr>
           <w:p>
             <w:pPr>
-              <w:keepNext w:val="0"/>
-              <w:spacing w:before="0" w:after="0"/>
+              <w:spacing w:line="269" w:lineRule="auto"/>
+              <w:rPr>
+                <w:rFonts w:hint="eastAsia"/>
+              </w:rPr>
             </w:pPr>
             <w:r>
-              <w:t>Review Findings</w:t>
+              <w:rPr>
+                <w:b/>
+                <w:color w:val="0D4F49"/>
+                <w:sz w:val="17"/>
+              </w:rPr>
+              <w:t>4  DISCUSS AND INSPECT</w:t>
             </w:r>
           </w:p>
         </w:tc>
         <w:tc>
           <w:tcPr>
-            <w:tcW w:w="4824" w:type="dxa"/>
-            <w:tcMar>
-              <w:top w:w="90" w:type="dxa"/>
-              <w:left w:w="100" w:type="dxa"/>
-              <w:bottom w:w="90" w:type="dxa"/>
-              <w:right w:w="100" w:type="dxa"/>
-            </w:tcMar>
+            <w:tcW w:w="8338" w:type="dxa"/>
+            <w:tcBorders>
+              <w:bottom w:val="single" w:sz="4" w:space="0" w:color="D8E6E3"/>
+            </w:tcBorders>
+            <w:shd w:val="clear" w:color="auto" w:fill="FFFFFF"/>
+            <w:vAlign w:val="center"/>
           </w:tcPr>
           <w:p>
             <w:pPr>
-              <w:keepNext w:val="0"/>
-              <w:spacing w:before="0" w:after="0"/>
+              <w:spacing w:line="269" w:lineRule="auto"/>
+              <w:rPr>
+                <w:rFonts w:hint="eastAsia"/>
+              </w:rPr>
             </w:pPr>
             <w:r>
-              <w:t>You want to work directly with existing findings.</w:t>
+              <w:rPr>
+                <w:sz w:val="17"/>
+              </w:rPr>
+              <w:t>Respond naturally; inspect sources in Evidence Room or use review-specific evidence controls.</w:t>
+            </w:r>
+          </w:p>
+        </w:tc>
+      </w:tr>
+      <w:tr>
+        <w:trPr>
+          <w:jc w:val="center"/>
+        </w:trPr>
+        <w:tc>
+          <w:tcPr>
+            <w:tcW w:w="2131" w:type="dxa"/>
+            <w:tcBorders>
+              <w:bottom w:val="single" w:sz="4" w:space="0" w:color="D8E6E3"/>
+            </w:tcBorders>
+            <w:shd w:val="clear" w:color="auto" w:fill="F2F8F7"/>
+            <w:vAlign w:val="center"/>
+          </w:tcPr>
+          <w:p>
+            <w:pPr>
+              <w:spacing w:line="269" w:lineRule="auto"/>
+              <w:rPr>
+                <w:rFonts w:hint="eastAsia"/>
+              </w:rPr>
+            </w:pPr>
+            <w:r>
+              <w:rPr>
+                <w:b/>
+                <w:color w:val="0D4F49"/>
+                <w:sz w:val="17"/>
+              </w:rPr>
+              <w:t>5  IMPROVE AND VERIFY</w:t>
             </w:r>
           </w:p>
         </w:tc>
         <w:tc>
           <w:tcPr>
-            <w:tcW w:w="3240" w:type="dxa"/>
-            <w:tcMar>
-              <w:top w:w="90" w:type="dxa"/>
-              <w:left w:w="100" w:type="dxa"/>
-              <w:bottom w:w="90" w:type="dxa"/>
-              <w:right w:w="100" w:type="dxa"/>
-            </w:tcMar>
+            <w:tcW w:w="8338" w:type="dxa"/>
+            <w:tcBorders>
+              <w:bottom w:val="single" w:sz="4" w:space="0" w:color="D8E6E3"/>
+            </w:tcBorders>
+            <w:shd w:val="clear" w:color="auto" w:fill="F2F8F7"/>
+            <w:vAlign w:val="center"/>
           </w:tcPr>
           <w:p>
             <w:pPr>
-              <w:keepNext w:val="0"/>
-              <w:spacing w:before="0" w:after="0"/>
+              <w:spacing w:line="269" w:lineRule="auto"/>
+              <w:rPr>
+                <w:rFonts w:hint="eastAsia"/>
+              </w:rPr>
             </w:pPr>
             <w:r>
-              <w:t>Select 1-3 related findings; ask, challenge, resolve, accept/defer.</w:t>
+              <w:rPr>
+                <w:sz w:val="17"/>
+              </w:rPr>
+              <w:t>Decide what to change, work with your team, and verify improvements before pushing new commits.</w:t>
+            </w:r>
+          </w:p>
+        </w:tc>
+      </w:tr>
+      <w:tr>
+        <w:trPr>
+          <w:jc w:val="center"/>
+        </w:trPr>
+        <w:tc>
+          <w:tcPr>
+            <w:tcW w:w="2131" w:type="dxa"/>
+            <w:tcBorders>
+              <w:bottom w:val="single" w:sz="4" w:space="0" w:color="D8E6E3"/>
+            </w:tcBorders>
+            <w:shd w:val="clear" w:color="auto" w:fill="FFFFFF"/>
+            <w:vAlign w:val="center"/>
+          </w:tcPr>
+          <w:p>
+            <w:pPr>
+              <w:spacing w:line="269" w:lineRule="auto"/>
+              <w:rPr>
+                <w:rFonts w:hint="eastAsia"/>
+              </w:rPr>
+            </w:pPr>
+            <w:r>
+              <w:rPr>
+                <w:b/>
+                <w:color w:val="0D4F49"/>
+                <w:sz w:val="17"/>
+              </w:rPr>
+              <w:t>6  REVIEW AGAIN</w:t>
+            </w:r>
+          </w:p>
+        </w:tc>
+        <w:tc>
+          <w:tcPr>
+            <w:tcW w:w="8338" w:type="dxa"/>
+            <w:tcBorders>
+              <w:bottom w:val="single" w:sz="4" w:space="0" w:color="D8E6E3"/>
+            </w:tcBorders>
+            <w:shd w:val="clear" w:color="auto" w:fill="FFFFFF"/>
+            <w:vAlign w:val="center"/>
+          </w:tcPr>
+          <w:p>
+            <w:pPr>
+              <w:spacing w:line="269" w:lineRule="auto"/>
+              <w:rPr>
+                <w:rFonts w:hint="eastAsia"/>
+              </w:rPr>
+            </w:pPr>
+            <w:r>
+              <w:rPr>
+                <w:sz w:val="17"/>
+              </w:rPr>
+              <w:t>Select Start another Board Review or create another appropriate review. Earlier discussions remain in history.</w:t>
             </w:r>
           </w:p>
         </w:tc>
@@ -722,193 +729,941 @@
     </w:tbl>
     <w:p>
       <w:pPr>
+        <w:rPr>
+          <w:rFonts w:hint="eastAsia"/>
+        </w:rPr>
+      </w:pPr>
+    </w:p>
+    <w:p>
+      <w:pPr>
         <w:pStyle w:val="Heading2"/>
+        <w:spacing w:before="140" w:after="60" w:line="269" w:lineRule="auto"/>
       </w:pPr>
       <w:r>
-        <w:t>3. How to talk to the reviewer</w:t>
+        <w:rPr>
+          <w:rFonts w:ascii="Inter" w:hAnsi="Inter"/>
+          <w:color w:val="0D4F49"/>
+          <w:sz w:val="21"/>
+        </w:rPr>
+        <w:t>03  |  CHOOSE AMONG THREE REVIEW TYPES</w:t>
       </w:r>
     </w:p>
     <w:p>
       <w:pPr>
-        <w:pStyle w:val="ListBullet"/>
-        <w:spacing w:after="40"/>
+        <w:spacing w:after="100" w:line="269" w:lineRule="auto"/>
+        <w:rPr>
+          <w:rFonts w:hint="eastAsia"/>
+        </w:rPr>
       </w:pPr>
       <w:r>
-        <w:t>Ask questions; do not pretend you understand a challenge you do not understand.</w:t>
+        <w:t>Choose by the question you want answered—not by whether the artifact is finished. You may change the topic during the conversation.</w:t>
       </w:r>
+    </w:p>
+    <w:tbl>
+      <w:tblPr>
+        <w:tblW w:w="0" w:type="auto"/>
+        <w:tblLook w:val="04A0" w:firstRow="1" w:lastRow="0" w:firstColumn="1" w:lastColumn="0" w:noHBand="0" w:noVBand="1"/>
+      </w:tblPr>
+      <w:tblGrid>
+        <w:gridCol w:w="10454"/>
+      </w:tblGrid>
+      <w:tr>
+        <w:tc>
+          <w:tcPr>
+            <w:tcW w:w="10454" w:type="dxa"/>
+            <w:tcBorders>
+              <w:left w:val="single" w:sz="11" w:space="0" w:color="0D4F49"/>
+            </w:tcBorders>
+            <w:shd w:val="clear" w:color="auto" w:fill="F2F8F7"/>
+          </w:tcPr>
+          <w:p>
+            <w:pPr>
+              <w:spacing w:after="40"/>
+              <w:rPr>
+                <w:rFonts w:hint="eastAsia"/>
+              </w:rPr>
+            </w:pPr>
+            <w:r>
+              <w:rPr>
+                <w:b/>
+                <w:color w:val="0D4F49"/>
+              </w:rPr>
+              <w:t xml:space="preserve">BOARD REVIEW  </w:t>
+            </w:r>
+            <w:r>
+              <w:rPr>
+                <w:sz w:val="17"/>
+              </w:rPr>
+              <w:t>Let the Review Board choose a high-value question for the selected phase. Good for a broad check of your current engineering work.</w:t>
+            </w:r>
+          </w:p>
+          <w:p>
+            <w:pPr>
+              <w:rPr>
+                <w:rFonts w:hint="eastAsia"/>
+              </w:rPr>
+            </w:pPr>
+            <w:r>
+              <w:rPr>
+                <w:b/>
+                <w:color w:val="0D4F49"/>
+                <w:sz w:val="16"/>
+              </w:rPr>
+              <w:t xml:space="preserve">EXAMPLE  </w:t>
+            </w:r>
+            <w:r>
+              <w:rPr>
+                <w:i/>
+                <w:sz w:val="17"/>
+              </w:rPr>
+              <w:t>“We are in A2. What should our team defend or improve before implementation?”</w:t>
+            </w:r>
+          </w:p>
+        </w:tc>
+      </w:tr>
+    </w:tbl>
+    <w:p>
+      <w:pPr>
+        <w:rPr>
+          <w:rFonts w:hint="eastAsia"/>
+        </w:rPr>
+      </w:pPr>
+    </w:p>
+    <w:tbl>
+      <w:tblPr>
+        <w:tblW w:w="0" w:type="auto"/>
+        <w:tblLook w:val="04A0" w:firstRow="1" w:lastRow="0" w:firstColumn="1" w:lastColumn="0" w:noHBand="0" w:noVBand="1"/>
+      </w:tblPr>
+      <w:tblGrid>
+        <w:gridCol w:w="10454"/>
+      </w:tblGrid>
+      <w:tr>
+        <w:tc>
+          <w:tcPr>
+            <w:tcW w:w="10454" w:type="dxa"/>
+            <w:tcBorders>
+              <w:left w:val="single" w:sz="11" w:space="0" w:color="F2BF58"/>
+            </w:tcBorders>
+            <w:shd w:val="clear" w:color="auto" w:fill="FFFFFF"/>
+          </w:tcPr>
+          <w:p>
+            <w:pPr>
+              <w:spacing w:after="40"/>
+              <w:rPr>
+                <w:rFonts w:hint="eastAsia"/>
+              </w:rPr>
+            </w:pPr>
+            <w:r>
+              <w:rPr>
+                <w:b/>
+                <w:color w:val="0D4F49"/>
+              </w:rPr>
+              <w:t xml:space="preserve">FOCUSED REVIEW  </w:t>
+            </w:r>
+            <w:r>
+              <w:rPr>
+                <w:sz w:val="17"/>
+              </w:rPr>
+              <w:t>Choose a particular artifact, decision, estimate, risk, PR, architecture choice, or AI-use issue. Find it under Other review options.</w:t>
+            </w:r>
+          </w:p>
+          <w:p>
+            <w:pPr>
+              <w:rPr>
+                <w:rFonts w:hint="eastAsia"/>
+              </w:rPr>
+            </w:pPr>
+            <w:r>
+              <w:rPr>
+                <w:b/>
+                <w:color w:val="0D4F49"/>
+                <w:sz w:val="16"/>
+              </w:rPr>
+              <w:t xml:space="preserve">EXAMPLE  </w:t>
+            </w:r>
+            <w:r>
+              <w:rPr>
+                <w:i/>
+                <w:sz w:val="17"/>
+              </w:rPr>
+              <w:t>“I am drafting our estimates. Are the task breakdown, assumptions and testing effort reasonable?”</w:t>
+            </w:r>
+          </w:p>
+        </w:tc>
+      </w:tr>
+    </w:tbl>
+    <w:p>
+      <w:pPr>
+        <w:rPr>
+          <w:rFonts w:hint="eastAsia"/>
+        </w:rPr>
+      </w:pPr>
+    </w:p>
+    <w:tbl>
+      <w:tblPr>
+        <w:tblW w:w="0" w:type="auto"/>
+        <w:tblLook w:val="04A0" w:firstRow="1" w:lastRow="0" w:firstColumn="1" w:lastColumn="0" w:noHBand="0" w:noVBand="1"/>
+      </w:tblPr>
+      <w:tblGrid>
+        <w:gridCol w:w="10454"/>
+      </w:tblGrid>
+      <w:tr>
+        <w:tc>
+          <w:tcPr>
+            <w:tcW w:w="10454" w:type="dxa"/>
+            <w:tcBorders>
+              <w:left w:val="single" w:sz="11" w:space="0" w:color="0D4F49"/>
+            </w:tcBorders>
+            <w:shd w:val="clear" w:color="auto" w:fill="F2F8F7"/>
+          </w:tcPr>
+          <w:p>
+            <w:pPr>
+              <w:spacing w:after="40"/>
+              <w:rPr>
+                <w:rFonts w:hint="eastAsia"/>
+              </w:rPr>
+            </w:pPr>
+            <w:r>
+              <w:rPr>
+                <w:b/>
+                <w:color w:val="0D4F49"/>
+              </w:rPr>
+              <w:t xml:space="preserve">REVIEW FINDINGS  </w:t>
+            </w:r>
+            <w:r>
+              <w:rPr>
+                <w:sz w:val="17"/>
+              </w:rPr>
+              <w:t>Choose one to three existing Review Board findings under Other review options, or open a concern in Evidence Room. Understand, challenge, accept/defer, or plan resolution.</w:t>
+            </w:r>
+          </w:p>
+          <w:p>
+            <w:pPr>
+              <w:rPr>
+                <w:rFonts w:hint="eastAsia"/>
+              </w:rPr>
+            </w:pPr>
+            <w:r>
+              <w:rPr>
+                <w:b/>
+                <w:color w:val="0D4F49"/>
+                <w:sz w:val="16"/>
+              </w:rPr>
+              <w:t xml:space="preserve">EXAMPLE  </w:t>
+            </w:r>
+            <w:r>
+              <w:rPr>
+                <w:i/>
+                <w:sz w:val="17"/>
+              </w:rPr>
+              <w:t>“Why was verification ownership flagged? What evidence would address this concern?”</w:t>
+            </w:r>
+          </w:p>
+        </w:tc>
+      </w:tr>
+    </w:tbl>
+    <w:p>
+      <w:pPr>
+        <w:rPr>
+          <w:rFonts w:hint="eastAsia"/>
+        </w:rPr>
+      </w:pPr>
     </w:p>
     <w:p>
       <w:pPr>
-        <w:pStyle w:val="ListBullet"/>
-        <w:spacing w:after="40"/>
-      </w:pPr>
-      <w:r>
-        <w:t>Say what you know, what you do not know, and what evidence you would seek next.</w:t>
-      </w:r>
-    </w:p>
-    <w:p>
-      <w:pPr>
-        <w:pStyle w:val="ListBullet"/>
-        <w:spacing w:after="40"/>
-      </w:pPr>
-      <w:r>
-        <w:t>Challenge the reviewer with evidence when its interpretation is wrong or incomplete.</w:t>
-      </w:r>
-    </w:p>
-    <w:p>
-      <w:pPr>
-        <w:pStyle w:val="ListBullet"/>
-        <w:spacing w:after="40"/>
-      </w:pPr>
-      <w:r>
-        <w:t>Explain tradeoffs, consequences, constraints, ownership, and change triggers - not only implementation details.</w:t>
-      </w:r>
-    </w:p>
-    <w:p>
-      <w:pPr>
-        <w:pStyle w:val="ListBullet"/>
-        <w:spacing w:after="40"/>
-      </w:pPr>
-      <w:r>
-        <w:t>Use Give me a nudge when stuck; use Build my recommendation only when a consequential decision is actually forming.</w:t>
-      </w:r>
-    </w:p>
-    <w:p>
-      <w:pPr>
-        <w:pStyle w:val="ListBullet"/>
-        <w:spacing w:after="40"/>
-      </w:pPr>
-      <w:r>
-        <w:t>Do not optimize for agreement or polished wording. Engineering meaning matters more than English fluency.</w:t>
-      </w:r>
-    </w:p>
-    <w:p>
-      <w:pPr>
-        <w:spacing w:after="40"/>
+        <w:rPr>
+          <w:rFonts w:hint="eastAsia"/>
+        </w:rPr>
       </w:pPr>
       <w:r>
         <w:br w:type="page"/>
       </w:r>
     </w:p>
-    <w:p>
-      <w:pPr>
-        <w:pStyle w:val="Heading2"/>
-      </w:pPr>
-      <w:r>
-        <w:lastRenderedPageBreak/>
-        <w:t>4. Current recommendation</w:t>
-      </w:r>
-    </w:p>
     <w:tbl>
       <w:tblPr>
-        <w:tblStyle w:val="TableGrid"/>
         <w:tblW w:w="0" w:type="auto"/>
         <w:jc w:val="center"/>
+        <w:tblLayout w:type="fixed"/>
         <w:tblLook w:val="04A0" w:firstRow="1" w:lastRow="0" w:firstColumn="1" w:lastColumn="0" w:noHBand="0" w:noVBand="1"/>
       </w:tblPr>
       <w:tblGrid>
-        <w:gridCol w:w="3096"/>
-        <w:gridCol w:w="6480"/>
+        <w:gridCol w:w="5227"/>
+        <w:gridCol w:w="5227"/>
       </w:tblGrid>
       <w:tr>
         <w:trPr>
-          <w:tblHeader/>
+          <w:cantSplit/>
           <w:jc w:val="center"/>
-          <w:tblHeader/>
-          <w:cantSplit/>
         </w:trPr>
         <w:tc>
           <w:tcPr>
-            <w:tcW w:w="3096" w:type="dxa"/>
-            <w:shd w:val="clear" w:color="auto" w:fill="122536"/>
+            <w:tcW w:w="5227" w:type="dxa"/>
+            <w:tcBorders>
+              <w:bottom w:val="single" w:sz="15" w:space="0" w:color="F2BF58"/>
+            </w:tcBorders>
+            <w:shd w:val="clear" w:color="auto" w:fill="06142D"/>
             <w:tcMar>
-              <w:top w:w="90" w:type="dxa"/>
-              <w:left w:w="100" w:type="dxa"/>
-              <w:bottom w:w="90" w:type="dxa"/>
-              <w:right w:w="100" w:type="dxa"/>
+              <w:top w:w="125" w:type="dxa"/>
+              <w:left w:w="145" w:type="dxa"/>
+              <w:bottom w:w="125" w:type="dxa"/>
+              <w:right w:w="130" w:type="dxa"/>
             </w:tcMar>
+            <w:vAlign w:val="center"/>
           </w:tcPr>
           <w:p>
             <w:pPr>
-              <w:keepNext w:val="0"/>
-              <w:spacing w:before="0" w:after="0"/>
+              <w:spacing w:line="257" w:lineRule="auto"/>
+              <w:rPr>
+                <w:rFonts w:hint="eastAsia"/>
+              </w:rPr>
             </w:pPr>
             <w:r>
               <w:rPr>
-                <w:b/>
-                <w:color w:val="FFFFFF"/>
-              </w:rPr>
-              <w:t>Posture</w:t>
+                <w:noProof/>
+              </w:rPr>
+              <w:lastRenderedPageBreak/>
+              <w:drawing>
+                <wp:inline distT="0" distB="0" distL="0" distR="0" wp14:anchorId="708C0386" wp14:editId="4670310D">
+                  <wp:extent cx="1828800" cy="400050"/>
+                  <wp:effectExtent l="0" t="0" r="0" b="0"/>
+                  <wp:docPr id="52" name="Picture 1" descr="ETIS shield and Engineering Trustworthy Intelligent Systems wordmark"/>
+                  <wp:cNvGraphicFramePr>
+                    <a:graphicFrameLocks xmlns:a="http://schemas.openxmlformats.org/drawingml/2006/main" noChangeAspect="1"/>
+                  </wp:cNvGraphicFramePr>
+                  <a:graphic xmlns:a="http://schemas.openxmlformats.org/drawingml/2006/main">
+                    <a:graphicData uri="http://schemas.openxmlformats.org/drawingml/2006/picture">
+                      <pic:pic xmlns:pic="http://schemas.openxmlformats.org/drawingml/2006/picture">
+                        <pic:nvPicPr>
+                          <pic:cNvPr id="0" name="etis_logo_original.png"/>
+                          <pic:cNvPicPr/>
+                        </pic:nvPicPr>
+                        <pic:blipFill>
+                          <a:blip r:embed="rId8"/>
+                          <a:stretch>
+                            <a:fillRect/>
+                          </a:stretch>
+                        </pic:blipFill>
+                        <pic:spPr>
+                          <a:xfrm>
+                            <a:off x="0" y="0"/>
+                            <a:ext cx="1828800" cy="400050"/>
+                          </a:xfrm>
+                          <a:prstGeom prst="rect">
+                            <a:avLst/>
+                          </a:prstGeom>
+                        </pic:spPr>
+                      </pic:pic>
+                    </a:graphicData>
+                  </a:graphic>
+                </wp:inline>
+              </w:drawing>
             </w:r>
           </w:p>
         </w:tc>
         <w:tc>
           <w:tcPr>
-            <w:tcW w:w="6480" w:type="dxa"/>
-            <w:shd w:val="clear" w:color="auto" w:fill="122536"/>
+            <w:tcW w:w="5227" w:type="dxa"/>
+            <w:tcBorders>
+              <w:bottom w:val="single" w:sz="15" w:space="0" w:color="F2BF58"/>
+            </w:tcBorders>
+            <w:shd w:val="clear" w:color="auto" w:fill="06142D"/>
             <w:tcMar>
-              <w:top w:w="90" w:type="dxa"/>
-              <w:left w:w="100" w:type="dxa"/>
-              <w:bottom w:w="90" w:type="dxa"/>
-              <w:right w:w="100" w:type="dxa"/>
+              <w:top w:w="125" w:type="dxa"/>
+              <w:left w:w="145" w:type="dxa"/>
+              <w:bottom w:w="125" w:type="dxa"/>
+              <w:right w:w="130" w:type="dxa"/>
             </w:tcMar>
+            <w:vAlign w:val="center"/>
           </w:tcPr>
           <w:p>
             <w:pPr>
-              <w:keepNext w:val="0"/>
-              <w:spacing w:before="0" w:after="0"/>
+              <w:spacing w:after="40" w:line="257" w:lineRule="auto"/>
+              <w:rPr>
+                <w:rFonts w:hint="eastAsia"/>
+              </w:rPr>
             </w:pPr>
             <w:r>
               <w:rPr>
                 <w:b/>
                 <w:color w:val="FFFFFF"/>
-              </w:rPr>
-              <w:t>Meaning</w:t>
+                <w:sz w:val="35"/>
+              </w:rPr>
+              <w:t>ENGINEERING STUDIO</w:t>
+            </w:r>
+          </w:p>
+          <w:p>
+            <w:pPr>
+              <w:spacing w:line="257" w:lineRule="auto"/>
+              <w:rPr>
+                <w:rFonts w:hint="eastAsia"/>
+              </w:rPr>
+            </w:pPr>
+            <w:r>
+              <w:rPr>
+                <w:b/>
+                <w:color w:val="F2BF58"/>
+                <w:sz w:val="19"/>
+              </w:rPr>
+              <w:t>STUDENT CHEAT SHEET   |   COMP 330/474   |   v0.18.1</w:t>
             </w:r>
           </w:p>
         </w:tc>
       </w:tr>
+    </w:tbl>
+    <w:p>
+      <w:pPr>
+        <w:spacing w:after="100"/>
+        <w:rPr>
+          <w:rFonts w:hint="eastAsia"/>
+        </w:rPr>
+      </w:pPr>
+      <w:r>
+        <w:rPr>
+          <w:b/>
+          <w:color w:val="0D4F49"/>
+        </w:rPr>
+        <w:br/>
+      </w:r>
+      <w:r>
+        <w:rPr>
+          <w:b/>
+          <w:color w:val="0D4F49"/>
+        </w:rPr>
+        <w:t xml:space="preserve">YOUR REVIEW IS A CONVERSATION.  </w:t>
+      </w:r>
+      <w:r>
+        <w:t>You are not taking a test or filling out a fixed sequence of answers. You can ask for coaching at any point.</w:t>
+      </w:r>
+    </w:p>
+    <w:p>
+      <w:pPr>
+        <w:pStyle w:val="Heading2"/>
+        <w:spacing w:before="140" w:after="60" w:line="269" w:lineRule="auto"/>
+      </w:pPr>
+      <w:r>
+        <w:rPr>
+          <w:rFonts w:ascii="Inter" w:hAnsi="Inter"/>
+          <w:color w:val="0D4F49"/>
+          <w:sz w:val="21"/>
+        </w:rPr>
+        <w:t>04  |  ASK ANYTHING—AND CHANGE THE SUBJECT</w:t>
+      </w:r>
+    </w:p>
+    <w:p>
+      <w:pPr>
+        <w:spacing w:after="100" w:line="269" w:lineRule="auto"/>
+        <w:rPr>
+          <w:rFonts w:hint="eastAsia"/>
+        </w:rPr>
+      </w:pPr>
+      <w:r>
+        <w:t>A Review Board opening question is a starting point, not a restriction. You may steer the discussion to a new engineering question, even if it differs from what the reviewer was asking.</w:t>
+      </w:r>
+    </w:p>
+    <w:p>
+      <w:pPr>
+        <w:spacing w:after="40" w:line="271" w:lineRule="auto"/>
+        <w:ind w:left="259" w:hanging="187"/>
+        <w:rPr>
+          <w:rFonts w:hint="eastAsia"/>
+        </w:rPr>
+      </w:pPr>
+      <w:r>
+        <w:rPr>
+          <w:b/>
+          <w:color w:val="0D4F49"/>
+        </w:rPr>
+        <w:t xml:space="preserve">•  </w:t>
+      </w:r>
+      <w:r>
+        <w:rPr>
+          <w:b/>
+        </w:rPr>
+        <w:t>Redirect naturally.</w:t>
+      </w:r>
+      <w:r>
+        <w:t xml:space="preserve"> “Before I answer that, can you look at how we estimated testing and integration?” The reviewer should respond to your new question within the frozen repository context.</w:t>
+      </w:r>
+    </w:p>
+    <w:p>
+      <w:pPr>
+        <w:spacing w:after="40" w:line="271" w:lineRule="auto"/>
+        <w:ind w:left="259" w:hanging="187"/>
+        <w:rPr>
+          <w:rFonts w:hint="eastAsia"/>
+        </w:rPr>
+      </w:pPr>
+      <w:r>
+        <w:rPr>
+          <w:b/>
+          <w:color w:val="0D4F49"/>
+        </w:rPr>
+        <w:t xml:space="preserve">•  </w:t>
+      </w:r>
+      <w:r>
+        <w:rPr>
+          <w:b/>
+        </w:rPr>
+        <w:t>Ask for guidance.</w:t>
+      </w:r>
+      <w:r>
+        <w:t xml:space="preserve"> “I do not know how to approach this. What should I examine first?” You can also use Explain this and show me how.</w:t>
+      </w:r>
+    </w:p>
+    <w:p>
+      <w:pPr>
+        <w:spacing w:after="40" w:line="271" w:lineRule="auto"/>
+        <w:ind w:left="259" w:hanging="187"/>
+        <w:rPr>
+          <w:rFonts w:hint="eastAsia"/>
+        </w:rPr>
+      </w:pPr>
+      <w:r>
+        <w:rPr>
+          <w:b/>
+          <w:color w:val="0D4F49"/>
+        </w:rPr>
+        <w:t xml:space="preserve">•  </w:t>
+      </w:r>
+      <w:r>
+        <w:rPr>
+          <w:b/>
+        </w:rPr>
+        <w:t>Challenge with evidence.</w:t>
+      </w:r>
+      <w:r>
+        <w:t xml:space="preserve"> “That item is in a different file. Can you examine it and reconsider the finding?” A REVIEW interpretation can be challenged; a frozen snapshot cannot be rewritten.</w:t>
+      </w:r>
+    </w:p>
+    <w:p>
+      <w:pPr>
+        <w:spacing w:after="40" w:line="271" w:lineRule="auto"/>
+        <w:ind w:left="259" w:hanging="187"/>
+        <w:rPr>
+          <w:rFonts w:hint="eastAsia"/>
+        </w:rPr>
+      </w:pPr>
+      <w:r>
+        <w:rPr>
+          <w:b/>
+          <w:color w:val="0D4F49"/>
+        </w:rPr>
+        <w:t xml:space="preserve">•  </w:t>
+      </w:r>
+      <w:r>
+        <w:rPr>
+          <w:b/>
+        </w:rPr>
+        <w:t>Say what you know and what is missing.</w:t>
+      </w:r>
+      <w:r>
+        <w:t xml:space="preserve"> Uncertainty is useful information. Identify evidence you would gather next instead of pretending to know.</w:t>
+      </w:r>
+    </w:p>
+    <w:p>
+      <w:pPr>
+        <w:spacing w:after="40" w:line="271" w:lineRule="auto"/>
+        <w:ind w:left="259" w:hanging="187"/>
+        <w:rPr>
+          <w:rFonts w:hint="eastAsia"/>
+        </w:rPr>
+      </w:pPr>
+      <w:r>
+        <w:rPr>
+          <w:b/>
+          <w:color w:val="0D4F49"/>
+        </w:rPr>
+        <w:t xml:space="preserve">•  </w:t>
+      </w:r>
+      <w:r>
+        <w:rPr>
+          <w:b/>
+        </w:rPr>
+        <w:t>Reason beyond implementation details.</w:t>
+      </w:r>
+      <w:r>
+        <w:t xml:space="preserve"> Discuss assumptions, tradeoffs, consequences, constraints, ownership, and conditions under which your decision would change.</w:t>
+      </w:r>
+    </w:p>
+    <w:p>
+      <w:pPr>
+        <w:spacing w:after="40" w:line="271" w:lineRule="auto"/>
+        <w:ind w:left="259" w:hanging="187"/>
+        <w:rPr>
+          <w:rFonts w:hint="eastAsia"/>
+          <w:sz w:val="12"/>
+          <w:szCs w:val="18"/>
+        </w:rPr>
+      </w:pPr>
+      <w:r>
+        <w:rPr>
+          <w:b/>
+          <w:color w:val="0D4F49"/>
+        </w:rPr>
+        <w:t xml:space="preserve">•  </w:t>
+      </w:r>
+      <w:r>
+        <w:rPr>
+          <w:b/>
+        </w:rPr>
+        <w:t>Do not optimize for agreement.</w:t>
+      </w:r>
+      <w:r>
+        <w:t xml:space="preserve"> Engineering meaning and independent judgment matter more than polished wording or grammar.</w:t>
+      </w:r>
+      <w:r>
+        <w:br/>
+      </w:r>
+    </w:p>
+    <w:tbl>
+      <w:tblPr>
+        <w:tblW w:w="0" w:type="auto"/>
+        <w:tblLook w:val="04A0" w:firstRow="1" w:lastRow="0" w:firstColumn="1" w:lastColumn="0" w:noHBand="0" w:noVBand="1"/>
+      </w:tblPr>
+      <w:tblGrid>
+        <w:gridCol w:w="10454"/>
+      </w:tblGrid>
+      <w:tr>
+        <w:tc>
+          <w:tcPr>
+            <w:tcW w:w="10454" w:type="dxa"/>
+            <w:tcBorders>
+              <w:left w:val="single" w:sz="14" w:space="0" w:color="0D4F49"/>
+            </w:tcBorders>
+            <w:shd w:val="clear" w:color="auto" w:fill="E7F3F0"/>
+          </w:tcPr>
+          <w:p>
+            <w:pPr>
+              <w:spacing w:before="20" w:after="20"/>
+              <w:rPr>
+                <w:rFonts w:hint="eastAsia"/>
+              </w:rPr>
+            </w:pPr>
+            <w:r>
+              <w:rPr>
+                <w:b/>
+                <w:color w:val="0D4F49"/>
+                <w:sz w:val="17"/>
+              </w:rPr>
+              <w:t xml:space="preserve">BUTTONS IN THE CONVERSATION  </w:t>
+            </w:r>
+            <w:r>
+              <w:rPr>
+                <w:sz w:val="17"/>
+              </w:rPr>
+              <w:t xml:space="preserve">Explain this and show me how requests coaching; Build my recommendation helps structure a position when you are </w:t>
+            </w:r>
+            <w:proofErr w:type="gramStart"/>
+            <w:r>
+              <w:rPr>
+                <w:sz w:val="17"/>
+              </w:rPr>
+              <w:t>actually ready</w:t>
+            </w:r>
+            <w:proofErr w:type="gramEnd"/>
+            <w:r>
+              <w:rPr>
+                <w:sz w:val="17"/>
+              </w:rPr>
+              <w:t xml:space="preserve"> to make a consequential decision.</w:t>
+            </w:r>
+          </w:p>
+        </w:tc>
+      </w:tr>
+    </w:tbl>
+    <w:p>
+      <w:pPr>
+        <w:rPr>
+          <w:rFonts w:hint="eastAsia"/>
+        </w:rPr>
+      </w:pPr>
+    </w:p>
+    <w:p>
+      <w:pPr>
+        <w:pStyle w:val="Heading2"/>
+        <w:spacing w:before="140" w:after="60" w:line="269" w:lineRule="auto"/>
+      </w:pPr>
+      <w:r>
+        <w:rPr>
+          <w:rFonts w:ascii="Inter" w:hAnsi="Inter"/>
+          <w:color w:val="0D4F49"/>
+          <w:sz w:val="21"/>
+        </w:rPr>
+        <w:t>05  |  A STRONG ENGINEERING RESPONSE</w:t>
+      </w:r>
+    </w:p>
+    <w:p>
+      <w:pPr>
+        <w:spacing w:after="100" w:line="269" w:lineRule="auto"/>
+        <w:rPr>
+          <w:rFonts w:hint="eastAsia"/>
+        </w:rPr>
+      </w:pPr>
+      <w:r>
+        <w:t>The Review Board is looking for a defensible engineering rationale, not just the appearance of a correct answer. Use these elements when they matter to the decision.</w:t>
+      </w:r>
+    </w:p>
+    <w:p>
+      <w:pPr>
+        <w:spacing w:after="20" w:line="271" w:lineRule="auto"/>
+        <w:ind w:left="259" w:hanging="187"/>
+        <w:rPr>
+          <w:rFonts w:hint="eastAsia"/>
+        </w:rPr>
+      </w:pPr>
+      <w:r>
+        <w:rPr>
+          <w:b/>
+          <w:color w:val="0D4F49"/>
+        </w:rPr>
+        <w:t xml:space="preserve">•  </w:t>
+      </w:r>
+      <w:r>
+        <w:rPr>
+          <w:b/>
+        </w:rPr>
+        <w:t>Position.</w:t>
+      </w:r>
+      <w:r>
+        <w:t xml:space="preserve"> Your recommendation—or why you are not ready.</w:t>
+      </w:r>
+    </w:p>
+    <w:p>
+      <w:pPr>
+        <w:spacing w:after="20" w:line="271" w:lineRule="auto"/>
+        <w:ind w:left="259" w:hanging="187"/>
+        <w:rPr>
+          <w:rFonts w:hint="eastAsia"/>
+        </w:rPr>
+      </w:pPr>
+      <w:r>
+        <w:rPr>
+          <w:b/>
+          <w:color w:val="0D4F49"/>
+        </w:rPr>
+        <w:t xml:space="preserve">•  </w:t>
+      </w:r>
+      <w:r>
+        <w:rPr>
+          <w:b/>
+        </w:rPr>
+        <w:t>Evidence.</w:t>
+      </w:r>
+      <w:r>
+        <w:t xml:space="preserve"> Repository sources and reasoning supporting your position.</w:t>
+      </w:r>
+    </w:p>
+    <w:p>
+      <w:pPr>
+        <w:spacing w:after="20" w:line="271" w:lineRule="auto"/>
+        <w:ind w:left="259" w:hanging="187"/>
+        <w:rPr>
+          <w:rFonts w:hint="eastAsia"/>
+        </w:rPr>
+      </w:pPr>
+      <w:r>
+        <w:rPr>
+          <w:b/>
+          <w:color w:val="0D4F49"/>
+        </w:rPr>
+        <w:t xml:space="preserve">•  </w:t>
+      </w:r>
+      <w:r>
+        <w:rPr>
+          <w:b/>
+        </w:rPr>
+        <w:t>Boundary.</w:t>
+      </w:r>
+      <w:r>
+        <w:t xml:space="preserve"> Important uncertainty, missing evidence, or limits of authority.</w:t>
+      </w:r>
+    </w:p>
+    <w:p>
+      <w:pPr>
+        <w:spacing w:after="20" w:line="271" w:lineRule="auto"/>
+        <w:ind w:left="259" w:hanging="187"/>
+        <w:rPr>
+          <w:rFonts w:hint="eastAsia"/>
+        </w:rPr>
+      </w:pPr>
+      <w:r>
+        <w:rPr>
+          <w:b/>
+          <w:color w:val="0D4F49"/>
+        </w:rPr>
+        <w:t xml:space="preserve">•  </w:t>
+      </w:r>
+      <w:r>
+        <w:rPr>
+          <w:b/>
+        </w:rPr>
+        <w:t>Consequence.</w:t>
+      </w:r>
+      <w:r>
+        <w:t xml:space="preserve"> Residual risks and the tradeoffs you are accepting.</w:t>
+      </w:r>
+    </w:p>
+    <w:p>
+      <w:pPr>
+        <w:spacing w:after="20" w:line="271" w:lineRule="auto"/>
+        <w:ind w:left="259" w:hanging="187"/>
+        <w:rPr>
+          <w:rFonts w:hint="eastAsia"/>
+        </w:rPr>
+      </w:pPr>
+      <w:r>
+        <w:rPr>
+          <w:b/>
+          <w:color w:val="0D4F49"/>
+        </w:rPr>
+        <w:t xml:space="preserve">•  </w:t>
+      </w:r>
+      <w:r>
+        <w:rPr>
+          <w:b/>
+        </w:rPr>
+        <w:t>Conditions.</w:t>
+      </w:r>
+      <w:r>
+        <w:t xml:space="preserve"> Guardrails, constraints, or preconditions for proceeding.</w:t>
+      </w:r>
+    </w:p>
+    <w:p>
+      <w:pPr>
+        <w:spacing w:after="20" w:line="271" w:lineRule="auto"/>
+        <w:ind w:left="259" w:hanging="187"/>
+        <w:rPr>
+          <w:rFonts w:hint="eastAsia"/>
+        </w:rPr>
+      </w:pPr>
+      <w:r>
+        <w:rPr>
+          <w:b/>
+          <w:color w:val="0D4F49"/>
+        </w:rPr>
+        <w:t xml:space="preserve">•  </w:t>
+      </w:r>
+      <w:r>
+        <w:rPr>
+          <w:b/>
+        </w:rPr>
+        <w:t>Ownership.</w:t>
+      </w:r>
+      <w:r>
+        <w:t xml:space="preserve"> Who will follow through and how it will be verified.</w:t>
+      </w:r>
+    </w:p>
+    <w:p>
+      <w:pPr>
+        <w:spacing w:after="20" w:line="271" w:lineRule="auto"/>
+        <w:ind w:left="259" w:hanging="187"/>
+        <w:rPr>
+          <w:rFonts w:hint="eastAsia"/>
+        </w:rPr>
+      </w:pPr>
+      <w:r>
+        <w:rPr>
+          <w:b/>
+          <w:color w:val="0D4F49"/>
+        </w:rPr>
+        <w:t xml:space="preserve">•  </w:t>
+      </w:r>
+      <w:r>
+        <w:rPr>
+          <w:b/>
+        </w:rPr>
+        <w:t>Change trigger.</w:t>
+      </w:r>
+      <w:r>
+        <w:t xml:space="preserve"> What new evidence or event would cause you to revise, reject, lift, or close the decision.</w:t>
+      </w:r>
+    </w:p>
+    <w:p>
+      <w:pPr>
+        <w:pStyle w:val="Heading2"/>
+        <w:spacing w:before="140" w:after="60" w:line="269" w:lineRule="auto"/>
+      </w:pPr>
+      <w:r>
+        <w:rPr>
+          <w:rFonts w:ascii="Inter" w:hAnsi="Inter"/>
+          <w:color w:val="0D4F49"/>
+          <w:sz w:val="21"/>
+        </w:rPr>
+        <w:t>06  |  YOUR CURRENT RECOMMENDATION IS REVISABLE</w:t>
+      </w:r>
+    </w:p>
+    <w:p>
+      <w:pPr>
+        <w:spacing w:after="100" w:line="269" w:lineRule="auto"/>
+        <w:rPr>
+          <w:rFonts w:hint="eastAsia"/>
+        </w:rPr>
+      </w:pPr>
+      <w:r>
+        <w:t>A recommendation communicates where your engineering judgment stands at this point in time. It is not an irrevocable commitment, an instructor grade, or a substitute for evidence.</w:t>
+      </w:r>
+    </w:p>
+    <w:tbl>
+      <w:tblPr>
+        <w:tblW w:w="0" w:type="auto"/>
+        <w:jc w:val="center"/>
+        <w:tblLayout w:type="fixed"/>
+        <w:tblLook w:val="04A0" w:firstRow="1" w:lastRow="0" w:firstColumn="1" w:lastColumn="0" w:noHBand="0" w:noVBand="1"/>
+      </w:tblPr>
+      <w:tblGrid>
+        <w:gridCol w:w="3600"/>
+        <w:gridCol w:w="6869"/>
+      </w:tblGrid>
       <w:tr>
         <w:trPr>
           <w:jc w:val="center"/>
-          <w:cantSplit/>
         </w:trPr>
         <w:tc>
           <w:tcPr>
-            <w:tcW w:w="3096" w:type="dxa"/>
-            <w:tcMar>
-              <w:top w:w="90" w:type="dxa"/>
-              <w:left w:w="100" w:type="dxa"/>
-              <w:bottom w:w="90" w:type="dxa"/>
-              <w:right w:w="100" w:type="dxa"/>
-            </w:tcMar>
+            <w:tcW w:w="3600" w:type="dxa"/>
+            <w:tcBorders>
+              <w:bottom w:val="single" w:sz="4" w:space="0" w:color="D8E6E3"/>
+            </w:tcBorders>
+            <w:shd w:val="clear" w:color="auto" w:fill="F2F8F7"/>
+            <w:vAlign w:val="center"/>
           </w:tcPr>
           <w:p>
             <w:pPr>
-              <w:keepNext w:val="0"/>
-              <w:spacing w:before="0" w:after="0"/>
+              <w:spacing w:line="269" w:lineRule="auto"/>
+              <w:rPr>
+                <w:rFonts w:hint="eastAsia"/>
+              </w:rPr>
             </w:pPr>
             <w:r>
-              <w:t>Not ready yet</w:t>
+              <w:rPr>
+                <w:b/>
+                <w:color w:val="0D4F49"/>
+                <w:sz w:val="17"/>
+              </w:rPr>
+              <w:t>NOT READY YET</w:t>
             </w:r>
           </w:p>
         </w:tc>
         <w:tc>
           <w:tcPr>
-            <w:tcW w:w="6480" w:type="dxa"/>
-            <w:tcMar>
-              <w:top w:w="90" w:type="dxa"/>
-              <w:left w:w="100" w:type="dxa"/>
-              <w:bottom w:w="90" w:type="dxa"/>
-              <w:right w:w="100" w:type="dxa"/>
-            </w:tcMar>
+            <w:tcW w:w="6869" w:type="dxa"/>
+            <w:tcBorders>
+              <w:bottom w:val="single" w:sz="4" w:space="0" w:color="D8E6E3"/>
+            </w:tcBorders>
+            <w:shd w:val="clear" w:color="auto" w:fill="F2F8F7"/>
+            <w:vAlign w:val="center"/>
           </w:tcPr>
           <w:p>
             <w:pPr>
-              <w:keepNext w:val="0"/>
-              <w:spacing w:before="0" w:after="0"/>
+              <w:spacing w:line="269" w:lineRule="auto"/>
+              <w:rPr>
+                <w:rFonts w:hint="eastAsia"/>
+              </w:rPr>
             </w:pPr>
             <w:r>
+              <w:rPr>
+                <w:sz w:val="17"/>
+              </w:rPr>
               <w:t>Keep reasoning; identify missing evidence or authority.</w:t>
             </w:r>
           </w:p>
@@ -917,44 +1672,53 @@
       <w:tr>
         <w:trPr>
           <w:jc w:val="center"/>
-          <w:cantSplit/>
         </w:trPr>
         <w:tc>
           <w:tcPr>
-            <w:tcW w:w="3096" w:type="dxa"/>
-            <w:tcMar>
-              <w:top w:w="90" w:type="dxa"/>
-              <w:left w:w="100" w:type="dxa"/>
-              <w:bottom w:w="90" w:type="dxa"/>
-              <w:right w:w="100" w:type="dxa"/>
-            </w:tcMar>
+            <w:tcW w:w="3600" w:type="dxa"/>
+            <w:tcBorders>
+              <w:bottom w:val="single" w:sz="4" w:space="0" w:color="D8E6E3"/>
+            </w:tcBorders>
+            <w:shd w:val="clear" w:color="auto" w:fill="FFFFFF"/>
+            <w:vAlign w:val="center"/>
           </w:tcPr>
           <w:p>
             <w:pPr>
-              <w:keepNext w:val="0"/>
-              <w:spacing w:before="0" w:after="0"/>
+              <w:spacing w:line="269" w:lineRule="auto"/>
+              <w:rPr>
+                <w:rFonts w:hint="eastAsia"/>
+              </w:rPr>
             </w:pPr>
             <w:r>
-              <w:t>Continue</w:t>
+              <w:rPr>
+                <w:b/>
+                <w:color w:val="0D4F49"/>
+                <w:sz w:val="17"/>
+              </w:rPr>
+              <w:t>CONTINUE</w:t>
             </w:r>
           </w:p>
         </w:tc>
         <w:tc>
           <w:tcPr>
-            <w:tcW w:w="6480" w:type="dxa"/>
-            <w:tcMar>
-              <w:top w:w="90" w:type="dxa"/>
-              <w:left w:w="100" w:type="dxa"/>
-              <w:bottom w:w="90" w:type="dxa"/>
-              <w:right w:w="100" w:type="dxa"/>
-            </w:tcMar>
+            <w:tcW w:w="6869" w:type="dxa"/>
+            <w:tcBorders>
+              <w:bottom w:val="single" w:sz="4" w:space="0" w:color="D8E6E3"/>
+            </w:tcBorders>
+            <w:shd w:val="clear" w:color="auto" w:fill="FFFFFF"/>
+            <w:vAlign w:val="center"/>
           </w:tcPr>
           <w:p>
             <w:pPr>
-              <w:keepNext w:val="0"/>
-              <w:spacing w:before="0" w:after="0"/>
+              <w:spacing w:line="269" w:lineRule="auto"/>
+              <w:rPr>
+                <w:rFonts w:hint="eastAsia"/>
+              </w:rPr>
             </w:pPr>
             <w:r>
+              <w:rPr>
+                <w:sz w:val="17"/>
+              </w:rPr>
               <w:t>Proceed on the current path.</w:t>
             </w:r>
           </w:p>
@@ -963,45 +1727,54 @@
       <w:tr>
         <w:trPr>
           <w:jc w:val="center"/>
-          <w:cantSplit/>
         </w:trPr>
         <w:tc>
           <w:tcPr>
-            <w:tcW w:w="3096" w:type="dxa"/>
-            <w:tcMar>
-              <w:top w:w="90" w:type="dxa"/>
-              <w:left w:w="100" w:type="dxa"/>
-              <w:bottom w:w="90" w:type="dxa"/>
-              <w:right w:w="100" w:type="dxa"/>
-            </w:tcMar>
+            <w:tcW w:w="3600" w:type="dxa"/>
+            <w:tcBorders>
+              <w:bottom w:val="single" w:sz="4" w:space="0" w:color="D8E6E3"/>
+            </w:tcBorders>
+            <w:shd w:val="clear" w:color="auto" w:fill="F2F8F7"/>
+            <w:vAlign w:val="center"/>
           </w:tcPr>
           <w:p>
             <w:pPr>
-              <w:keepNext w:val="0"/>
-              <w:spacing w:before="0" w:after="0"/>
+              <w:spacing w:line="269" w:lineRule="auto"/>
+              <w:rPr>
+                <w:rFonts w:hint="eastAsia"/>
+              </w:rPr>
             </w:pPr>
             <w:r>
-              <w:t>Continue with conditions</w:t>
+              <w:rPr>
+                <w:b/>
+                <w:color w:val="0D4F49"/>
+                <w:sz w:val="17"/>
+              </w:rPr>
+              <w:t>CONTINUE WITH CONDITIONS</w:t>
             </w:r>
           </w:p>
         </w:tc>
         <w:tc>
           <w:tcPr>
-            <w:tcW w:w="6480" w:type="dxa"/>
-            <w:tcMar>
-              <w:top w:w="90" w:type="dxa"/>
-              <w:left w:w="100" w:type="dxa"/>
-              <w:bottom w:w="90" w:type="dxa"/>
-              <w:right w:w="100" w:type="dxa"/>
-            </w:tcMar>
+            <w:tcW w:w="6869" w:type="dxa"/>
+            <w:tcBorders>
+              <w:bottom w:val="single" w:sz="4" w:space="0" w:color="D8E6E3"/>
+            </w:tcBorders>
+            <w:shd w:val="clear" w:color="auto" w:fill="F2F8F7"/>
+            <w:vAlign w:val="center"/>
           </w:tcPr>
           <w:p>
             <w:pPr>
-              <w:keepNext w:val="0"/>
-              <w:spacing w:before="0" w:after="0"/>
+              <w:spacing w:line="269" w:lineRule="auto"/>
+              <w:rPr>
+                <w:rFonts w:hint="eastAsia"/>
+              </w:rPr>
             </w:pPr>
             <w:r>
-              <w:t>Proceed only within explicit conditions/guardrails.</w:t>
+              <w:rPr>
+                <w:sz w:val="17"/>
+              </w:rPr>
+              <w:t>Proceed only within explicit conditions or guardrails.</w:t>
             </w:r>
           </w:p>
         </w:tc>
@@ -1009,45 +1782,54 @@
       <w:tr>
         <w:trPr>
           <w:jc w:val="center"/>
-          <w:cantSplit/>
         </w:trPr>
         <w:tc>
           <w:tcPr>
-            <w:tcW w:w="3096" w:type="dxa"/>
-            <w:tcMar>
-              <w:top w:w="90" w:type="dxa"/>
-              <w:left w:w="100" w:type="dxa"/>
-              <w:bottom w:w="90" w:type="dxa"/>
-              <w:right w:w="100" w:type="dxa"/>
-            </w:tcMar>
+            <w:tcW w:w="3600" w:type="dxa"/>
+            <w:tcBorders>
+              <w:bottom w:val="single" w:sz="4" w:space="0" w:color="D8E6E3"/>
+            </w:tcBorders>
+            <w:shd w:val="clear" w:color="auto" w:fill="FFFFFF"/>
+            <w:vAlign w:val="center"/>
           </w:tcPr>
           <w:p>
             <w:pPr>
-              <w:keepNext w:val="0"/>
-              <w:spacing w:before="0" w:after="0"/>
+              <w:spacing w:line="269" w:lineRule="auto"/>
+              <w:rPr>
+                <w:rFonts w:hint="eastAsia"/>
+              </w:rPr>
             </w:pPr>
             <w:r>
-              <w:t>Hold / defer</w:t>
+              <w:rPr>
+                <w:b/>
+                <w:color w:val="0D4F49"/>
+                <w:sz w:val="17"/>
+              </w:rPr>
+              <w:t>HOLD / DEFER</w:t>
             </w:r>
           </w:p>
         </w:tc>
         <w:tc>
           <w:tcPr>
-            <w:tcW w:w="6480" w:type="dxa"/>
-            <w:tcMar>
-              <w:top w:w="90" w:type="dxa"/>
-              <w:left w:w="100" w:type="dxa"/>
-              <w:bottom w:w="90" w:type="dxa"/>
-              <w:right w:w="100" w:type="dxa"/>
-            </w:tcMar>
+            <w:tcW w:w="6869" w:type="dxa"/>
+            <w:tcBorders>
+              <w:bottom w:val="single" w:sz="4" w:space="0" w:color="D8E6E3"/>
+            </w:tcBorders>
+            <w:shd w:val="clear" w:color="auto" w:fill="FFFFFF"/>
+            <w:vAlign w:val="center"/>
           </w:tcPr>
           <w:p>
             <w:pPr>
-              <w:keepNext w:val="0"/>
-              <w:spacing w:before="0" w:after="0"/>
+              <w:spacing w:line="269" w:lineRule="auto"/>
+              <w:rPr>
+                <w:rFonts w:hint="eastAsia"/>
+              </w:rPr>
             </w:pPr>
             <w:r>
-              <w:t>Pause the relevant decision/work until evidence/uncertainty improves.</w:t>
+              <w:rPr>
+                <w:sz w:val="17"/>
+              </w:rPr>
+              <w:t>Pause the relevant decision or work until uncertainty is reduced.</w:t>
             </w:r>
           </w:p>
         </w:tc>
@@ -1055,45 +1837,54 @@
       <w:tr>
         <w:trPr>
           <w:jc w:val="center"/>
-          <w:cantSplit/>
         </w:trPr>
         <w:tc>
           <w:tcPr>
-            <w:tcW w:w="3096" w:type="dxa"/>
-            <w:tcMar>
-              <w:top w:w="90" w:type="dxa"/>
-              <w:left w:w="100" w:type="dxa"/>
-              <w:bottom w:w="90" w:type="dxa"/>
-              <w:right w:w="100" w:type="dxa"/>
-            </w:tcMar>
+            <w:tcW w:w="3600" w:type="dxa"/>
+            <w:tcBorders>
+              <w:bottom w:val="single" w:sz="4" w:space="0" w:color="D8E6E3"/>
+            </w:tcBorders>
+            <w:shd w:val="clear" w:color="auto" w:fill="F2F8F7"/>
+            <w:vAlign w:val="center"/>
           </w:tcPr>
           <w:p>
             <w:pPr>
-              <w:keepNext w:val="0"/>
-              <w:spacing w:before="0" w:after="0"/>
+              <w:spacing w:line="269" w:lineRule="auto"/>
+              <w:rPr>
+                <w:rFonts w:hint="eastAsia"/>
+              </w:rPr>
             </w:pPr>
             <w:r>
-              <w:t>Reject this path</w:t>
+              <w:rPr>
+                <w:b/>
+                <w:color w:val="0D4F49"/>
+                <w:sz w:val="17"/>
+              </w:rPr>
+              <w:t>REJECT THIS PATH</w:t>
             </w:r>
           </w:p>
         </w:tc>
         <w:tc>
           <w:tcPr>
-            <w:tcW w:w="6480" w:type="dxa"/>
-            <w:tcMar>
-              <w:top w:w="90" w:type="dxa"/>
-              <w:left w:w="100" w:type="dxa"/>
-              <w:bottom w:w="90" w:type="dxa"/>
-              <w:right w:w="100" w:type="dxa"/>
-            </w:tcMar>
+            <w:tcW w:w="6869" w:type="dxa"/>
+            <w:tcBorders>
+              <w:bottom w:val="single" w:sz="4" w:space="0" w:color="D8E6E3"/>
+            </w:tcBorders>
+            <w:shd w:val="clear" w:color="auto" w:fill="F2F8F7"/>
+            <w:vAlign w:val="center"/>
           </w:tcPr>
           <w:p>
             <w:pPr>
-              <w:keepNext w:val="0"/>
-              <w:spacing w:before="0" w:after="0"/>
+              <w:spacing w:line="269" w:lineRule="auto"/>
+              <w:rPr>
+                <w:rFonts w:hint="eastAsia"/>
+              </w:rPr>
             </w:pPr>
             <w:r>
-              <w:t>Recommend a different direction.</w:t>
+              <w:rPr>
+                <w:sz w:val="17"/>
+              </w:rPr>
+              <w:t>Recommend a different engineering direction.</w:t>
             </w:r>
           </w:p>
         </w:tc>
@@ -1101,100 +1892,54 @@
       <w:tr>
         <w:trPr>
           <w:jc w:val="center"/>
-          <w:cantSplit/>
         </w:trPr>
         <w:tc>
           <w:tcPr>
-            <w:tcW w:w="3096" w:type="dxa"/>
-            <w:tcMar>
-              <w:top w:w="90" w:type="dxa"/>
-              <w:left w:w="100" w:type="dxa"/>
-              <w:bottom w:w="90" w:type="dxa"/>
-              <w:right w:w="100" w:type="dxa"/>
-            </w:tcMar>
+            <w:tcW w:w="3600" w:type="dxa"/>
+            <w:tcBorders>
+              <w:bottom w:val="single" w:sz="4" w:space="0" w:color="D8E6E3"/>
+            </w:tcBorders>
+            <w:shd w:val="clear" w:color="auto" w:fill="FFFFFF"/>
+            <w:vAlign w:val="center"/>
           </w:tcPr>
           <w:p>
             <w:pPr>
-              <w:keepNext w:val="0"/>
-              <w:spacing w:before="0" w:after="0"/>
+              <w:spacing w:line="269" w:lineRule="auto"/>
+              <w:rPr>
+                <w:rFonts w:hint="eastAsia"/>
+              </w:rPr>
             </w:pPr>
             <w:r>
-              <w:t>Request evidence / escalate</w:t>
+              <w:rPr>
+                <w:b/>
+                <w:color w:val="0D4F49"/>
+                <w:sz w:val="17"/>
+              </w:rPr>
+              <w:t>REQUEST EVIDENCE / ESCALATE</w:t>
             </w:r>
           </w:p>
         </w:tc>
         <w:tc>
           <w:tcPr>
-            <w:tcW w:w="6480" w:type="dxa"/>
-            <w:tcMar>
-              <w:top w:w="90" w:type="dxa"/>
-              <w:left w:w="100" w:type="dxa"/>
-              <w:bottom w:w="90" w:type="dxa"/>
-              <w:right w:w="100" w:type="dxa"/>
-            </w:tcMar>
+            <w:tcW w:w="6869" w:type="dxa"/>
+            <w:tcBorders>
+              <w:bottom w:val="single" w:sz="4" w:space="0" w:color="D8E6E3"/>
+            </w:tcBorders>
+            <w:shd w:val="clear" w:color="auto" w:fill="FFFFFF"/>
+            <w:vAlign w:val="center"/>
           </w:tcPr>
           <w:p>
             <w:pPr>
-              <w:keepNext w:val="0"/>
-              <w:spacing w:before="0" w:after="0"/>
+              <w:spacing w:line="269" w:lineRule="auto"/>
+              <w:rPr>
+                <w:rFonts w:hint="eastAsia"/>
+              </w:rPr>
             </w:pPr>
             <w:r>
-              <w:t>The decision exceeds current evidence or authority.</w:t>
-            </w:r>
-          </w:p>
-        </w:tc>
-      </w:tr>
-    </w:tbl>
-    <w:tbl>
-      <w:tblPr>
-        <w:tblW w:w="0" w:type="auto"/>
-        <w:jc w:val="center"/>
-        <w:tblLook w:val="04A0" w:firstRow="1" w:lastRow="0" w:firstColumn="1" w:lastColumn="0" w:noHBand="0" w:noVBand="1"/>
-      </w:tblPr>
-      <w:tblGrid>
-        <w:gridCol w:w="10166"/>
-      </w:tblGrid>
-      <w:tr>
-        <w:trPr>
-          <w:jc w:val="center"/>
-          <w:tblHeader/>
-          <w:cantSplit/>
-        </w:trPr>
-        <w:tc>
-          <w:tcPr>
-            <w:tcW w:w="10166" w:type="dxa"/>
-            <w:shd w:val="clear" w:color="auto" w:fill="FFF2CC"/>
-            <w:tcMar>
-              <w:top w:w="120" w:type="dxa"/>
-              <w:left w:w="150" w:type="dxa"/>
-              <w:bottom w:w="120" w:type="dxa"/>
-              <w:right w:w="150" w:type="dxa"/>
-            </w:tcMar>
-          </w:tcPr>
-          <w:p>
-            <w:pPr>
-              <w:keepNext w:val="0"/>
-              <w:spacing w:before="0" w:after="0"/>
-            </w:pPr>
-            <w:r>
-              <w:rPr>
-                <w:b/>
-                <w:color w:val="8A5A00"/>
-              </w:rPr>
-              <w:t>NOT THE SAME AS COMMITTING</w:t>
-            </w:r>
-            <w:r>
-              <w:rPr>
-                <w:b/>
-                <w:color w:val="8A5A00"/>
-              </w:rPr>
-              <w:br/>
-            </w:r>
-            <w:r>
-              <w:rPr>
-                <w:sz w:val="20"/>
-              </w:rPr>
-              <w:t>Current recommendation is revisable. Use the later recommendation action only when you are prepared to defend a consequential position.</w:t>
+              <w:rPr>
+                <w:sz w:val="17"/>
+              </w:rPr>
+              <w:t>The decision exceeds current evidence or authority; obtain more input.</w:t>
             </w:r>
           </w:p>
         </w:tc>
@@ -1202,77 +1947,318 @@
     </w:tbl>
     <w:p>
       <w:pPr>
-        <w:pStyle w:val="Heading2"/>
+        <w:rPr>
+          <w:rFonts w:hint="eastAsia"/>
+        </w:rPr>
+      </w:pPr>
+    </w:p>
+    <w:tbl>
+      <w:tblPr>
+        <w:tblW w:w="0" w:type="auto"/>
+        <w:tblLook w:val="04A0" w:firstRow="1" w:lastRow="0" w:firstColumn="1" w:lastColumn="0" w:noHBand="0" w:noVBand="1"/>
+      </w:tblPr>
+      <w:tblGrid>
+        <w:gridCol w:w="10454"/>
+      </w:tblGrid>
+      <w:tr>
+        <w:tc>
+          <w:tcPr>
+            <w:tcW w:w="10454" w:type="dxa"/>
+            <w:tcBorders>
+              <w:left w:val="single" w:sz="14" w:space="0" w:color="0D4F49"/>
+            </w:tcBorders>
+            <w:shd w:val="clear" w:color="auto" w:fill="E7F3F0"/>
+          </w:tcPr>
+          <w:p>
+            <w:pPr>
+              <w:spacing w:before="20" w:after="20"/>
+              <w:rPr>
+                <w:rFonts w:hint="eastAsia"/>
+              </w:rPr>
+            </w:pPr>
+            <w:r>
+              <w:rPr>
+                <w:b/>
+                <w:color w:val="0D4F49"/>
+                <w:sz w:val="17"/>
+              </w:rPr>
+              <w:t xml:space="preserve">NOT THE SAME AS COMMITTING  </w:t>
+            </w:r>
+            <w:r>
+              <w:rPr>
+                <w:sz w:val="17"/>
+              </w:rPr>
+              <w:t>A current recommendation can change. Use the later recommendation action when you can explain and defend a consequential position.</w:t>
+            </w:r>
+          </w:p>
+        </w:tc>
+      </w:tr>
+    </w:tbl>
+    <w:p>
+      <w:pPr>
+        <w:rPr>
+          <w:rFonts w:hint="eastAsia"/>
+        </w:rPr>
+      </w:pPr>
+    </w:p>
+    <w:p>
+      <w:pPr>
+        <w:rPr>
+          <w:rFonts w:hint="eastAsia"/>
+        </w:rPr>
       </w:pPr>
       <w:r>
-        <w:t>5. Evidence and findings</w:t>
+        <w:br w:type="page"/>
       </w:r>
     </w:p>
     <w:tbl>
       <w:tblPr>
-        <w:tblStyle w:val="TableGrid"/>
         <w:tblW w:w="0" w:type="auto"/>
         <w:jc w:val="center"/>
+        <w:tblLayout w:type="fixed"/>
         <w:tblLook w:val="04A0" w:firstRow="1" w:lastRow="0" w:firstColumn="1" w:lastColumn="0" w:noHBand="0" w:noVBand="1"/>
       </w:tblPr>
       <w:tblGrid>
-        <w:gridCol w:w="2448"/>
-        <w:gridCol w:w="7128"/>
+        <w:gridCol w:w="5227"/>
+        <w:gridCol w:w="5227"/>
       </w:tblGrid>
       <w:tr>
         <w:trPr>
-          <w:tblHeader/>
+          <w:cantSplit/>
           <w:jc w:val="center"/>
-          <w:tblHeader/>
-          <w:cantSplit/>
         </w:trPr>
         <w:tc>
           <w:tcPr>
-            <w:tcW w:w="2448" w:type="dxa"/>
-            <w:shd w:val="clear" w:color="auto" w:fill="122536"/>
+            <w:tcW w:w="5227" w:type="dxa"/>
+            <w:tcBorders>
+              <w:bottom w:val="single" w:sz="15" w:space="0" w:color="F2BF58"/>
+            </w:tcBorders>
+            <w:shd w:val="clear" w:color="auto" w:fill="06142D"/>
             <w:tcMar>
-              <w:top w:w="90" w:type="dxa"/>
-              <w:left w:w="100" w:type="dxa"/>
-              <w:bottom w:w="90" w:type="dxa"/>
-              <w:right w:w="100" w:type="dxa"/>
+              <w:top w:w="125" w:type="dxa"/>
+              <w:left w:w="145" w:type="dxa"/>
+              <w:bottom w:w="125" w:type="dxa"/>
+              <w:right w:w="130" w:type="dxa"/>
             </w:tcMar>
+            <w:vAlign w:val="center"/>
           </w:tcPr>
           <w:p>
             <w:pPr>
-              <w:keepNext w:val="0"/>
-              <w:spacing w:before="0" w:after="0"/>
+              <w:spacing w:line="257" w:lineRule="auto"/>
+              <w:rPr>
+                <w:rFonts w:hint="eastAsia"/>
+              </w:rPr>
             </w:pPr>
             <w:r>
               <w:rPr>
-                <w:b/>
-                <w:color w:val="FFFFFF"/>
-              </w:rPr>
-              <w:t>Term</w:t>
+                <w:noProof/>
+              </w:rPr>
+              <w:lastRenderedPageBreak/>
+              <w:drawing>
+                <wp:inline distT="0" distB="0" distL="0" distR="0" wp14:anchorId="5916A5D9" wp14:editId="54E565C6">
+                  <wp:extent cx="1828800" cy="400050"/>
+                  <wp:effectExtent l="0" t="0" r="0" b="0"/>
+                  <wp:docPr id="53" name="Picture 1" descr="ETIS shield and Engineering Trustworthy Intelligent Systems wordmark"/>
+                  <wp:cNvGraphicFramePr>
+                    <a:graphicFrameLocks xmlns:a="http://schemas.openxmlformats.org/drawingml/2006/main" noChangeAspect="1"/>
+                  </wp:cNvGraphicFramePr>
+                  <a:graphic xmlns:a="http://schemas.openxmlformats.org/drawingml/2006/main">
+                    <a:graphicData uri="http://schemas.openxmlformats.org/drawingml/2006/picture">
+                      <pic:pic xmlns:pic="http://schemas.openxmlformats.org/drawingml/2006/picture">
+                        <pic:nvPicPr>
+                          <pic:cNvPr id="0" name="etis_logo_original.png"/>
+                          <pic:cNvPicPr/>
+                        </pic:nvPicPr>
+                        <pic:blipFill>
+                          <a:blip r:embed="rId8"/>
+                          <a:stretch>
+                            <a:fillRect/>
+                          </a:stretch>
+                        </pic:blipFill>
+                        <pic:spPr>
+                          <a:xfrm>
+                            <a:off x="0" y="0"/>
+                            <a:ext cx="1828800" cy="400050"/>
+                          </a:xfrm>
+                          <a:prstGeom prst="rect">
+                            <a:avLst/>
+                          </a:prstGeom>
+                        </pic:spPr>
+                      </pic:pic>
+                    </a:graphicData>
+                  </a:graphic>
+                </wp:inline>
+              </w:drawing>
             </w:r>
           </w:p>
         </w:tc>
         <w:tc>
           <w:tcPr>
-            <w:tcW w:w="7128" w:type="dxa"/>
-            <w:shd w:val="clear" w:color="auto" w:fill="122536"/>
+            <w:tcW w:w="5227" w:type="dxa"/>
+            <w:tcBorders>
+              <w:bottom w:val="single" w:sz="15" w:space="0" w:color="F2BF58"/>
+            </w:tcBorders>
+            <w:shd w:val="clear" w:color="auto" w:fill="06142D"/>
             <w:tcMar>
-              <w:top w:w="90" w:type="dxa"/>
-              <w:left w:w="100" w:type="dxa"/>
-              <w:bottom w:w="90" w:type="dxa"/>
-              <w:right w:w="100" w:type="dxa"/>
+              <w:top w:w="125" w:type="dxa"/>
+              <w:left w:w="145" w:type="dxa"/>
+              <w:bottom w:w="125" w:type="dxa"/>
+              <w:right w:w="130" w:type="dxa"/>
             </w:tcMar>
+            <w:vAlign w:val="center"/>
           </w:tcPr>
           <w:p>
             <w:pPr>
-              <w:keepNext w:val="0"/>
-              <w:spacing w:before="0" w:after="0"/>
+              <w:spacing w:after="40" w:line="257" w:lineRule="auto"/>
+              <w:rPr>
+                <w:rFonts w:hint="eastAsia"/>
+              </w:rPr>
             </w:pPr>
             <w:r>
               <w:rPr>
                 <w:b/>
                 <w:color w:val="FFFFFF"/>
-              </w:rPr>
-              <w:t>Remember</w:t>
+                <w:sz w:val="35"/>
+              </w:rPr>
+              <w:t>ENGINEERING STUDIO</w:t>
+            </w:r>
+          </w:p>
+          <w:p>
+            <w:pPr>
+              <w:spacing w:line="257" w:lineRule="auto"/>
+              <w:rPr>
+                <w:rFonts w:hint="eastAsia"/>
+              </w:rPr>
+            </w:pPr>
+            <w:r>
+              <w:rPr>
+                <w:b/>
+                <w:color w:val="F2BF58"/>
+                <w:sz w:val="19"/>
+              </w:rPr>
+              <w:t>STUDENT CHEAT SHEET   |   COMP 330/474   |   v0.18.1</w:t>
+            </w:r>
+          </w:p>
+        </w:tc>
+      </w:tr>
+    </w:tbl>
+    <w:p>
+      <w:pPr>
+        <w:spacing w:after="100"/>
+        <w:rPr>
+          <w:rFonts w:hint="eastAsia"/>
+        </w:rPr>
+      </w:pPr>
+      <w:r>
+        <w:rPr>
+          <w:b/>
+          <w:color w:val="0D4F49"/>
+        </w:rPr>
+        <w:br/>
+      </w:r>
+      <w:r>
+        <w:rPr>
+          <w:b/>
+          <w:color w:val="0D4F49"/>
+        </w:rPr>
+        <w:t xml:space="preserve">WHAT THE STUDIO KNOWS MATTERS.  </w:t>
+      </w:r>
+      <w:r>
+        <w:t>A repository snapshot records evidence at a particular checkpoint. The Review Board may interpret that evidence, but cannot rewrite history.</w:t>
+      </w:r>
+    </w:p>
+    <w:p>
+      <w:pPr>
+        <w:pStyle w:val="Heading2"/>
+        <w:spacing w:before="100" w:after="40" w:line="269" w:lineRule="auto"/>
+      </w:pPr>
+      <w:r>
+        <w:rPr>
+          <w:rFonts w:ascii="Inter" w:hAnsi="Inter"/>
+          <w:color w:val="0D4F49"/>
+          <w:sz w:val="21"/>
+        </w:rPr>
+        <w:t>07  |  UNDERSTAND EVIDENCE AND FINDINGS</w:t>
+      </w:r>
+    </w:p>
+    <w:p>
+      <w:pPr>
+        <w:spacing w:after="60" w:line="269" w:lineRule="auto"/>
+        <w:rPr>
+          <w:rFonts w:hint="eastAsia"/>
+          <w:sz w:val="8"/>
+          <w:szCs w:val="13"/>
+        </w:rPr>
+      </w:pPr>
+      <w:r>
+        <w:t>These terms distinguish what the repository actually showed from what the Review Board concluded. This distinction matters when you disagree with a finding.</w:t>
+      </w:r>
+      <w:r>
+        <w:br/>
+      </w:r>
+    </w:p>
+    <w:tbl>
+      <w:tblPr>
+        <w:tblW w:w="0" w:type="auto"/>
+        <w:jc w:val="center"/>
+        <w:tblLayout w:type="fixed"/>
+        <w:tblLook w:val="04A0" w:firstRow="1" w:lastRow="0" w:firstColumn="1" w:lastColumn="0" w:noHBand="0" w:noVBand="1"/>
+      </w:tblPr>
+      <w:tblGrid>
+        <w:gridCol w:w="3096"/>
+        <w:gridCol w:w="7373"/>
+      </w:tblGrid>
+      <w:tr>
+        <w:trPr>
+          <w:jc w:val="center"/>
+        </w:trPr>
+        <w:tc>
+          <w:tcPr>
+            <w:tcW w:w="3096" w:type="dxa"/>
+            <w:tcBorders>
+              <w:bottom w:val="single" w:sz="4" w:space="0" w:color="D8E6E3"/>
+            </w:tcBorders>
+            <w:shd w:val="clear" w:color="auto" w:fill="F2F8F7"/>
+            <w:vAlign w:val="center"/>
+          </w:tcPr>
+          <w:p>
+            <w:pPr>
+              <w:spacing w:line="269" w:lineRule="auto"/>
+              <w:rPr>
+                <w:rFonts w:hint="eastAsia"/>
+              </w:rPr>
+            </w:pPr>
+            <w:r>
+              <w:rPr>
+                <w:b/>
+                <w:color w:val="0D4F49"/>
+                <w:sz w:val="17"/>
+              </w:rPr>
+              <w:t>FACT</w:t>
+            </w:r>
+          </w:p>
+        </w:tc>
+        <w:tc>
+          <w:tcPr>
+            <w:tcW w:w="7373" w:type="dxa"/>
+            <w:tcBorders>
+              <w:bottom w:val="single" w:sz="4" w:space="0" w:color="D8E6E3"/>
+            </w:tcBorders>
+            <w:shd w:val="clear" w:color="auto" w:fill="F2F8F7"/>
+            <w:vAlign w:val="center"/>
+          </w:tcPr>
+          <w:p>
+            <w:pPr>
+              <w:spacing w:line="269" w:lineRule="auto"/>
+              <w:rPr>
+                <w:rFonts w:hint="eastAsia"/>
+              </w:rPr>
+            </w:pPr>
+            <w:r>
+              <w:rPr>
+                <w:sz w:val="17"/>
+              </w:rPr>
+              <w:t>Frozen, repository-derived evidence. A review does not retroactively change it.</w:t>
             </w:r>
           </w:p>
         </w:tc>
@@ -1280,45 +2266,54 @@
       <w:tr>
         <w:trPr>
           <w:jc w:val="center"/>
-          <w:cantSplit/>
         </w:trPr>
         <w:tc>
           <w:tcPr>
-            <w:tcW w:w="2448" w:type="dxa"/>
-            <w:tcMar>
-              <w:top w:w="90" w:type="dxa"/>
-              <w:left w:w="100" w:type="dxa"/>
-              <w:bottom w:w="90" w:type="dxa"/>
-              <w:right w:w="100" w:type="dxa"/>
-            </w:tcMar>
+            <w:tcW w:w="3096" w:type="dxa"/>
+            <w:tcBorders>
+              <w:bottom w:val="single" w:sz="4" w:space="0" w:color="D8E6E3"/>
+            </w:tcBorders>
+            <w:shd w:val="clear" w:color="auto" w:fill="FFFFFF"/>
+            <w:vAlign w:val="center"/>
           </w:tcPr>
           <w:p>
             <w:pPr>
-              <w:keepNext w:val="0"/>
-              <w:spacing w:before="0" w:after="0"/>
+              <w:spacing w:line="269" w:lineRule="auto"/>
+              <w:rPr>
+                <w:rFonts w:hint="eastAsia"/>
+              </w:rPr>
             </w:pPr>
             <w:r>
-              <w:t>FACT</w:t>
+              <w:rPr>
+                <w:b/>
+                <w:color w:val="0D4F49"/>
+                <w:sz w:val="17"/>
+              </w:rPr>
+              <w:t>REVIEW FINDING</w:t>
             </w:r>
           </w:p>
         </w:tc>
         <w:tc>
           <w:tcPr>
-            <w:tcW w:w="7128" w:type="dxa"/>
-            <w:tcMar>
-              <w:top w:w="90" w:type="dxa"/>
-              <w:left w:w="100" w:type="dxa"/>
-              <w:bottom w:w="90" w:type="dxa"/>
-              <w:right w:w="100" w:type="dxa"/>
-            </w:tcMar>
+            <w:tcW w:w="7373" w:type="dxa"/>
+            <w:tcBorders>
+              <w:bottom w:val="single" w:sz="4" w:space="0" w:color="D8E6E3"/>
+            </w:tcBorders>
+            <w:shd w:val="clear" w:color="auto" w:fill="FFFFFF"/>
+            <w:vAlign w:val="center"/>
           </w:tcPr>
           <w:p>
             <w:pPr>
-              <w:keepNext w:val="0"/>
-              <w:spacing w:before="0" w:after="0"/>
+              <w:spacing w:line="269" w:lineRule="auto"/>
+              <w:rPr>
+                <w:rFonts w:hint="eastAsia"/>
+              </w:rPr>
             </w:pPr>
             <w:r>
-              <w:t>Frozen repository-derived evidence. The review should not rewrite it.</w:t>
+              <w:rPr>
+                <w:sz w:val="17"/>
+              </w:rPr>
+              <w:t>A challengeable interpretation of FACT; discuss, challenge, resolve, accept/defer, or seek correction.</w:t>
             </w:r>
           </w:p>
         </w:tc>
@@ -1326,45 +2321,54 @@
       <w:tr>
         <w:trPr>
           <w:jc w:val="center"/>
-          <w:cantSplit/>
         </w:trPr>
         <w:tc>
           <w:tcPr>
-            <w:tcW w:w="2448" w:type="dxa"/>
-            <w:tcMar>
-              <w:top w:w="90" w:type="dxa"/>
-              <w:left w:w="100" w:type="dxa"/>
-              <w:bottom w:w="90" w:type="dxa"/>
-              <w:right w:w="100" w:type="dxa"/>
-            </w:tcMar>
+            <w:tcW w:w="3096" w:type="dxa"/>
+            <w:tcBorders>
+              <w:bottom w:val="single" w:sz="4" w:space="0" w:color="D8E6E3"/>
+            </w:tcBorders>
+            <w:shd w:val="clear" w:color="auto" w:fill="F2F8F7"/>
+            <w:vAlign w:val="center"/>
           </w:tcPr>
           <w:p>
             <w:pPr>
-              <w:keepNext w:val="0"/>
-              <w:spacing w:before="0" w:after="0"/>
+              <w:spacing w:line="269" w:lineRule="auto"/>
+              <w:rPr>
+                <w:rFonts w:hint="eastAsia"/>
+              </w:rPr>
             </w:pPr>
             <w:r>
-              <w:t>REVIEW finding</w:t>
+              <w:rPr>
+                <w:b/>
+                <w:color w:val="0D4F49"/>
+                <w:sz w:val="17"/>
+              </w:rPr>
+              <w:t>STRENGTH</w:t>
             </w:r>
           </w:p>
         </w:tc>
         <w:tc>
           <w:tcPr>
-            <w:tcW w:w="7128" w:type="dxa"/>
-            <w:tcMar>
-              <w:top w:w="90" w:type="dxa"/>
-              <w:left w:w="100" w:type="dxa"/>
-              <w:bottom w:w="90" w:type="dxa"/>
-              <w:right w:w="100" w:type="dxa"/>
-            </w:tcMar>
+            <w:tcW w:w="7373" w:type="dxa"/>
+            <w:tcBorders>
+              <w:bottom w:val="single" w:sz="4" w:space="0" w:color="D8E6E3"/>
+            </w:tcBorders>
+            <w:shd w:val="clear" w:color="auto" w:fill="F2F8F7"/>
+            <w:vAlign w:val="center"/>
           </w:tcPr>
           <w:p>
             <w:pPr>
-              <w:keepNext w:val="0"/>
-              <w:spacing w:before="0" w:after="0"/>
+              <w:spacing w:line="269" w:lineRule="auto"/>
+              <w:rPr>
+                <w:rFonts w:hint="eastAsia"/>
+              </w:rPr>
             </w:pPr>
             <w:r>
-              <w:t>Interpretation of FACT; you may discuss, challenge, resolve, accept/defer, or seek correction.</w:t>
+              <w:rPr>
+                <w:sz w:val="17"/>
+              </w:rPr>
+              <w:t>Evidence-supported work that is already defensible.</w:t>
             </w:r>
           </w:p>
         </w:tc>
@@ -1372,45 +2376,54 @@
       <w:tr>
         <w:trPr>
           <w:jc w:val="center"/>
-          <w:cantSplit/>
         </w:trPr>
         <w:tc>
           <w:tcPr>
-            <w:tcW w:w="2448" w:type="dxa"/>
-            <w:tcMar>
-              <w:top w:w="90" w:type="dxa"/>
-              <w:left w:w="100" w:type="dxa"/>
-              <w:bottom w:w="90" w:type="dxa"/>
-              <w:right w:w="100" w:type="dxa"/>
-            </w:tcMar>
+            <w:tcW w:w="3096" w:type="dxa"/>
+            <w:tcBorders>
+              <w:bottom w:val="single" w:sz="4" w:space="0" w:color="D8E6E3"/>
+            </w:tcBorders>
+            <w:shd w:val="clear" w:color="auto" w:fill="FFFFFF"/>
+            <w:vAlign w:val="center"/>
           </w:tcPr>
           <w:p>
             <w:pPr>
-              <w:keepNext w:val="0"/>
-              <w:spacing w:before="0" w:after="0"/>
+              <w:spacing w:line="269" w:lineRule="auto"/>
+              <w:rPr>
+                <w:rFonts w:hint="eastAsia"/>
+              </w:rPr>
             </w:pPr>
             <w:r>
-              <w:t>Strength</w:t>
+              <w:rPr>
+                <w:b/>
+                <w:color w:val="0D4F49"/>
+                <w:sz w:val="17"/>
+              </w:rPr>
+              <w:t>EQUIVALENT EVIDENCE</w:t>
             </w:r>
           </w:p>
         </w:tc>
         <w:tc>
           <w:tcPr>
-            <w:tcW w:w="7128" w:type="dxa"/>
-            <w:tcMar>
-              <w:top w:w="90" w:type="dxa"/>
-              <w:left w:w="100" w:type="dxa"/>
-              <w:bottom w:w="90" w:type="dxa"/>
-              <w:right w:w="100" w:type="dxa"/>
-            </w:tcMar>
+            <w:tcW w:w="7373" w:type="dxa"/>
+            <w:tcBorders>
+              <w:bottom w:val="single" w:sz="4" w:space="0" w:color="D8E6E3"/>
+            </w:tcBorders>
+            <w:shd w:val="clear" w:color="auto" w:fill="FFFFFF"/>
+            <w:vAlign w:val="center"/>
           </w:tcPr>
           <w:p>
             <w:pPr>
-              <w:keepNext w:val="0"/>
-              <w:spacing w:before="0" w:after="0"/>
+              <w:spacing w:line="269" w:lineRule="auto"/>
+              <w:rPr>
+                <w:rFonts w:hint="eastAsia"/>
+              </w:rPr>
             </w:pPr>
             <w:r>
-              <w:t>Evidence-supported work already defensible.</w:t>
+              <w:rPr>
+                <w:sz w:val="17"/>
+              </w:rPr>
+              <w:t>Different file or artifact form that serves the required engineering purpose.</w:t>
             </w:r>
           </w:p>
         </w:tc>
@@ -1418,45 +2431,54 @@
       <w:tr>
         <w:trPr>
           <w:jc w:val="center"/>
-          <w:cantSplit/>
         </w:trPr>
         <w:tc>
           <w:tcPr>
-            <w:tcW w:w="2448" w:type="dxa"/>
-            <w:tcMar>
-              <w:top w:w="90" w:type="dxa"/>
-              <w:left w:w="100" w:type="dxa"/>
-              <w:bottom w:w="90" w:type="dxa"/>
-              <w:right w:w="100" w:type="dxa"/>
-            </w:tcMar>
+            <w:tcW w:w="3096" w:type="dxa"/>
+            <w:tcBorders>
+              <w:bottom w:val="single" w:sz="4" w:space="0" w:color="D8E6E3"/>
+            </w:tcBorders>
+            <w:shd w:val="clear" w:color="auto" w:fill="F2F8F7"/>
+            <w:vAlign w:val="center"/>
           </w:tcPr>
           <w:p>
             <w:pPr>
-              <w:keepNext w:val="0"/>
-              <w:spacing w:before="0" w:after="0"/>
+              <w:spacing w:line="269" w:lineRule="auto"/>
+              <w:rPr>
+                <w:rFonts w:hint="eastAsia"/>
+              </w:rPr>
             </w:pPr>
             <w:r>
-              <w:t>Equivalent evidence</w:t>
+              <w:rPr>
+                <w:b/>
+                <w:color w:val="0D4F49"/>
+                <w:sz w:val="17"/>
+              </w:rPr>
+              <w:t>STARTER SCAFFOLD</w:t>
             </w:r>
           </w:p>
         </w:tc>
         <w:tc>
           <w:tcPr>
-            <w:tcW w:w="7128" w:type="dxa"/>
-            <w:tcMar>
-              <w:top w:w="90" w:type="dxa"/>
-              <w:left w:w="100" w:type="dxa"/>
-              <w:bottom w:w="90" w:type="dxa"/>
-              <w:right w:w="100" w:type="dxa"/>
-            </w:tcMar>
+            <w:tcW w:w="7373" w:type="dxa"/>
+            <w:tcBorders>
+              <w:bottom w:val="single" w:sz="4" w:space="0" w:color="D8E6E3"/>
+            </w:tcBorders>
+            <w:shd w:val="clear" w:color="auto" w:fill="F2F8F7"/>
+            <w:vAlign w:val="center"/>
           </w:tcPr>
           <w:p>
             <w:pPr>
-              <w:keepNext w:val="0"/>
-              <w:spacing w:before="0" w:after="0"/>
+              <w:spacing w:line="269" w:lineRule="auto"/>
+              <w:rPr>
+                <w:rFonts w:hint="eastAsia"/>
+              </w:rPr>
             </w:pPr>
             <w:r>
-              <w:t>Different artifact form that serves the intended engineering purpose.</w:t>
+              <w:rPr>
+                <w:sz w:val="17"/>
+              </w:rPr>
+              <w:t>Provided structure or template; not proof that the team performed the work.</w:t>
             </w:r>
           </w:p>
         </w:tc>
@@ -1464,45 +2486,771 @@
       <w:tr>
         <w:trPr>
           <w:jc w:val="center"/>
-          <w:cantSplit/>
         </w:trPr>
         <w:tc>
           <w:tcPr>
-            <w:tcW w:w="2448" w:type="dxa"/>
-            <w:tcMar>
-              <w:top w:w="90" w:type="dxa"/>
-              <w:left w:w="100" w:type="dxa"/>
-              <w:bottom w:w="90" w:type="dxa"/>
-              <w:right w:w="100" w:type="dxa"/>
-            </w:tcMar>
+            <w:tcW w:w="3096" w:type="dxa"/>
+            <w:tcBorders>
+              <w:bottom w:val="single" w:sz="4" w:space="0" w:color="D8E6E3"/>
+            </w:tcBorders>
+            <w:shd w:val="clear" w:color="auto" w:fill="FFFFFF"/>
+            <w:vAlign w:val="center"/>
           </w:tcPr>
           <w:p>
             <w:pPr>
-              <w:keepNext w:val="0"/>
-              <w:spacing w:before="0" w:after="0"/>
+              <w:spacing w:line="269" w:lineRule="auto"/>
+              <w:rPr>
+                <w:rFonts w:hint="eastAsia"/>
+              </w:rPr>
             </w:pPr>
             <w:r>
-              <w:t>Starter scaffold</w:t>
+              <w:rPr>
+                <w:b/>
+                <w:color w:val="0D4F49"/>
+                <w:sz w:val="17"/>
+              </w:rPr>
+              <w:t>COVERAGE</w:t>
             </w:r>
           </w:p>
         </w:tc>
         <w:tc>
           <w:tcPr>
-            <w:tcW w:w="7128" w:type="dxa"/>
-            <w:tcMar>
-              <w:top w:w="90" w:type="dxa"/>
-              <w:left w:w="100" w:type="dxa"/>
-              <w:bottom w:w="90" w:type="dxa"/>
-              <w:right w:w="100" w:type="dxa"/>
-            </w:tcMar>
+            <w:tcW w:w="7373" w:type="dxa"/>
+            <w:tcBorders>
+              <w:bottom w:val="single" w:sz="4" w:space="0" w:color="D8E6E3"/>
+            </w:tcBorders>
+            <w:shd w:val="clear" w:color="auto" w:fill="FFFFFF"/>
+            <w:vAlign w:val="center"/>
           </w:tcPr>
           <w:p>
             <w:pPr>
-              <w:keepNext w:val="0"/>
-              <w:spacing w:before="0" w:after="0"/>
+              <w:spacing w:line="269" w:lineRule="auto"/>
+              <w:rPr>
+                <w:rFonts w:hint="eastAsia"/>
+              </w:rPr>
             </w:pPr>
             <w:r>
-              <w:t>Provided structure; not proof that your team performed the work.</w:t>
+              <w:rPr>
+                <w:sz w:val="17"/>
+              </w:rPr>
+              <w:t>How much expected or equivalent current-phase evidence is visible. Not a grade.</w:t>
+            </w:r>
+          </w:p>
+        </w:tc>
+      </w:tr>
+    </w:tbl>
+    <w:p>
+      <w:pPr>
+        <w:rPr>
+          <w:rFonts w:hint="eastAsia"/>
+        </w:rPr>
+      </w:pPr>
+    </w:p>
+    <w:p>
+      <w:pPr>
+        <w:pStyle w:val="Heading2"/>
+        <w:spacing w:before="100" w:after="40" w:line="269" w:lineRule="auto"/>
+      </w:pPr>
+      <w:r>
+        <w:rPr>
+          <w:rFonts w:ascii="Inter" w:hAnsi="Inter"/>
+          <w:color w:val="0D4F49"/>
+          <w:sz w:val="21"/>
+        </w:rPr>
+        <w:t>08  |  INSPECT, DISCUSS, CHALLENGE, OR RESOLVE</w:t>
+      </w:r>
+    </w:p>
+    <w:p>
+      <w:pPr>
+        <w:spacing w:after="60" w:line="269" w:lineRule="auto"/>
+        <w:rPr>
+          <w:rFonts w:hint="eastAsia"/>
+        </w:rPr>
+      </w:pPr>
+      <w:r>
+        <w:t>Review Board findings are prompts for investigation. Inspect the original source, ask for a better explanation, and challenge weak interpretations before deciding what to change.</w:t>
+      </w:r>
+    </w:p>
+    <w:p>
+      <w:pPr>
+        <w:spacing w:after="14" w:line="262" w:lineRule="auto"/>
+        <w:ind w:left="259" w:hanging="187"/>
+        <w:rPr>
+          <w:rFonts w:hint="eastAsia"/>
+        </w:rPr>
+      </w:pPr>
+      <w:r>
+        <w:rPr>
+          <w:b/>
+          <w:color w:val="0D4F49"/>
+        </w:rPr>
+        <w:t xml:space="preserve">•  </w:t>
+      </w:r>
+      <w:r>
+        <w:rPr>
+          <w:b/>
+        </w:rPr>
+        <w:t>Inspect cited source.</w:t>
+      </w:r>
+      <w:r>
+        <w:t xml:space="preserve"> Open the frozen artifact already attached to the concern.</w:t>
+      </w:r>
+    </w:p>
+    <w:p>
+      <w:pPr>
+        <w:spacing w:after="14" w:line="262" w:lineRule="auto"/>
+        <w:ind w:left="259" w:hanging="187"/>
+        <w:rPr>
+          <w:rFonts w:hint="eastAsia"/>
+        </w:rPr>
+      </w:pPr>
+      <w:r>
+        <w:rPr>
+          <w:b/>
+          <w:color w:val="0D4F49"/>
+        </w:rPr>
+        <w:t xml:space="preserve">•  </w:t>
+      </w:r>
+      <w:r>
+        <w:rPr>
+          <w:b/>
+        </w:rPr>
+        <w:t>Find supporting evidence.</w:t>
+      </w:r>
+      <w:r>
+        <w:t xml:space="preserve"> Search the same frozen snapshot for relevant or equivalent evidence; search is bounded and not exhaustive.</w:t>
+      </w:r>
+    </w:p>
+    <w:p>
+      <w:pPr>
+        <w:spacing w:after="14" w:line="262" w:lineRule="auto"/>
+        <w:ind w:left="259" w:hanging="187"/>
+        <w:rPr>
+          <w:rFonts w:hint="eastAsia"/>
+        </w:rPr>
+      </w:pPr>
+      <w:r>
+        <w:rPr>
+          <w:b/>
+          <w:color w:val="0D4F49"/>
+        </w:rPr>
+        <w:t xml:space="preserve">•  </w:t>
+      </w:r>
+      <w:r>
+        <w:rPr>
+          <w:b/>
+        </w:rPr>
+        <w:t>Discuss / Challenge.</w:t>
+      </w:r>
+      <w:r>
+        <w:t xml:space="preserve"> Ask for explanation or dispute a finding using specific supporting evidence.</w:t>
+      </w:r>
+    </w:p>
+    <w:p>
+      <w:pPr>
+        <w:spacing w:after="14" w:line="262" w:lineRule="auto"/>
+        <w:ind w:left="259" w:hanging="187"/>
+        <w:rPr>
+          <w:rFonts w:hint="eastAsia"/>
+        </w:rPr>
+      </w:pPr>
+      <w:r>
+        <w:rPr>
+          <w:b/>
+          <w:color w:val="0D4F49"/>
+        </w:rPr>
+        <w:t xml:space="preserve">•  </w:t>
+      </w:r>
+      <w:r>
+        <w:rPr>
+          <w:b/>
+        </w:rPr>
+        <w:t>Help me resolve this.</w:t>
+      </w:r>
+      <w:r>
+        <w:t xml:space="preserve"> Ask for practical engineering coaching on what to improve next.</w:t>
+      </w:r>
+    </w:p>
+    <w:p>
+      <w:pPr>
+        <w:spacing w:after="14" w:line="262" w:lineRule="auto"/>
+        <w:ind w:left="259" w:hanging="187"/>
+        <w:rPr>
+          <w:rFonts w:hint="eastAsia"/>
+        </w:rPr>
+      </w:pPr>
+      <w:r>
+        <w:rPr>
+          <w:b/>
+          <w:color w:val="0D4F49"/>
+        </w:rPr>
+        <w:t xml:space="preserve">•  </w:t>
+      </w:r>
+      <w:r>
+        <w:rPr>
+          <w:b/>
+        </w:rPr>
+        <w:t>Closure is not automatic.</w:t>
+      </w:r>
+      <w:r>
+        <w:t xml:space="preserve"> Only authoritative corrected or resolved findings close. Confirmed concerns, evidence disputes, accepted risks, and deferred findings can remain open.</w:t>
+      </w:r>
+    </w:p>
+    <w:p>
+      <w:pPr>
+        <w:spacing w:after="14" w:line="262" w:lineRule="auto"/>
+        <w:ind w:left="259" w:hanging="187"/>
+        <w:rPr>
+          <w:rFonts w:hint="eastAsia"/>
+        </w:rPr>
+      </w:pPr>
+      <w:r>
+        <w:rPr>
+          <w:b/>
+          <w:color w:val="0D4F49"/>
+        </w:rPr>
+        <w:t xml:space="preserve">•  </w:t>
+      </w:r>
+      <w:r>
+        <w:rPr>
+          <w:b/>
+        </w:rPr>
+        <w:t>Later work is not old evidence.</w:t>
+      </w:r>
+      <w:r>
+        <w:t xml:space="preserve"> A new commit, inspected source, search, recommendation, or finished review cannot change what the earlier frozen checkpoint contained.</w:t>
+      </w:r>
+      <w:r>
+        <w:br/>
+      </w:r>
+    </w:p>
+    <w:tbl>
+      <w:tblPr>
+        <w:tblW w:w="0" w:type="auto"/>
+        <w:tblLook w:val="04A0" w:firstRow="1" w:lastRow="0" w:firstColumn="1" w:lastColumn="0" w:noHBand="0" w:noVBand="1"/>
+      </w:tblPr>
+      <w:tblGrid>
+        <w:gridCol w:w="10454"/>
+      </w:tblGrid>
+      <w:tr>
+        <w:tc>
+          <w:tcPr>
+            <w:tcW w:w="10454" w:type="dxa"/>
+            <w:tcBorders>
+              <w:left w:val="single" w:sz="14" w:space="0" w:color="0D4F49"/>
+            </w:tcBorders>
+            <w:shd w:val="clear" w:color="auto" w:fill="E7F3F0"/>
+          </w:tcPr>
+          <w:p>
+            <w:pPr>
+              <w:spacing w:before="20" w:after="20"/>
+              <w:rPr>
+                <w:rFonts w:hint="eastAsia"/>
+              </w:rPr>
+            </w:pPr>
+            <w:r>
+              <w:rPr>
+                <w:b/>
+                <w:color w:val="0D4F49"/>
+                <w:sz w:val="17"/>
+              </w:rPr>
+              <w:t xml:space="preserve">EVIDENCE INDICATORS  </w:t>
+            </w:r>
+            <w:r>
+              <w:rPr>
+                <w:sz w:val="17"/>
+              </w:rPr>
+              <w:t>An evidence-area count of zero does not prove that no Review Board concerns exist. Evidence coverage is not a course grade. Missing attributable activity alone does not prove nonparticipation.</w:t>
+            </w:r>
+          </w:p>
+        </w:tc>
+      </w:tr>
+    </w:tbl>
+    <w:p>
+      <w:pPr>
+        <w:rPr>
+          <w:rFonts w:hint="eastAsia"/>
+        </w:rPr>
+      </w:pPr>
+    </w:p>
+    <w:p>
+      <w:pPr>
+        <w:pStyle w:val="Heading2"/>
+        <w:spacing w:before="100" w:after="40" w:line="269" w:lineRule="auto"/>
+      </w:pPr>
+      <w:r>
+        <w:rPr>
+          <w:rFonts w:ascii="Inter" w:hAnsi="Inter"/>
+          <w:color w:val="0D4F49"/>
+          <w:sz w:val="21"/>
+        </w:rPr>
+        <w:t>09  |  CHECKPOINTS, COMMITS, AND HISTORY</w:t>
+      </w:r>
+    </w:p>
+    <w:p>
+      <w:pPr>
+        <w:spacing w:after="60" w:line="269" w:lineRule="auto"/>
+        <w:rPr>
+          <w:rFonts w:hint="eastAsia"/>
+        </w:rPr>
+      </w:pPr>
+      <w:r>
+        <w:t>Each review captures—or safely reuses—frozen evidence for the selected phase and repository revision. The conversation remains tied to that snapshot even after your team pushes more work.</w:t>
+      </w:r>
+    </w:p>
+    <w:p>
+      <w:pPr>
+        <w:spacing w:after="14" w:line="262" w:lineRule="auto"/>
+        <w:ind w:left="259" w:hanging="187"/>
+        <w:rPr>
+          <w:rFonts w:hint="eastAsia"/>
+        </w:rPr>
+      </w:pPr>
+      <w:r>
+        <w:rPr>
+          <w:b/>
+          <w:color w:val="0D4F49"/>
+        </w:rPr>
+        <w:t xml:space="preserve">•  </w:t>
+      </w:r>
+      <w:r>
+        <w:rPr>
+          <w:b/>
+        </w:rPr>
+        <w:t>GitHub records the version history.</w:t>
+      </w:r>
+      <w:r>
+        <w:t xml:space="preserve"> Use GitHub for exact commits, branches, pull requests, and required tags.</w:t>
+      </w:r>
+    </w:p>
+    <w:p>
+      <w:pPr>
+        <w:spacing w:after="14" w:line="262" w:lineRule="auto"/>
+        <w:ind w:left="259" w:hanging="187"/>
+        <w:rPr>
+          <w:rFonts w:hint="eastAsia"/>
+        </w:rPr>
+      </w:pPr>
+      <w:r>
+        <w:rPr>
+          <w:b/>
+          <w:color w:val="0D4F49"/>
+        </w:rPr>
+        <w:t xml:space="preserve">•  </w:t>
+      </w:r>
+      <w:r>
+        <w:rPr>
+          <w:b/>
+        </w:rPr>
+        <w:t>Review History records coaching sessions.</w:t>
+      </w:r>
+      <w:r>
+        <w:t xml:space="preserve"> Return to earlier engineering discussions and their original evidence.</w:t>
+      </w:r>
+    </w:p>
+    <w:p>
+      <w:pPr>
+        <w:spacing w:after="14" w:line="262" w:lineRule="auto"/>
+        <w:ind w:left="259" w:hanging="187"/>
+        <w:rPr>
+          <w:rFonts w:hint="eastAsia"/>
+        </w:rPr>
+      </w:pPr>
+      <w:r>
+        <w:rPr>
+          <w:b/>
+          <w:color w:val="0D4F49"/>
+        </w:rPr>
+        <w:t xml:space="preserve">•  </w:t>
+      </w:r>
+      <w:r>
+        <w:rPr>
+          <w:b/>
+        </w:rPr>
+        <w:t>Same commit may mean same evidence.</w:t>
+      </w:r>
+      <w:r>
+        <w:t xml:space="preserve"> Starting a new review without repository changes can reuse the existing frozen snapshot.</w:t>
+      </w:r>
+    </w:p>
+    <w:p>
+      <w:pPr>
+        <w:spacing w:after="14" w:line="262" w:lineRule="auto"/>
+        <w:ind w:left="259" w:hanging="187"/>
+        <w:rPr>
+          <w:rFonts w:hint="eastAsia"/>
+        </w:rPr>
+      </w:pPr>
+      <w:r>
+        <w:rPr>
+          <w:b/>
+          <w:color w:val="0D4F49"/>
+        </w:rPr>
+        <w:t xml:space="preserve">•  </w:t>
+      </w:r>
+      <w:r>
+        <w:rPr>
+          <w:b/>
+        </w:rPr>
+        <w:t>Course checkpoints are separate.</w:t>
+      </w:r>
+      <w:r>
+        <w:t xml:space="preserve"> A required Git tag or instructor phase-gate submission is not replaced by a developmental Studio review.</w:t>
+      </w:r>
+    </w:p>
+    <w:p>
+      <w:pPr>
+        <w:pStyle w:val="Heading2"/>
+        <w:spacing w:before="100" w:after="40" w:line="269" w:lineRule="auto"/>
+      </w:pPr>
+      <w:r>
+        <w:rPr>
+          <w:rFonts w:ascii="Inter" w:hAnsi="Inter"/>
+          <w:color w:val="0D4F49"/>
+          <w:sz w:val="21"/>
+        </w:rPr>
+        <w:t>10  |  SELECTED REVIEW VERSUS LATEST EVIDENCE ROOM SNAPSHOT</w:t>
+      </w:r>
+    </w:p>
+    <w:p>
+      <w:pPr>
+        <w:spacing w:after="60" w:line="269" w:lineRule="auto"/>
+        <w:rPr>
+          <w:rFonts w:hint="eastAsia"/>
+        </w:rPr>
+      </w:pPr>
+      <w:r>
+        <w:t>An old review’s FACT is fixed. Engineering Evidence Room can show the latest saved phase evidence, which may be newer than the selected review.</w:t>
+      </w:r>
+    </w:p>
+    <w:p>
+      <w:pPr>
+        <w:spacing w:after="14" w:line="262" w:lineRule="auto"/>
+        <w:ind w:left="259" w:hanging="187"/>
+        <w:rPr>
+          <w:rFonts w:hint="eastAsia"/>
+        </w:rPr>
+      </w:pPr>
+      <w:r>
+        <w:rPr>
+          <w:b/>
+          <w:color w:val="0D4F49"/>
+        </w:rPr>
+        <w:t xml:space="preserve">•  </w:t>
+      </w:r>
+      <w:r>
+        <w:rPr>
+          <w:b/>
+        </w:rPr>
+        <w:t>Check the snapshot and commit.</w:t>
+      </w:r>
+      <w:r>
+        <w:t xml:space="preserve"> Do not assume that newer Evidence Room content was available to an earlier Review Board.</w:t>
+      </w:r>
+    </w:p>
+    <w:p>
+      <w:pPr>
+        <w:spacing w:after="14" w:line="262" w:lineRule="auto"/>
+        <w:ind w:left="259" w:hanging="187"/>
+        <w:rPr>
+          <w:rFonts w:hint="eastAsia"/>
+        </w:rPr>
+      </w:pPr>
+      <w:r>
+        <w:rPr>
+          <w:b/>
+          <w:color w:val="0D4F49"/>
+        </w:rPr>
+        <w:t xml:space="preserve">•  </w:t>
+      </w:r>
+      <w:r>
+        <w:rPr>
+          <w:b/>
+        </w:rPr>
+        <w:t>Use original review evidence when necessary.</w:t>
+      </w:r>
+      <w:r>
+        <w:t xml:space="preserve"> If snapshots differ, follow the review-specific original-evidence action to inspect what the older review actually used.</w:t>
+      </w:r>
+    </w:p>
+    <w:p>
+      <w:pPr>
+        <w:spacing w:after="14" w:line="262" w:lineRule="auto"/>
+        <w:ind w:left="259" w:hanging="187"/>
+        <w:rPr>
+          <w:rFonts w:hint="eastAsia"/>
+        </w:rPr>
+      </w:pPr>
+      <w:r>
+        <w:rPr>
+          <w:b/>
+          <w:color w:val="0D4F49"/>
+        </w:rPr>
+        <w:t xml:space="preserve">•  </w:t>
+      </w:r>
+      <w:r>
+        <w:rPr>
+          <w:b/>
+        </w:rPr>
+        <w:t>Switching rooms does not finish a conversation.</w:t>
+      </w:r>
+      <w:r>
+        <w:t xml:space="preserve"> Keep your reply in its selected review; unsent drafts belong to that review and browser session.</w:t>
+      </w:r>
+    </w:p>
+    <w:p>
+      <w:pPr>
+        <w:rPr>
+          <w:rFonts w:hint="eastAsia"/>
+        </w:rPr>
+      </w:pPr>
+      <w:r>
+        <w:br w:type="page"/>
+      </w:r>
+    </w:p>
+    <w:tbl>
+      <w:tblPr>
+        <w:tblW w:w="0" w:type="auto"/>
+        <w:jc w:val="center"/>
+        <w:tblLayout w:type="fixed"/>
+        <w:tblLook w:val="04A0" w:firstRow="1" w:lastRow="0" w:firstColumn="1" w:lastColumn="0" w:noHBand="0" w:noVBand="1"/>
+      </w:tblPr>
+      <w:tblGrid>
+        <w:gridCol w:w="5227"/>
+        <w:gridCol w:w="5227"/>
+      </w:tblGrid>
+      <w:tr>
+        <w:trPr>
+          <w:cantSplit/>
+          <w:jc w:val="center"/>
+        </w:trPr>
+        <w:tc>
+          <w:tcPr>
+            <w:tcW w:w="5227" w:type="dxa"/>
+            <w:tcBorders>
+              <w:bottom w:val="single" w:sz="15" w:space="0" w:color="F2BF58"/>
+            </w:tcBorders>
+            <w:shd w:val="clear" w:color="auto" w:fill="06142D"/>
+            <w:tcMar>
+              <w:top w:w="125" w:type="dxa"/>
+              <w:left w:w="145" w:type="dxa"/>
+              <w:bottom w:w="125" w:type="dxa"/>
+              <w:right w:w="130" w:type="dxa"/>
+            </w:tcMar>
+            <w:vAlign w:val="center"/>
+          </w:tcPr>
+          <w:p>
+            <w:pPr>
+              <w:spacing w:line="257" w:lineRule="auto"/>
+              <w:rPr>
+                <w:rFonts w:hint="eastAsia"/>
+              </w:rPr>
+            </w:pPr>
+            <w:r>
+              <w:rPr>
+                <w:noProof/>
+              </w:rPr>
+              <w:lastRenderedPageBreak/>
+              <w:drawing>
+                <wp:inline distT="0" distB="0" distL="0" distR="0" wp14:anchorId="7F7E4500" wp14:editId="2A2A1CAB">
+                  <wp:extent cx="1828800" cy="400050"/>
+                  <wp:effectExtent l="0" t="0" r="0" b="0"/>
+                  <wp:docPr id="54" name="Picture 1" descr="ETIS shield and Engineering Trustworthy Intelligent Systems wordmark"/>
+                  <wp:cNvGraphicFramePr>
+                    <a:graphicFrameLocks xmlns:a="http://schemas.openxmlformats.org/drawingml/2006/main" noChangeAspect="1"/>
+                  </wp:cNvGraphicFramePr>
+                  <a:graphic xmlns:a="http://schemas.openxmlformats.org/drawingml/2006/main">
+                    <a:graphicData uri="http://schemas.openxmlformats.org/drawingml/2006/picture">
+                      <pic:pic xmlns:pic="http://schemas.openxmlformats.org/drawingml/2006/picture">
+                        <pic:nvPicPr>
+                          <pic:cNvPr id="0" name="etis_logo_original.png"/>
+                          <pic:cNvPicPr/>
+                        </pic:nvPicPr>
+                        <pic:blipFill>
+                          <a:blip r:embed="rId8"/>
+                          <a:stretch>
+                            <a:fillRect/>
+                          </a:stretch>
+                        </pic:blipFill>
+                        <pic:spPr>
+                          <a:xfrm>
+                            <a:off x="0" y="0"/>
+                            <a:ext cx="1828800" cy="400050"/>
+                          </a:xfrm>
+                          <a:prstGeom prst="rect">
+                            <a:avLst/>
+                          </a:prstGeom>
+                        </pic:spPr>
+                      </pic:pic>
+                    </a:graphicData>
+                  </a:graphic>
+                </wp:inline>
+              </w:drawing>
+            </w:r>
+          </w:p>
+        </w:tc>
+        <w:tc>
+          <w:tcPr>
+            <w:tcW w:w="5227" w:type="dxa"/>
+            <w:tcBorders>
+              <w:bottom w:val="single" w:sz="15" w:space="0" w:color="F2BF58"/>
+            </w:tcBorders>
+            <w:shd w:val="clear" w:color="auto" w:fill="06142D"/>
+            <w:tcMar>
+              <w:top w:w="125" w:type="dxa"/>
+              <w:left w:w="145" w:type="dxa"/>
+              <w:bottom w:w="125" w:type="dxa"/>
+              <w:right w:w="130" w:type="dxa"/>
+            </w:tcMar>
+            <w:vAlign w:val="center"/>
+          </w:tcPr>
+          <w:p>
+            <w:pPr>
+              <w:spacing w:after="40" w:line="257" w:lineRule="auto"/>
+              <w:rPr>
+                <w:rFonts w:hint="eastAsia"/>
+              </w:rPr>
+            </w:pPr>
+            <w:r>
+              <w:rPr>
+                <w:b/>
+                <w:color w:val="FFFFFF"/>
+                <w:sz w:val="35"/>
+              </w:rPr>
+              <w:t>ENGINEERING STUDIO</w:t>
+            </w:r>
+          </w:p>
+          <w:p>
+            <w:pPr>
+              <w:spacing w:line="257" w:lineRule="auto"/>
+              <w:rPr>
+                <w:rFonts w:hint="eastAsia"/>
+              </w:rPr>
+            </w:pPr>
+            <w:r>
+              <w:rPr>
+                <w:b/>
+                <w:color w:val="F2BF58"/>
+                <w:sz w:val="19"/>
+              </w:rPr>
+              <w:t>STUDENT CHEAT SHEET   |   COMP 330/474   |   v0.18.1</w:t>
+            </w:r>
+          </w:p>
+        </w:tc>
+      </w:tr>
+    </w:tbl>
+    <w:p>
+      <w:pPr>
+        <w:spacing w:after="100"/>
+        <w:rPr>
+          <w:rFonts w:hint="eastAsia"/>
+        </w:rPr>
+      </w:pPr>
+      <w:r>
+        <w:rPr>
+          <w:b/>
+          <w:color w:val="0D4F49"/>
+        </w:rPr>
+        <w:br/>
+      </w:r>
+      <w:r>
+        <w:rPr>
+          <w:b/>
+          <w:color w:val="0D4F49"/>
+        </w:rPr>
+        <w:t xml:space="preserve">KEEP CONTROL OF YOUR WORK.  </w:t>
+      </w:r>
+      <w:r>
+        <w:t>Multiple reviews can accumulate over the semester. You choose which conversation is on screen, and you retain responsibility for your decisions.</w:t>
+      </w:r>
+    </w:p>
+    <w:p>
+      <w:pPr>
+        <w:pStyle w:val="Heading2"/>
+        <w:spacing w:before="140" w:after="60" w:line="269" w:lineRule="auto"/>
+      </w:pPr>
+      <w:r>
+        <w:rPr>
+          <w:rFonts w:ascii="Inter" w:hAnsi="Inter"/>
+          <w:color w:val="0D4F49"/>
+          <w:sz w:val="21"/>
+        </w:rPr>
+        <w:t>11  |  REVIEW STATUS AND NEXT ACTIONS</w:t>
+      </w:r>
+    </w:p>
+    <w:p>
+      <w:pPr>
+        <w:spacing w:after="100" w:line="269" w:lineRule="auto"/>
+        <w:rPr>
+          <w:rFonts w:hint="eastAsia"/>
+        </w:rPr>
+      </w:pPr>
+      <w:r>
+        <w:t>You can view one review at a time, but several reviews may remain open. Finished reviews are preserved for reference rather than deleted.</w:t>
+      </w:r>
+    </w:p>
+    <w:tbl>
+      <w:tblPr>
+        <w:tblW w:w="0" w:type="auto"/>
+        <w:jc w:val="center"/>
+        <w:tblLayout w:type="fixed"/>
+        <w:tblLook w:val="04A0" w:firstRow="1" w:lastRow="0" w:firstColumn="1" w:lastColumn="0" w:noHBand="0" w:noVBand="1"/>
+      </w:tblPr>
+      <w:tblGrid>
+        <w:gridCol w:w="3168"/>
+        <w:gridCol w:w="7301"/>
+      </w:tblGrid>
+      <w:tr>
+        <w:trPr>
+          <w:jc w:val="center"/>
+        </w:trPr>
+        <w:tc>
+          <w:tcPr>
+            <w:tcW w:w="3168" w:type="dxa"/>
+            <w:tcBorders>
+              <w:bottom w:val="single" w:sz="4" w:space="0" w:color="D8E6E3"/>
+            </w:tcBorders>
+            <w:shd w:val="clear" w:color="auto" w:fill="F2F8F7"/>
+            <w:vAlign w:val="center"/>
+          </w:tcPr>
+          <w:p>
+            <w:pPr>
+              <w:spacing w:line="269" w:lineRule="auto"/>
+              <w:rPr>
+                <w:rFonts w:hint="eastAsia"/>
+              </w:rPr>
+            </w:pPr>
+            <w:r>
+              <w:rPr>
+                <w:b/>
+                <w:color w:val="0D4F49"/>
+                <w:sz w:val="17"/>
+              </w:rPr>
+              <w:t>CURRENTLY VIEWING</w:t>
+            </w:r>
+          </w:p>
+        </w:tc>
+        <w:tc>
+          <w:tcPr>
+            <w:tcW w:w="7301" w:type="dxa"/>
+            <w:tcBorders>
+              <w:bottom w:val="single" w:sz="4" w:space="0" w:color="D8E6E3"/>
+            </w:tcBorders>
+            <w:shd w:val="clear" w:color="auto" w:fill="F2F8F7"/>
+            <w:vAlign w:val="center"/>
+          </w:tcPr>
+          <w:p>
+            <w:pPr>
+              <w:spacing w:line="269" w:lineRule="auto"/>
+              <w:rPr>
+                <w:rFonts w:hint="eastAsia"/>
+              </w:rPr>
+            </w:pPr>
+            <w:r>
+              <w:rPr>
+                <w:sz w:val="17"/>
+              </w:rPr>
+              <w:t>The single review displayed right now; others may also be open.</w:t>
             </w:r>
           </w:p>
         </w:tc>
@@ -1510,45 +3258,219 @@
       <w:tr>
         <w:trPr>
           <w:jc w:val="center"/>
-          <w:cantSplit/>
         </w:trPr>
         <w:tc>
           <w:tcPr>
-            <w:tcW w:w="2448" w:type="dxa"/>
-            <w:tcMar>
-              <w:top w:w="90" w:type="dxa"/>
-              <w:left w:w="100" w:type="dxa"/>
-              <w:bottom w:w="90" w:type="dxa"/>
-              <w:right w:w="100" w:type="dxa"/>
-            </w:tcMar>
+            <w:tcW w:w="3168" w:type="dxa"/>
+            <w:tcBorders>
+              <w:bottom w:val="single" w:sz="4" w:space="0" w:color="D8E6E3"/>
+            </w:tcBorders>
+            <w:shd w:val="clear" w:color="auto" w:fill="FFFFFF"/>
+            <w:vAlign w:val="center"/>
           </w:tcPr>
           <w:p>
             <w:pPr>
-              <w:keepNext w:val="0"/>
-              <w:spacing w:before="0" w:after="0"/>
+              <w:spacing w:line="269" w:lineRule="auto"/>
+              <w:rPr>
+                <w:rFonts w:hint="eastAsia"/>
+              </w:rPr>
             </w:pPr>
             <w:r>
-              <w:t>Coverage</w:t>
+              <w:rPr>
+                <w:b/>
+                <w:color w:val="0D4F49"/>
+                <w:sz w:val="17"/>
+              </w:rPr>
+              <w:t>OPEN</w:t>
             </w:r>
           </w:p>
         </w:tc>
         <w:tc>
           <w:tcPr>
-            <w:tcW w:w="7128" w:type="dxa"/>
-            <w:tcMar>
-              <w:top w:w="90" w:type="dxa"/>
-              <w:left w:w="100" w:type="dxa"/>
-              <w:bottom w:w="90" w:type="dxa"/>
-              <w:right w:w="100" w:type="dxa"/>
-            </w:tcMar>
+            <w:tcW w:w="7301" w:type="dxa"/>
+            <w:tcBorders>
+              <w:bottom w:val="single" w:sz="4" w:space="0" w:color="D8E6E3"/>
+            </w:tcBorders>
+            <w:shd w:val="clear" w:color="auto" w:fill="FFFFFF"/>
+            <w:vAlign w:val="center"/>
           </w:tcPr>
           <w:p>
             <w:pPr>
-              <w:keepNext w:val="0"/>
-              <w:spacing w:before="0" w:after="0"/>
+              <w:spacing w:line="269" w:lineRule="auto"/>
+              <w:rPr>
+                <w:rFonts w:hint="eastAsia"/>
+              </w:rPr>
             </w:pPr>
             <w:r>
-              <w:t>How much expected/equivalent current-phase evidence is visible - not a course grade.</w:t>
+              <w:rPr>
+                <w:sz w:val="17"/>
+              </w:rPr>
+              <w:t>Resume the same conversation against its original frozen snapshot.</w:t>
+            </w:r>
+          </w:p>
+        </w:tc>
+      </w:tr>
+      <w:tr>
+        <w:trPr>
+          <w:jc w:val="center"/>
+        </w:trPr>
+        <w:tc>
+          <w:tcPr>
+            <w:tcW w:w="3168" w:type="dxa"/>
+            <w:tcBorders>
+              <w:bottom w:val="single" w:sz="4" w:space="0" w:color="D8E6E3"/>
+            </w:tcBorders>
+            <w:shd w:val="clear" w:color="auto" w:fill="F2F8F7"/>
+            <w:vAlign w:val="center"/>
+          </w:tcPr>
+          <w:p>
+            <w:pPr>
+              <w:spacing w:line="269" w:lineRule="auto"/>
+              <w:rPr>
+                <w:rFonts w:hint="eastAsia"/>
+              </w:rPr>
+            </w:pPr>
+            <w:r>
+              <w:rPr>
+                <w:b/>
+                <w:color w:val="0D4F49"/>
+                <w:sz w:val="17"/>
+              </w:rPr>
+              <w:t>FINISHED</w:t>
+            </w:r>
+          </w:p>
+        </w:tc>
+        <w:tc>
+          <w:tcPr>
+            <w:tcW w:w="7301" w:type="dxa"/>
+            <w:tcBorders>
+              <w:bottom w:val="single" w:sz="4" w:space="0" w:color="D8E6E3"/>
+            </w:tcBorders>
+            <w:shd w:val="clear" w:color="auto" w:fill="F2F8F7"/>
+            <w:vAlign w:val="center"/>
+          </w:tcPr>
+          <w:p>
+            <w:pPr>
+              <w:spacing w:line="269" w:lineRule="auto"/>
+              <w:rPr>
+                <w:rFonts w:hint="eastAsia"/>
+              </w:rPr>
+            </w:pPr>
+            <w:r>
+              <w:rPr>
+                <w:sz w:val="17"/>
+              </w:rPr>
+              <w:t>Read-only. Still accessible in Review History; not instructor approval or a phase-gate pass.</w:t>
+            </w:r>
+          </w:p>
+        </w:tc>
+      </w:tr>
+      <w:tr>
+        <w:trPr>
+          <w:jc w:val="center"/>
+        </w:trPr>
+        <w:tc>
+          <w:tcPr>
+            <w:tcW w:w="3168" w:type="dxa"/>
+            <w:tcBorders>
+              <w:bottom w:val="single" w:sz="4" w:space="0" w:color="D8E6E3"/>
+            </w:tcBorders>
+            <w:shd w:val="clear" w:color="auto" w:fill="FFFFFF"/>
+            <w:vAlign w:val="center"/>
+          </w:tcPr>
+          <w:p>
+            <w:pPr>
+              <w:spacing w:line="269" w:lineRule="auto"/>
+              <w:rPr>
+                <w:rFonts w:hint="eastAsia"/>
+              </w:rPr>
+            </w:pPr>
+            <w:r>
+              <w:rPr>
+                <w:b/>
+                <w:color w:val="0D4F49"/>
+                <w:sz w:val="17"/>
+              </w:rPr>
+              <w:t>BROWSE ALL REVIEWS</w:t>
+            </w:r>
+          </w:p>
+        </w:tc>
+        <w:tc>
+          <w:tcPr>
+            <w:tcW w:w="7301" w:type="dxa"/>
+            <w:tcBorders>
+              <w:bottom w:val="single" w:sz="4" w:space="0" w:color="D8E6E3"/>
+            </w:tcBorders>
+            <w:shd w:val="clear" w:color="auto" w:fill="FFFFFF"/>
+            <w:vAlign w:val="center"/>
+          </w:tcPr>
+          <w:p>
+            <w:pPr>
+              <w:spacing w:line="269" w:lineRule="auto"/>
+              <w:rPr>
+                <w:rFonts w:hint="eastAsia"/>
+              </w:rPr>
+            </w:pPr>
+            <w:r>
+              <w:rPr>
+                <w:sz w:val="17"/>
+              </w:rPr>
+              <w:t>Return to older open or finished sessions. Check their commit and snapshot.</w:t>
+            </w:r>
+          </w:p>
+        </w:tc>
+      </w:tr>
+      <w:tr>
+        <w:trPr>
+          <w:jc w:val="center"/>
+        </w:trPr>
+        <w:tc>
+          <w:tcPr>
+            <w:tcW w:w="3168" w:type="dxa"/>
+            <w:tcBorders>
+              <w:bottom w:val="single" w:sz="4" w:space="0" w:color="D8E6E3"/>
+            </w:tcBorders>
+            <w:shd w:val="clear" w:color="auto" w:fill="F2F8F7"/>
+            <w:vAlign w:val="center"/>
+          </w:tcPr>
+          <w:p>
+            <w:pPr>
+              <w:spacing w:line="269" w:lineRule="auto"/>
+              <w:rPr>
+                <w:rFonts w:hint="eastAsia"/>
+              </w:rPr>
+            </w:pPr>
+            <w:r>
+              <w:rPr>
+                <w:b/>
+                <w:color w:val="0D4F49"/>
+                <w:sz w:val="17"/>
+              </w:rPr>
+              <w:t>START ANOTHER REVIEW</w:t>
+            </w:r>
+          </w:p>
+        </w:tc>
+        <w:tc>
+          <w:tcPr>
+            <w:tcW w:w="7301" w:type="dxa"/>
+            <w:tcBorders>
+              <w:bottom w:val="single" w:sz="4" w:space="0" w:color="D8E6E3"/>
+            </w:tcBorders>
+            <w:shd w:val="clear" w:color="auto" w:fill="F2F8F7"/>
+            <w:vAlign w:val="center"/>
+          </w:tcPr>
+          <w:p>
+            <w:pPr>
+              <w:spacing w:line="269" w:lineRule="auto"/>
+              <w:rPr>
+                <w:rFonts w:hint="eastAsia"/>
+              </w:rPr>
+            </w:pPr>
+            <w:r>
+              <w:rPr>
+                <w:sz w:val="17"/>
+              </w:rPr>
+              <w:t>After verified changes are committed and pushed, start another review for newer evidence.</w:t>
             </w:r>
           </w:p>
         </w:tc>
@@ -1556,259 +3478,98 @@
     </w:tbl>
     <w:p>
       <w:pPr>
+        <w:rPr>
+          <w:rFonts w:hint="eastAsia"/>
+        </w:rPr>
+      </w:pPr>
+    </w:p>
+    <w:p>
+      <w:pPr>
         <w:pStyle w:val="Heading2"/>
+        <w:spacing w:before="140" w:after="60" w:line="269" w:lineRule="auto"/>
       </w:pPr>
       <w:r>
-        <w:t>6. Checkpoints, commits, and old history</w:t>
+        <w:rPr>
+          <w:rFonts w:ascii="Inter" w:hAnsi="Inter"/>
+          <w:color w:val="0D4F49"/>
+          <w:sz w:val="21"/>
+        </w:rPr>
+        <w:t>12  |  FAST TROUBLESHOOTING</w:t>
       </w:r>
     </w:p>
     <w:p>
       <w:pPr>
-        <w:pStyle w:val="ListBullet"/>
-        <w:spacing w:after="40"/>
+        <w:spacing w:after="100" w:line="269" w:lineRule="auto"/>
+        <w:rPr>
+          <w:rFonts w:hint="eastAsia"/>
+        </w:rPr>
       </w:pPr>
       <w:r>
-        <w:t>Starting a review automatically freezes the current evidence snapshot - that frozen snapshot is the review checkpoint.</w:t>
-      </w:r>
-    </w:p>
-    <w:p>
-      <w:pPr>
-        <w:pStyle w:val="ListBullet"/>
-        <w:spacing w:after="40"/>
-      </w:pPr>
-      <w:r>
-        <w:t>New commits do not rewrite an active or completed review.</w:t>
-      </w:r>
-    </w:p>
-    <w:p>
-      <w:pPr>
-        <w:pStyle w:val="ListBullet"/>
-        <w:spacing w:after="40"/>
-      </w:pPr>
-      <w:r>
-        <w:t>GitHub is where you inspect exact commit, branch, PR, and tag history.</w:t>
-      </w:r>
-    </w:p>
-    <w:p>
-      <w:pPr>
-        <w:pStyle w:val="ListBullet"/>
-        <w:spacing w:after="40"/>
-      </w:pPr>
-      <w:r>
-        <w:t>Review History is where you revisit earlier engineering conversations against the frozen evidence that existed then.</w:t>
-      </w:r>
-    </w:p>
-    <w:p>
-      <w:pPr>
-        <w:pStyle w:val="ListBullet"/>
-        <w:spacing w:after="40"/>
-      </w:pPr>
-      <w:r>
-        <w:t>Resume an Active session when you want the same conversation/snapshot; start a new review after meaningful new commits when you want a newer snapshot.</w:t>
-      </w:r>
-    </w:p>
-    <w:p>
-      <w:pPr>
-        <w:pStyle w:val="ListBullet"/>
-        <w:spacing w:after="40"/>
-      </w:pPr>
-      <w:r>
-        <w:t>Formal course evidence boundaries (for example a required Git tag) remain separate from developmental Studio checkpoints.</w:t>
-      </w:r>
-    </w:p>
-    <w:p>
-      <w:pPr>
-        <w:spacing w:after="40"/>
-      </w:pPr>
-      <w:r>
-        <w:br w:type="page"/>
-      </w:r>
-    </w:p>
-    <w:p>
-      <w:pPr>
-        <w:pStyle w:val="Heading2"/>
-      </w:pPr>
-      <w:r>
-        <w:lastRenderedPageBreak/>
-        <w:t>7. A strong engineering answer usually includes</w:t>
-      </w:r>
-    </w:p>
-    <w:p>
-      <w:pPr>
-        <w:pStyle w:val="ListBullet"/>
-        <w:spacing w:after="40"/>
-      </w:pPr>
-      <w:r>
-        <w:t>Your recommendation - or why you are not ready.</w:t>
-      </w:r>
-    </w:p>
-    <w:p>
-      <w:pPr>
-        <w:pStyle w:val="ListBullet"/>
-        <w:spacing w:after="40"/>
-      </w:pPr>
-      <w:r>
-        <w:t>The repository evidence that supports it.</w:t>
-      </w:r>
-    </w:p>
-    <w:p>
-      <w:pPr>
-        <w:pStyle w:val="ListBullet"/>
-        <w:spacing w:after="40"/>
-      </w:pPr>
-      <w:r>
-        <w:t>The important uncertainty or evidence boundary.</w:t>
-      </w:r>
-    </w:p>
-    <w:p>
-      <w:pPr>
-        <w:pStyle w:val="ListBullet"/>
-        <w:spacing w:after="40"/>
-      </w:pPr>
-      <w:r>
-        <w:t>The consequence/residual risk you are accepting.</w:t>
-      </w:r>
-    </w:p>
-    <w:p>
-      <w:pPr>
-        <w:pStyle w:val="ListBullet"/>
-        <w:spacing w:after="40"/>
-      </w:pPr>
-      <w:r>
-        <w:t>Practical conditions, constraints, or guardrails.</w:t>
-      </w:r>
-    </w:p>
-    <w:p>
-      <w:pPr>
-        <w:pStyle w:val="ListBullet"/>
-        <w:spacing w:after="40"/>
-      </w:pPr>
-      <w:r>
-        <w:t>Who owns follow-up.</w:t>
-      </w:r>
-    </w:p>
-    <w:p>
-      <w:pPr>
-        <w:pStyle w:val="ListBullet"/>
-        <w:spacing w:after="40"/>
-      </w:pPr>
-      <w:r>
-        <w:t>What evidence/event would cause you to change, lift, reject, or close the decision.</w:t>
-      </w:r>
-    </w:p>
-    <w:p>
-      <w:pPr>
-        <w:pStyle w:val="Heading2"/>
-      </w:pPr>
-      <w:r>
-        <w:t>Current actions and finding closure</w:t>
-      </w:r>
-    </w:p>
-    <w:p>
-      <w:pPr>
-        <w:spacing w:after="40"/>
-      </w:pPr>
-      <w:r>
-        <w:t>Inspect cited source opens the attached frozen artifact. Find supporting evidence searches the frozen snapshot for equivalent evidence; it is bounded and not exhaustive. Discuss helps you understand, Challenge tests an interpretation, and Help me resolve this coaches next work. An absent source must not be replaced by a guessed file link.</w:t>
-      </w:r>
-    </w:p>
-    <w:p>
-      <w:pPr>
-        <w:spacing w:after="40"/>
-      </w:pPr>
-      <w:r>
-        <w:t>Only authoritative corrected or resolved findings are closed. Confirmed, evidence disputed, accepted risk and deferred findings remain open. Inspecting, searching, recommending and completing a review do not close a finding; work after the snapshot cannot close it on that earlier snapshot.</w:t>
-      </w:r>
-    </w:p>
-    <w:p>
-      <w:pPr>
-        <w:spacing w:after="40"/>
-      </w:pPr>
-      <w:r>
-        <w:t>Button-triggered instructions are recorded as review actions, not as words the student wrote. Unsent drafts are preserved and remain private. Optional review context and other concerns stay secondary to the current concern and conversation.</w:t>
-      </w:r>
-    </w:p>
-    <w:p>
-      <w:pPr>
-        <w:spacing w:after="40"/>
-      </w:pPr>
-      <w:r>
-        <w:t>In Help, artifact, challenge and exit dialogs, Tab and Shift+Tab stay within the dialog, Escape dismisses through the existing close action, and focus returns to a usable opener. Escape does not finish a review. Closing a pending challenge does not cancel its submitted request.</w:t>
-      </w:r>
-    </w:p>
-    <w:p>
-      <w:pPr>
-        <w:pStyle w:val="Heading2"/>
-      </w:pPr>
-      <w:r>
-        <w:t>8. Fast troubleshooting</w:t>
+        <w:t>Most problems have a specific next step. If an action fails or the result is uncertain, first check what Studio already saved before retrying.</w:t>
       </w:r>
     </w:p>
     <w:tbl>
       <w:tblPr>
-        <w:tblStyle w:val="TableGrid"/>
         <w:tblW w:w="0" w:type="auto"/>
         <w:jc w:val="center"/>
+        <w:tblLayout w:type="fixed"/>
         <w:tblLook w:val="04A0" w:firstRow="1" w:lastRow="0" w:firstColumn="1" w:lastColumn="0" w:noHBand="0" w:noVBand="1"/>
       </w:tblPr>
       <w:tblGrid>
-        <w:gridCol w:w="3168"/>
-        <w:gridCol w:w="6408"/>
+        <w:gridCol w:w="3312"/>
+        <w:gridCol w:w="7157"/>
       </w:tblGrid>
       <w:tr>
         <w:trPr>
-          <w:tblHeader/>
           <w:jc w:val="center"/>
-          <w:tblHeader/>
-          <w:cantSplit/>
         </w:trPr>
         <w:tc>
           <w:tcPr>
-            <w:tcW w:w="3168" w:type="dxa"/>
-            <w:shd w:val="clear" w:color="auto" w:fill="122536"/>
-            <w:tcMar>
-              <w:top w:w="90" w:type="dxa"/>
-              <w:left w:w="100" w:type="dxa"/>
-              <w:bottom w:w="90" w:type="dxa"/>
-              <w:right w:w="100" w:type="dxa"/>
-            </w:tcMar>
+            <w:tcW w:w="3312" w:type="dxa"/>
+            <w:tcBorders>
+              <w:bottom w:val="single" w:sz="4" w:space="0" w:color="D8E6E3"/>
+            </w:tcBorders>
+            <w:shd w:val="clear" w:color="auto" w:fill="F2F8F7"/>
+            <w:vAlign w:val="center"/>
           </w:tcPr>
           <w:p>
             <w:pPr>
-              <w:keepNext w:val="0"/>
-              <w:spacing w:before="0" w:after="0"/>
+              <w:spacing w:line="269" w:lineRule="auto"/>
+              <w:rPr>
+                <w:rFonts w:hint="eastAsia"/>
+              </w:rPr>
             </w:pPr>
             <w:r>
               <w:rPr>
                 <w:b/>
-                <w:color w:val="FFFFFF"/>
-              </w:rPr>
-              <w:t>Problem</w:t>
+                <w:color w:val="0D4F49"/>
+                <w:sz w:val="17"/>
+              </w:rPr>
+              <w:t>Wrong GitHub account</w:t>
             </w:r>
           </w:p>
         </w:tc>
         <w:tc>
           <w:tcPr>
-            <w:tcW w:w="6408" w:type="dxa"/>
-            <w:shd w:val="clear" w:color="auto" w:fill="122536"/>
-            <w:tcMar>
-              <w:top w:w="90" w:type="dxa"/>
-              <w:left w:w="100" w:type="dxa"/>
-              <w:bottom w:w="90" w:type="dxa"/>
-              <w:right w:w="100" w:type="dxa"/>
-            </w:tcMar>
+            <w:tcW w:w="7157" w:type="dxa"/>
+            <w:tcBorders>
+              <w:bottom w:val="single" w:sz="4" w:space="0" w:color="D8E6E3"/>
+            </w:tcBorders>
+            <w:shd w:val="clear" w:color="auto" w:fill="F2F8F7"/>
+            <w:vAlign w:val="center"/>
           </w:tcPr>
           <w:p>
             <w:pPr>
-              <w:keepNext w:val="0"/>
-              <w:spacing w:before="0" w:after="0"/>
+              <w:spacing w:line="269" w:lineRule="auto"/>
+              <w:rPr>
+                <w:rFonts w:hint="eastAsia"/>
+              </w:rPr>
             </w:pPr>
             <w:r>
               <w:rPr>
-                <w:b/>
-                <w:color w:val="FFFFFF"/>
-              </w:rPr>
-              <w:t>Action</w:t>
+                <w:sz w:val="17"/>
+              </w:rPr>
+              <w:t>My Team → Change linked GitHub account.</w:t>
             </w:r>
           </w:p>
         </w:tc>
@@ -1816,45 +3577,54 @@
       <w:tr>
         <w:trPr>
           <w:jc w:val="center"/>
-          <w:cantSplit/>
         </w:trPr>
         <w:tc>
           <w:tcPr>
-            <w:tcW w:w="3168" w:type="dxa"/>
-            <w:tcMar>
-              <w:top w:w="90" w:type="dxa"/>
-              <w:left w:w="100" w:type="dxa"/>
-              <w:bottom w:w="90" w:type="dxa"/>
-              <w:right w:w="100" w:type="dxa"/>
-            </w:tcMar>
+            <w:tcW w:w="3312" w:type="dxa"/>
+            <w:tcBorders>
+              <w:bottom w:val="single" w:sz="4" w:space="0" w:color="D8E6E3"/>
+            </w:tcBorders>
+            <w:shd w:val="clear" w:color="auto" w:fill="FFFFFF"/>
+            <w:vAlign w:val="center"/>
           </w:tcPr>
           <w:p>
             <w:pPr>
-              <w:keepNext w:val="0"/>
-              <w:spacing w:before="0" w:after="0"/>
+              <w:spacing w:line="269" w:lineRule="auto"/>
+              <w:rPr>
+                <w:rFonts w:hint="eastAsia"/>
+              </w:rPr>
             </w:pPr>
             <w:r>
-              <w:t>Wrong GitHub account</w:t>
+              <w:rPr>
+                <w:b/>
+                <w:color w:val="0D4F49"/>
+                <w:sz w:val="17"/>
+              </w:rPr>
+              <w:t>GitHub authorization required</w:t>
             </w:r>
           </w:p>
         </w:tc>
         <w:tc>
           <w:tcPr>
-            <w:tcW w:w="6408" w:type="dxa"/>
-            <w:tcMar>
-              <w:top w:w="90" w:type="dxa"/>
-              <w:left w:w="100" w:type="dxa"/>
-              <w:bottom w:w="90" w:type="dxa"/>
-              <w:right w:w="100" w:type="dxa"/>
-            </w:tcMar>
+            <w:tcW w:w="7157" w:type="dxa"/>
+            <w:tcBorders>
+              <w:bottom w:val="single" w:sz="4" w:space="0" w:color="D8E6E3"/>
+            </w:tcBorders>
+            <w:shd w:val="clear" w:color="auto" w:fill="FFFFFF"/>
+            <w:vAlign w:val="center"/>
           </w:tcPr>
           <w:p>
             <w:pPr>
-              <w:keepNext w:val="0"/>
-              <w:spacing w:before="0" w:after="0"/>
+              <w:spacing w:line="269" w:lineRule="auto"/>
+              <w:rPr>
+                <w:rFonts w:hint="eastAsia"/>
+              </w:rPr>
             </w:pPr>
             <w:r>
-              <w:t>My Team -&gt; Change linked GitHub account.</w:t>
+              <w:rPr>
+                <w:sz w:val="17"/>
+              </w:rPr>
+              <w:t>Personal owner or GitHub organization owner/admin must authorize access.</w:t>
             </w:r>
           </w:p>
         </w:tc>
@@ -1862,45 +3632,54 @@
       <w:tr>
         <w:trPr>
           <w:jc w:val="center"/>
-          <w:cantSplit/>
         </w:trPr>
         <w:tc>
           <w:tcPr>
-            <w:tcW w:w="3168" w:type="dxa"/>
-            <w:tcMar>
-              <w:top w:w="90" w:type="dxa"/>
-              <w:left w:w="100" w:type="dxa"/>
-              <w:bottom w:w="90" w:type="dxa"/>
-              <w:right w:w="100" w:type="dxa"/>
-            </w:tcMar>
+            <w:tcW w:w="3312" w:type="dxa"/>
+            <w:tcBorders>
+              <w:bottom w:val="single" w:sz="4" w:space="0" w:color="D8E6E3"/>
+            </w:tcBorders>
+            <w:shd w:val="clear" w:color="auto" w:fill="F2F8F7"/>
+            <w:vAlign w:val="center"/>
           </w:tcPr>
           <w:p>
             <w:pPr>
-              <w:keepNext w:val="0"/>
-              <w:spacing w:before="0" w:after="0"/>
+              <w:spacing w:line="269" w:lineRule="auto"/>
+              <w:rPr>
+                <w:rFonts w:hint="eastAsia"/>
+              </w:rPr>
             </w:pPr>
             <w:r>
-              <w:t>Owner/organization authorization required</w:t>
+              <w:rPr>
+                <w:b/>
+                <w:color w:val="0D4F49"/>
+                <w:sz w:val="17"/>
+              </w:rPr>
+              <w:t>Setup Step 1 done, Step 2 pending</w:t>
             </w:r>
           </w:p>
         </w:tc>
         <w:tc>
           <w:tcPr>
-            <w:tcW w:w="6408" w:type="dxa"/>
-            <w:tcMar>
-              <w:top w:w="90" w:type="dxa"/>
-              <w:left w:w="100" w:type="dxa"/>
-              <w:bottom w:w="90" w:type="dxa"/>
-              <w:right w:w="100" w:type="dxa"/>
-            </w:tcMar>
+            <w:tcW w:w="7157" w:type="dxa"/>
+            <w:tcBorders>
+              <w:bottom w:val="single" w:sz="4" w:space="0" w:color="D8E6E3"/>
+            </w:tcBorders>
+            <w:shd w:val="clear" w:color="auto" w:fill="F2F8F7"/>
+            <w:vAlign w:val="center"/>
           </w:tcPr>
           <w:p>
             <w:pPr>
-              <w:keepNext w:val="0"/>
-              <w:spacing w:before="0" w:after="0"/>
+              <w:spacing w:line="269" w:lineRule="auto"/>
+              <w:rPr>
+                <w:rFonts w:hint="eastAsia"/>
+              </w:rPr>
             </w:pPr>
             <w:r>
-              <w:t>The personal owner or GitHub organization owner/admin must authorize.</w:t>
+              <w:rPr>
+                <w:sz w:val="17"/>
+              </w:rPr>
+              <w:t>Use Check &amp; verify repository access.</w:t>
             </w:r>
           </w:p>
         </w:tc>
@@ -1908,45 +3687,54 @@
       <w:tr>
         <w:trPr>
           <w:jc w:val="center"/>
-          <w:cantSplit/>
         </w:trPr>
         <w:tc>
           <w:tcPr>
-            <w:tcW w:w="3168" w:type="dxa"/>
-            <w:tcMar>
-              <w:top w:w="90" w:type="dxa"/>
-              <w:left w:w="100" w:type="dxa"/>
-              <w:bottom w:w="90" w:type="dxa"/>
-              <w:right w:w="100" w:type="dxa"/>
-            </w:tcMar>
+            <w:tcW w:w="3312" w:type="dxa"/>
+            <w:tcBorders>
+              <w:bottom w:val="single" w:sz="4" w:space="0" w:color="D8E6E3"/>
+            </w:tcBorders>
+            <w:shd w:val="clear" w:color="auto" w:fill="FFFFFF"/>
+            <w:vAlign w:val="center"/>
           </w:tcPr>
           <w:p>
             <w:pPr>
-              <w:keepNext w:val="0"/>
-              <w:spacing w:before="0" w:after="0"/>
+              <w:spacing w:line="269" w:lineRule="auto"/>
+              <w:rPr>
+                <w:rFonts w:hint="eastAsia"/>
+              </w:rPr>
             </w:pPr>
             <w:r>
-              <w:t>Step 1 done / Step 2 pending</w:t>
+              <w:rPr>
+                <w:b/>
+                <w:color w:val="0D4F49"/>
+                <w:sz w:val="17"/>
+              </w:rPr>
+              <w:t>Verified repo but you cannot start</w:t>
             </w:r>
           </w:p>
         </w:tc>
         <w:tc>
           <w:tcPr>
-            <w:tcW w:w="6408" w:type="dxa"/>
-            <w:tcMar>
-              <w:top w:w="90" w:type="dxa"/>
-              <w:left w:w="100" w:type="dxa"/>
-              <w:bottom w:w="90" w:type="dxa"/>
-              <w:right w:w="100" w:type="dxa"/>
-            </w:tcMar>
+            <w:tcW w:w="7157" w:type="dxa"/>
+            <w:tcBorders>
+              <w:bottom w:val="single" w:sz="4" w:space="0" w:color="D8E6E3"/>
+            </w:tcBorders>
+            <w:shd w:val="clear" w:color="auto" w:fill="FFFFFF"/>
+            <w:vAlign w:val="center"/>
           </w:tcPr>
           <w:p>
             <w:pPr>
-              <w:keepNext w:val="0"/>
-              <w:spacing w:before="0" w:after="0"/>
+              <w:spacing w:line="269" w:lineRule="auto"/>
+              <w:rPr>
+                <w:rFonts w:hint="eastAsia"/>
+              </w:rPr>
             </w:pPr>
             <w:r>
-              <w:t>Check &amp; verify repository access.</w:t>
+              <w:rPr>
+                <w:sz w:val="17"/>
+              </w:rPr>
+              <w:t>Verify your personal GitHub identity and selected phase.</w:t>
             </w:r>
           </w:p>
         </w:tc>
@@ -1954,45 +3742,54 @@
       <w:tr>
         <w:trPr>
           <w:jc w:val="center"/>
-          <w:cantSplit/>
         </w:trPr>
         <w:tc>
           <w:tcPr>
-            <w:tcW w:w="3168" w:type="dxa"/>
-            <w:tcMar>
-              <w:top w:w="90" w:type="dxa"/>
-              <w:left w:w="100" w:type="dxa"/>
-              <w:bottom w:w="90" w:type="dxa"/>
-              <w:right w:w="100" w:type="dxa"/>
-            </w:tcMar>
+            <w:tcW w:w="3312" w:type="dxa"/>
+            <w:tcBorders>
+              <w:bottom w:val="single" w:sz="4" w:space="0" w:color="D8E6E3"/>
+            </w:tcBorders>
+            <w:shd w:val="clear" w:color="auto" w:fill="F2F8F7"/>
+            <w:vAlign w:val="center"/>
           </w:tcPr>
           <w:p>
             <w:pPr>
-              <w:keepNext w:val="0"/>
-              <w:spacing w:before="0" w:after="0"/>
+              <w:spacing w:line="269" w:lineRule="auto"/>
+              <w:rPr>
+                <w:rFonts w:hint="eastAsia"/>
+              </w:rPr>
             </w:pPr>
             <w:r>
+              <w:rPr>
+                <w:b/>
+                <w:color w:val="0D4F49"/>
+                <w:sz w:val="17"/>
+              </w:rPr>
               <w:t>Finding seems wrong</w:t>
             </w:r>
           </w:p>
         </w:tc>
         <w:tc>
           <w:tcPr>
-            <w:tcW w:w="6408" w:type="dxa"/>
-            <w:tcMar>
-              <w:top w:w="90" w:type="dxa"/>
-              <w:left w:w="100" w:type="dxa"/>
-              <w:bottom w:w="90" w:type="dxa"/>
-              <w:right w:w="100" w:type="dxa"/>
-            </w:tcMar>
+            <w:tcW w:w="7157" w:type="dxa"/>
+            <w:tcBorders>
+              <w:bottom w:val="single" w:sz="4" w:space="0" w:color="D8E6E3"/>
+            </w:tcBorders>
+            <w:shd w:val="clear" w:color="auto" w:fill="F2F8F7"/>
+            <w:vAlign w:val="center"/>
           </w:tcPr>
           <w:p>
             <w:pPr>
-              <w:keepNext w:val="0"/>
-              <w:spacing w:before="0" w:after="0"/>
+              <w:spacing w:line="269" w:lineRule="auto"/>
+              <w:rPr>
+                <w:rFonts w:hint="eastAsia"/>
+              </w:rPr>
             </w:pPr>
             <w:r>
-              <w:t>Challenge it with evidence; use Review Findings for an existing finding.</w:t>
+              <w:rPr>
+                <w:sz w:val="17"/>
+              </w:rPr>
+              <w:t>Challenge with evidence; use Review Findings for existing concerns.</w:t>
             </w:r>
           </w:p>
         </w:tc>
@@ -2000,45 +3797,54 @@
       <w:tr>
         <w:trPr>
           <w:jc w:val="center"/>
-          <w:cantSplit/>
         </w:trPr>
         <w:tc>
           <w:tcPr>
-            <w:tcW w:w="3168" w:type="dxa"/>
-            <w:tcMar>
-              <w:top w:w="90" w:type="dxa"/>
-              <w:left w:w="100" w:type="dxa"/>
-              <w:bottom w:w="90" w:type="dxa"/>
-              <w:right w:w="100" w:type="dxa"/>
-            </w:tcMar>
+            <w:tcW w:w="3312" w:type="dxa"/>
+            <w:tcBorders>
+              <w:bottom w:val="single" w:sz="4" w:space="0" w:color="D8E6E3"/>
+            </w:tcBorders>
+            <w:shd w:val="clear" w:color="auto" w:fill="FFFFFF"/>
+            <w:vAlign w:val="center"/>
           </w:tcPr>
           <w:p>
             <w:pPr>
-              <w:keepNext w:val="0"/>
-              <w:spacing w:before="0" w:after="0"/>
+              <w:spacing w:line="269" w:lineRule="auto"/>
+              <w:rPr>
+                <w:rFonts w:hint="eastAsia"/>
+              </w:rPr>
             </w:pPr>
             <w:r>
+              <w:rPr>
+                <w:b/>
+                <w:color w:val="0D4F49"/>
+                <w:sz w:val="17"/>
+              </w:rPr>
               <w:t>0% / thin evidence</w:t>
             </w:r>
           </w:p>
         </w:tc>
         <w:tc>
           <w:tcPr>
-            <w:tcW w:w="6408" w:type="dxa"/>
-            <w:tcMar>
-              <w:top w:w="90" w:type="dxa"/>
-              <w:left w:w="100" w:type="dxa"/>
-              <w:bottom w:w="90" w:type="dxa"/>
-              <w:right w:w="100" w:type="dxa"/>
-            </w:tcMar>
+            <w:tcW w:w="7157" w:type="dxa"/>
+            <w:tcBorders>
+              <w:bottom w:val="single" w:sz="4" w:space="0" w:color="D8E6E3"/>
+            </w:tcBorders>
+            <w:shd w:val="clear" w:color="auto" w:fill="FFFFFF"/>
+            <w:vAlign w:val="center"/>
           </w:tcPr>
           <w:p>
             <w:pPr>
-              <w:keepNext w:val="0"/>
-              <w:spacing w:before="0" w:after="0"/>
+              <w:spacing w:line="269" w:lineRule="auto"/>
+              <w:rPr>
+                <w:rFonts w:hint="eastAsia"/>
+              </w:rPr>
             </w:pPr>
             <w:r>
-              <w:t>May mean starter scaffold or missing team-created evidence, not a broken GitHub connection.</w:t>
+              <w:rPr>
+                <w:sz w:val="17"/>
+              </w:rPr>
+              <w:t>May indicate starter scaffold or missing team-created work—not necessarily a broken link.</w:t>
             </w:r>
           </w:p>
         </w:tc>
@@ -2046,45 +3852,54 @@
       <w:tr>
         <w:trPr>
           <w:jc w:val="center"/>
-          <w:cantSplit/>
         </w:trPr>
         <w:tc>
           <w:tcPr>
-            <w:tcW w:w="3168" w:type="dxa"/>
-            <w:tcMar>
-              <w:top w:w="90" w:type="dxa"/>
-              <w:left w:w="100" w:type="dxa"/>
-              <w:bottom w:w="90" w:type="dxa"/>
-              <w:right w:w="100" w:type="dxa"/>
-            </w:tcMar>
+            <w:tcW w:w="3312" w:type="dxa"/>
+            <w:tcBorders>
+              <w:bottom w:val="single" w:sz="4" w:space="0" w:color="D8E6E3"/>
+            </w:tcBorders>
+            <w:shd w:val="clear" w:color="auto" w:fill="F2F8F7"/>
+            <w:vAlign w:val="center"/>
           </w:tcPr>
           <w:p>
             <w:pPr>
-              <w:keepNext w:val="0"/>
-              <w:spacing w:before="0" w:after="0"/>
+              <w:spacing w:line="269" w:lineRule="auto"/>
+              <w:rPr>
+                <w:rFonts w:hint="eastAsia"/>
+              </w:rPr>
             </w:pPr>
             <w:r>
-              <w:t>Review looks stale after new commits</w:t>
+              <w:rPr>
+                <w:b/>
+                <w:color w:val="0D4F49"/>
+                <w:sz w:val="17"/>
+              </w:rPr>
+              <w:t>Old review seems stale</w:t>
             </w:r>
           </w:p>
         </w:tc>
         <w:tc>
           <w:tcPr>
-            <w:tcW w:w="6408" w:type="dxa"/>
-            <w:tcMar>
-              <w:top w:w="90" w:type="dxa"/>
-              <w:left w:w="100" w:type="dxa"/>
-              <w:bottom w:w="90" w:type="dxa"/>
-              <w:right w:w="100" w:type="dxa"/>
-            </w:tcMar>
+            <w:tcW w:w="7157" w:type="dxa"/>
+            <w:tcBorders>
+              <w:bottom w:val="single" w:sz="4" w:space="0" w:color="D8E6E3"/>
+            </w:tcBorders>
+            <w:shd w:val="clear" w:color="auto" w:fill="F2F8F7"/>
+            <w:vAlign w:val="center"/>
           </w:tcPr>
           <w:p>
             <w:pPr>
-              <w:keepNext w:val="0"/>
-              <w:spacing w:before="0" w:after="0"/>
+              <w:spacing w:line="269" w:lineRule="auto"/>
+              <w:rPr>
+                <w:rFonts w:hint="eastAsia"/>
+              </w:rPr>
             </w:pPr>
             <w:r>
-              <w:t>Expected for a frozen session; start a new review for a newer snapshot.</w:t>
+              <w:rPr>
+                <w:sz w:val="17"/>
+              </w:rPr>
+              <w:t>Expected. Push your work and start another review for a newer checkpoint.</w:t>
             </w:r>
           </w:p>
         </w:tc>
@@ -2092,45 +3907,54 @@
       <w:tr>
         <w:trPr>
           <w:jc w:val="center"/>
-          <w:cantSplit/>
         </w:trPr>
         <w:tc>
           <w:tcPr>
-            <w:tcW w:w="3168" w:type="dxa"/>
-            <w:tcMar>
-              <w:top w:w="90" w:type="dxa"/>
-              <w:left w:w="100" w:type="dxa"/>
-              <w:bottom w:w="90" w:type="dxa"/>
-              <w:right w:w="100" w:type="dxa"/>
-            </w:tcMar>
+            <w:tcW w:w="3312" w:type="dxa"/>
+            <w:tcBorders>
+              <w:bottom w:val="single" w:sz="4" w:space="0" w:color="D8E6E3"/>
+            </w:tcBorders>
+            <w:shd w:val="clear" w:color="auto" w:fill="FFFFFF"/>
+            <w:vAlign w:val="center"/>
           </w:tcPr>
           <w:p>
             <w:pPr>
-              <w:keepNext w:val="0"/>
-              <w:spacing w:before="0" w:after="0"/>
+              <w:spacing w:line="269" w:lineRule="auto"/>
+              <w:rPr>
+                <w:rFonts w:hint="eastAsia"/>
+              </w:rPr>
             </w:pPr>
             <w:r>
-              <w:t>Active session already exists</w:t>
+              <w:rPr>
+                <w:b/>
+                <w:color w:val="0D4F49"/>
+                <w:sz w:val="17"/>
+              </w:rPr>
+              <w:t>An open review already exists</w:t>
             </w:r>
           </w:p>
         </w:tc>
         <w:tc>
           <w:tcPr>
-            <w:tcW w:w="6408" w:type="dxa"/>
-            <w:tcMar>
-              <w:top w:w="90" w:type="dxa"/>
-              <w:left w:w="100" w:type="dxa"/>
-              <w:bottom w:w="90" w:type="dxa"/>
-              <w:right w:w="100" w:type="dxa"/>
-            </w:tcMar>
+            <w:tcW w:w="7157" w:type="dxa"/>
+            <w:tcBorders>
+              <w:bottom w:val="single" w:sz="4" w:space="0" w:color="D8E6E3"/>
+            </w:tcBorders>
+            <w:shd w:val="clear" w:color="auto" w:fill="FFFFFF"/>
+            <w:vAlign w:val="center"/>
           </w:tcPr>
           <w:p>
             <w:pPr>
-              <w:keepNext w:val="0"/>
-              <w:spacing w:before="0" w:after="0"/>
+              <w:spacing w:line="269" w:lineRule="auto"/>
+              <w:rPr>
+                <w:rFonts w:hint="eastAsia"/>
+              </w:rPr>
             </w:pPr>
             <w:r>
-              <w:t>Resume it if you want the same frozen-context conversation.</w:t>
+              <w:rPr>
+                <w:sz w:val="17"/>
+              </w:rPr>
+              <w:t>Resume it if you want that same conversation and snapshot.</w:t>
             </w:r>
           </w:p>
         </w:tc>
@@ -2138,45 +3962,54 @@
       <w:tr>
         <w:trPr>
           <w:jc w:val="center"/>
-          <w:cantSplit/>
         </w:trPr>
         <w:tc>
           <w:tcPr>
-            <w:tcW w:w="3168" w:type="dxa"/>
-            <w:tcMar>
-              <w:top w:w="90" w:type="dxa"/>
-              <w:left w:w="100" w:type="dxa"/>
-              <w:bottom w:w="90" w:type="dxa"/>
-              <w:right w:w="100" w:type="dxa"/>
-            </w:tcMar>
+            <w:tcW w:w="3312" w:type="dxa"/>
+            <w:tcBorders>
+              <w:bottom w:val="single" w:sz="4" w:space="0" w:color="D8E6E3"/>
+            </w:tcBorders>
+            <w:shd w:val="clear" w:color="auto" w:fill="F2F8F7"/>
+            <w:vAlign w:val="center"/>
           </w:tcPr>
           <w:p>
             <w:pPr>
-              <w:keepNext w:val="0"/>
-              <w:spacing w:before="0" w:after="0"/>
+              <w:spacing w:line="269" w:lineRule="auto"/>
+              <w:rPr>
+                <w:rFonts w:hint="eastAsia"/>
+              </w:rPr>
             </w:pPr>
             <w:r>
-              <w:t>Stuck</w:t>
+              <w:rPr>
+                <w:b/>
+                <w:color w:val="0D4F49"/>
+                <w:sz w:val="17"/>
+              </w:rPr>
+              <w:t>Not sure what to say</w:t>
             </w:r>
           </w:p>
         </w:tc>
         <w:tc>
           <w:tcPr>
-            <w:tcW w:w="6408" w:type="dxa"/>
-            <w:tcMar>
-              <w:top w:w="90" w:type="dxa"/>
-              <w:left w:w="100" w:type="dxa"/>
-              <w:bottom w:w="90" w:type="dxa"/>
-              <w:right w:w="100" w:type="dxa"/>
-            </w:tcMar>
+            <w:tcW w:w="7157" w:type="dxa"/>
+            <w:tcBorders>
+              <w:bottom w:val="single" w:sz="4" w:space="0" w:color="D8E6E3"/>
+            </w:tcBorders>
+            <w:shd w:val="clear" w:color="auto" w:fill="F2F8F7"/>
+            <w:vAlign w:val="center"/>
           </w:tcPr>
           <w:p>
             <w:pPr>
-              <w:keepNext w:val="0"/>
-              <w:spacing w:before="0" w:after="0"/>
+              <w:spacing w:line="269" w:lineRule="auto"/>
+              <w:rPr>
+                <w:rFonts w:hint="eastAsia"/>
+              </w:rPr>
             </w:pPr>
             <w:r>
-              <w:t>Ask a question or use Give me a nudge.</w:t>
+              <w:rPr>
+                <w:sz w:val="17"/>
+              </w:rPr>
+              <w:t>Ask the Review Board or choose Explain this and show me how.</w:t>
             </w:r>
           </w:p>
         </w:tc>
@@ -2184,256 +4017,326 @@
       <w:tr>
         <w:trPr>
           <w:jc w:val="center"/>
-          <w:cantSplit/>
         </w:trPr>
         <w:tc>
           <w:tcPr>
-            <w:tcW w:w="3168" w:type="dxa"/>
-            <w:tcMar>
-              <w:top w:w="90" w:type="dxa"/>
-              <w:left w:w="100" w:type="dxa"/>
-              <w:bottom w:w="90" w:type="dxa"/>
-              <w:right w:w="100" w:type="dxa"/>
-            </w:tcMar>
+            <w:tcW w:w="3312" w:type="dxa"/>
+            <w:tcBorders>
+              <w:bottom w:val="single" w:sz="4" w:space="0" w:color="D8E6E3"/>
+            </w:tcBorders>
+            <w:shd w:val="clear" w:color="auto" w:fill="FFFFFF"/>
+            <w:vAlign w:val="center"/>
           </w:tcPr>
           <w:p>
             <w:pPr>
-              <w:keepNext w:val="0"/>
-              <w:spacing w:before="0" w:after="0"/>
+              <w:spacing w:line="269" w:lineRule="auto"/>
+              <w:rPr>
+                <w:rFonts w:hint="eastAsia"/>
+              </w:rPr>
             </w:pPr>
             <w:r>
+              <w:rPr>
+                <w:b/>
+                <w:color w:val="0D4F49"/>
+                <w:sz w:val="17"/>
+              </w:rPr>
+              <w:t>Start / send may have failed</w:t>
+            </w:r>
+          </w:p>
+        </w:tc>
+        <w:tc>
+          <w:tcPr>
+            <w:tcW w:w="7157" w:type="dxa"/>
+            <w:tcBorders>
+              <w:bottom w:val="single" w:sz="4" w:space="0" w:color="D8E6E3"/>
+            </w:tcBorders>
+            <w:shd w:val="clear" w:color="auto" w:fill="FFFFFF"/>
+            <w:vAlign w:val="center"/>
+          </w:tcPr>
+          <w:p>
+            <w:pPr>
+              <w:spacing w:line="269" w:lineRule="auto"/>
+              <w:rPr>
+                <w:rFonts w:hint="eastAsia"/>
+              </w:rPr>
+            </w:pPr>
+            <w:r>
+              <w:rPr>
+                <w:sz w:val="17"/>
+              </w:rPr>
+              <w:t>Check the selected review, history, and conversation before trying again.</w:t>
+            </w:r>
+          </w:p>
+        </w:tc>
+      </w:tr>
+      <w:tr>
+        <w:trPr>
+          <w:jc w:val="center"/>
+        </w:trPr>
+        <w:tc>
+          <w:tcPr>
+            <w:tcW w:w="3312" w:type="dxa"/>
+            <w:tcBorders>
+              <w:bottom w:val="single" w:sz="4" w:space="0" w:color="D8E6E3"/>
+            </w:tcBorders>
+            <w:shd w:val="clear" w:color="auto" w:fill="F2F8F7"/>
+            <w:vAlign w:val="center"/>
+          </w:tcPr>
+          <w:p>
+            <w:pPr>
+              <w:spacing w:line="269" w:lineRule="auto"/>
+              <w:rPr>
+                <w:rFonts w:hint="eastAsia"/>
+              </w:rPr>
+            </w:pPr>
+            <w:r>
+              <w:rPr>
+                <w:b/>
+                <w:color w:val="0D4F49"/>
+                <w:sz w:val="17"/>
+              </w:rPr>
               <w:t>Page repeatedly slow</w:t>
             </w:r>
           </w:p>
         </w:tc>
         <w:tc>
           <w:tcPr>
-            <w:tcW w:w="6408" w:type="dxa"/>
-            <w:tcMar>
-              <w:top w:w="90" w:type="dxa"/>
-              <w:left w:w="100" w:type="dxa"/>
-              <w:bottom w:w="90" w:type="dxa"/>
-              <w:right w:w="100" w:type="dxa"/>
-            </w:tcMar>
+            <w:tcW w:w="7157" w:type="dxa"/>
+            <w:tcBorders>
+              <w:bottom w:val="single" w:sz="4" w:space="0" w:color="D8E6E3"/>
+            </w:tcBorders>
+            <w:shd w:val="clear" w:color="auto" w:fill="F2F8F7"/>
+            <w:vAlign w:val="center"/>
           </w:tcPr>
           <w:p>
             <w:pPr>
-              <w:keepNext w:val="0"/>
-              <w:spacing w:before="0" w:after="0"/>
+              <w:spacing w:line="269" w:lineRule="auto"/>
+              <w:rPr>
+                <w:rFonts w:hint="eastAsia"/>
+              </w:rPr>
             </w:pPr>
             <w:r>
-              <w:t>Retry once; capture browser Network/request information and tell the instructor.</w:t>
-            </w:r>
-          </w:p>
-        </w:tc>
-      </w:tr>
-    </w:tbl>
-    <w:tbl>
-      <w:tblPr>
-        <w:tblW w:w="0" w:type="auto"/>
-        <w:jc w:val="center"/>
-        <w:tblLook w:val="04A0" w:firstRow="1" w:lastRow="0" w:firstColumn="1" w:lastColumn="0" w:noHBand="0" w:noVBand="1"/>
-      </w:tblPr>
-      <w:tblGrid>
-        <w:gridCol w:w="10166"/>
-      </w:tblGrid>
-      <w:tr>
-        <w:trPr>
-          <w:jc w:val="center"/>
-          <w:tblHeader/>
-          <w:cantSplit/>
-        </w:trPr>
-        <w:tc>
-          <w:tcPr>
-            <w:tcW w:w="10166" w:type="dxa"/>
-            <w:shd w:val="clear" w:color="auto" w:fill="DFF3E8"/>
-            <w:tcMar>
-              <w:top w:w="120" w:type="dxa"/>
-              <w:left w:w="150" w:type="dxa"/>
-              <w:bottom w:w="120" w:type="dxa"/>
-              <w:right w:w="150" w:type="dxa"/>
-            </w:tcMar>
-          </w:tcPr>
-          <w:p>
-            <w:pPr>
-              <w:keepNext w:val="0"/>
-              <w:spacing w:before="0" w:after="0"/>
-            </w:pPr>
-            <w:r>
-              <w:rPr>
-                <w:b/>
-                <w:color w:val="2D6A4F"/>
-              </w:rPr>
-              <w:t>BEST HABIT</w:t>
-            </w:r>
-            <w:r>
-              <w:rPr>
-                <w:b/>
-                <w:color w:val="2D6A4F"/>
-              </w:rPr>
-              <w:br/>
-            </w:r>
-            <w:r>
-              <w:rPr>
-                <w:sz w:val="20"/>
-              </w:rPr>
-              <w:t>Treat the reviewer like a demanding senior engineer: ask questions, bring evidence, admit uncertainty, challenge weak interpretations, and make the decision yours.</w:t>
-            </w:r>
-          </w:p>
-        </w:tc>
-      </w:tr>
-    </w:tbl>
-    <w:tbl>
-      <w:tblPr>
-        <w:tblW w:w="0" w:type="auto"/>
-        <w:jc w:val="center"/>
-        <w:tblLook w:val="04A0" w:firstRow="1" w:lastRow="0" w:firstColumn="1" w:lastColumn="0" w:noHBand="0" w:noVBand="1"/>
-      </w:tblPr>
-      <w:tblGrid>
-        <w:gridCol w:w="10166"/>
-      </w:tblGrid>
-      <w:tr>
-        <w:trPr>
-          <w:jc w:val="center"/>
-          <w:tblHeader/>
-          <w:cantSplit/>
-        </w:trPr>
-        <w:tc>
-          <w:tcPr>
-            <w:tcW w:w="10166" w:type="dxa"/>
-            <w:shd w:val="clear" w:color="auto" w:fill="EAF1F8"/>
-            <w:tcMar>
-              <w:top w:w="120" w:type="dxa"/>
-              <w:left w:w="150" w:type="dxa"/>
-              <w:bottom w:w="120" w:type="dxa"/>
-              <w:right w:w="150" w:type="dxa"/>
-            </w:tcMar>
-          </w:tcPr>
-          <w:p>
-            <w:pPr>
-              <w:keepNext w:val="0"/>
-              <w:spacing w:before="0" w:after="0"/>
-            </w:pPr>
-            <w:r>
-              <w:rPr>
-                <w:b/>
-                <w:color w:val="287E78"/>
-              </w:rPr>
-              <w:t>TEAM SETUP SHORTCUT</w:t>
-            </w:r>
-            <w:r>
-              <w:rPr>
-                <w:b/>
-                <w:color w:val="287E78"/>
-              </w:rPr>
-              <w:br/>
-            </w:r>
-            <w:r>
-              <w:rPr>
-                <w:sz w:val="20"/>
-              </w:rPr>
-              <w:t>If My Team already shows Verified team repository, do not re-onboard it. Repository trust is team-shared; move on to Engineering Evidence or Studio.</w:t>
+              <w:rPr>
+                <w:sz w:val="17"/>
+              </w:rPr>
+              <w:t>Retry once; note the page, time, action and error message for your instructor. Do not share passwords, tokens or private review text.</w:t>
             </w:r>
           </w:p>
         </w:tc>
       </w:tr>
     </w:tbl>
     <w:p>
+      <w:pPr>
+        <w:rPr>
+          <w:rFonts w:hint="eastAsia"/>
+        </w:rPr>
+      </w:pPr>
+    </w:p>
+    <w:p>
+      <w:pPr>
+        <w:pStyle w:val="Heading2"/>
+        <w:spacing w:before="140" w:after="60" w:line="269" w:lineRule="auto"/>
+      </w:pPr>
       <w:r>
-        <w:br w:type="page"/>
+        <w:rPr>
+          <w:rFonts w:ascii="Inter" w:hAnsi="Inter"/>
+          <w:color w:val="0D4F49"/>
+          <w:sz w:val="21"/>
+        </w:rPr>
+        <w:t>13  |  SAFE USE OF DIALOGS, DRAFTS, AND HELP</w:t>
       </w:r>
     </w:p>
     <w:p>
       <w:pPr>
-        <w:pStyle w:val="Heading1"/>
+        <w:spacing w:after="100" w:line="269" w:lineRule="auto"/>
+        <w:rPr>
+          <w:rFonts w:hint="eastAsia"/>
+        </w:rPr>
       </w:pPr>
       <w:r>
-        <w:t>9. Two rooms · multiple Board Reviews · quick reference</w:t>
+        <w:t>Interface help is separate from engineering coaching. Use Help for navigation without calling an AI reviewer; use the Review Board for engineering questions.</w:t>
       </w:r>
     </w:p>
     <w:p>
       <w:pPr>
-        <w:pStyle w:val="Heading2"/>
+        <w:spacing w:after="40" w:line="271" w:lineRule="auto"/>
+        <w:ind w:left="259" w:hanging="187"/>
+        <w:rPr>
+          <w:rFonts w:hint="eastAsia"/>
+        </w:rPr>
       </w:pPr>
       <w:r>
-        <w:t>Review Room versus Evidence Room</w:t>
+        <w:rPr>
+          <w:b/>
+          <w:color w:val="0D4F49"/>
+        </w:rPr>
+        <w:t xml:space="preserve">•  </w:t>
       </w:r>
-    </w:p>
-    <w:p>
       <w:r>
-        <w:t>Engineering Review Room = discussion with the Review Board. Engineering Evidence Room = inspection of the latest saved phase evidence. Switch between them without ending a conversation. Confirm snapshot matching before using evidence to discuss an older review.</w:t>
+        <w:rPr>
+          <w:b/>
+        </w:rPr>
+        <w:t>Dialog keyboard behavior.</w:t>
+      </w:r>
+      <w:r>
+        <w:t xml:space="preserve"> Tab and Shift+Tab stay within open Help, artifact, challenge, or exit dialogs; Escape closes through the existing close action and restores usable focus.</w:t>
       </w:r>
     </w:p>
     <w:p>
       <w:pPr>
-        <w:pStyle w:val="Heading2"/>
+        <w:spacing w:after="40" w:line="271" w:lineRule="auto"/>
+        <w:ind w:left="259" w:hanging="187"/>
+        <w:rPr>
+          <w:rFonts w:hint="eastAsia"/>
+        </w:rPr>
       </w:pPr>
       <w:r>
-        <w:t>Selected versus open</w:t>
+        <w:rPr>
+          <w:b/>
+          <w:color w:val="0D4F49"/>
+        </w:rPr>
+        <w:t xml:space="preserve">•  </w:t>
       </w:r>
-    </w:p>
-    <w:p>
       <w:r>
-        <w:t>Currently viewing means the one review on screen. Several reviews may remain Open. Review History lists earlier sessions; choose Resume for an open one or View for a finished one.</w:t>
+        <w:rPr>
+          <w:b/>
+        </w:rPr>
+        <w:t>Closing is not cancellation.</w:t>
+      </w:r>
+      <w:r>
+        <w:t xml:space="preserve"> Escape does not finish a review; closing a submitted challenge dialog does not cancel its pending request.</w:t>
       </w:r>
     </w:p>
     <w:p>
       <w:pPr>
-        <w:pStyle w:val="Heading2"/>
+        <w:spacing w:after="40" w:line="271" w:lineRule="auto"/>
+        <w:ind w:left="259" w:hanging="187"/>
+        <w:rPr>
+          <w:rFonts w:hint="eastAsia"/>
+        </w:rPr>
       </w:pPr>
       <w:r>
-        <w:t>Review changed work</w:t>
+        <w:rPr>
+          <w:b/>
+          <w:color w:val="0D4F49"/>
+        </w:rPr>
+        <w:t xml:space="preserve">•  </w:t>
+      </w:r>
+      <w:r>
+        <w:rPr>
+          <w:b/>
+        </w:rPr>
+        <w:t>Your words remain yours.</w:t>
+      </w:r>
+      <w:r>
+        <w:t xml:space="preserve"> Button-triggered instructions are recorded as review actions rather than attributed as student-authored text. Unsent drafts remain private to their original review and browser session; optional review context and other concerns remain secondary to the current conversation.</w:t>
+      </w:r>
+      <w:r>
+        <w:br/>
       </w:r>
     </w:p>
-    <w:p>
-      <w:r>
-        <w:t>Commit and push your verified work; select Start another Board Review. The previous session retains its snapshot and messages. Same phase + unchanged commit may reuse the same frozen snapshot.</w:t>
-      </w:r>
-    </w:p>
+    <w:tbl>
+      <w:tblPr>
+        <w:tblW w:w="0" w:type="auto"/>
+        <w:tblLook w:val="04A0" w:firstRow="1" w:lastRow="0" w:firstColumn="1" w:lastColumn="0" w:noHBand="0" w:noVBand="1"/>
+      </w:tblPr>
+      <w:tblGrid>
+        <w:gridCol w:w="10454"/>
+      </w:tblGrid>
+      <w:tr>
+        <w:tc>
+          <w:tcPr>
+            <w:tcW w:w="10454" w:type="dxa"/>
+            <w:tcBorders>
+              <w:left w:val="single" w:sz="14" w:space="0" w:color="0D4F49"/>
+            </w:tcBorders>
+            <w:shd w:val="clear" w:color="auto" w:fill="E7F3F0"/>
+          </w:tcPr>
+          <w:p>
+            <w:pPr>
+              <w:spacing w:before="20" w:after="20"/>
+              <w:rPr>
+                <w:rFonts w:hint="eastAsia"/>
+              </w:rPr>
+            </w:pPr>
+            <w:r>
+              <w:rPr>
+                <w:b/>
+                <w:color w:val="0D4F49"/>
+                <w:sz w:val="17"/>
+              </w:rPr>
+              <w:t xml:space="preserve">MY TEAM SHORTCUT  </w:t>
+            </w:r>
+            <w:r>
+              <w:rPr>
+                <w:sz w:val="17"/>
+              </w:rPr>
+              <w:t>If My Team already says Verified team repository, do not reconnect the team repo. Confirm your own GitHub identity is linked, then return to Engineering Review Room.</w:t>
+            </w:r>
+          </w:p>
+        </w:tc>
+      </w:tr>
+    </w:tbl>
     <w:p>
       <w:pPr>
-        <w:pStyle w:val="Heading2"/>
+        <w:rPr>
+          <w:rFonts w:hint="eastAsia"/>
+        </w:rPr>
       </w:pPr>
-      <w:r>
-        <w:t>Finish versus accept</w:t>
-      </w:r>
     </w:p>
-    <w:p>
-      <w:r>
-        <w:t>Finish this review makes the selected conversation read-only, not deleted. It does not indicate a phase gate passed or an instructor approved your work.</w:t>
-      </w:r>
-    </w:p>
+    <w:tbl>
+      <w:tblPr>
+        <w:tblW w:w="0" w:type="auto"/>
+        <w:tblLook w:val="04A0" w:firstRow="1" w:lastRow="0" w:firstColumn="1" w:lastColumn="0" w:noHBand="0" w:noVBand="1"/>
+      </w:tblPr>
+      <w:tblGrid>
+        <w:gridCol w:w="10454"/>
+      </w:tblGrid>
+      <w:tr>
+        <w:tc>
+          <w:tcPr>
+            <w:tcW w:w="10454" w:type="dxa"/>
+            <w:tcBorders>
+              <w:left w:val="single" w:sz="14" w:space="0" w:color="F2BF58"/>
+            </w:tcBorders>
+            <w:shd w:val="clear" w:color="auto" w:fill="FFF4DE"/>
+          </w:tcPr>
+          <w:p>
+            <w:pPr>
+              <w:spacing w:before="20" w:after="20"/>
+              <w:rPr>
+                <w:rFonts w:hint="eastAsia"/>
+              </w:rPr>
+            </w:pPr>
+            <w:r>
+              <w:rPr>
+                <w:b/>
+                <w:color w:val="0D4F49"/>
+                <w:sz w:val="17"/>
+              </w:rPr>
+              <w:t xml:space="preserve">BEST HABIT  </w:t>
+            </w:r>
+            <w:r>
+              <w:rPr>
+                <w:sz w:val="17"/>
+              </w:rPr>
+              <w:t>Treat the Review Board like a demanding senior engineer: ask, inspect, question, admit uncertainty, and make the final engineering decision yours.</w:t>
+            </w:r>
+          </w:p>
+        </w:tc>
+      </w:tr>
+    </w:tbl>
     <w:p>
       <w:pPr>
-        <w:pStyle w:val="Heading2"/>
+        <w:rPr>
+          <w:rFonts w:hint="eastAsia"/>
+        </w:rPr>
       </w:pPr>
-      <w:r>
-        <w:t>Recover safely</w:t>
-      </w:r>
-    </w:p>
-    <w:p>
-      <w:r>
-        <w:t>Your unsent reply belongs to its original review and browser tab. On failed start/send, check Review History or conversation before retrying. Help for navigation is available without an AI model call.</w:t>
-      </w:r>
-    </w:p>
-    <w:p>
-      <w:pPr>
-        <w:pStyle w:val="Heading2"/>
-      </w:pPr>
-      <w:r>
-        <w:t>Evidence numbers</w:t>
-      </w:r>
-    </w:p>
-    <w:p>
-      <w:r>
-        <w:t>Evidence-area counters and separate Review Board findings are different categories. Zero area counts do not prove no concerns. An evidence coverage percentage is not a course grade.</w:t>
-      </w:r>
     </w:p>
     <w:sectPr>
-      <w:headerReference w:type="default" r:id="rId8"/>
       <w:footerReference w:type="default" r:id="rId9"/>
       <w:pgSz w:w="12240" w:h="15840"/>
-      <w:pgMar w:top="1512" w:right="1037" w:bottom="1080" w:left="1037" w:header="720" w:footer="504" w:gutter="0"/>
+      <w:pgMar w:top="648" w:right="893" w:bottom="662" w:left="893" w:header="288" w:footer="576" w:gutter="0"/>
       <w:cols w:space="720"/>
       <w:docGrid w:linePitch="360"/>
     </w:sectPr>
@@ -2446,7 +4349,10 @@
   <w:endnote w:type="separator" w:id="-1">
     <w:p>
       <w:pPr>
-        <w:spacing w:after="0" w:line="240" w:lineRule="auto"/>
+        <w:spacing w:line="240" w:lineRule="auto"/>
+        <w:rPr>
+          <w:rFonts w:hint="eastAsia"/>
+        </w:rPr>
       </w:pPr>
       <w:r>
         <w:separator/>
@@ -2456,7 +4362,10 @@
   <w:endnote w:type="continuationSeparator" w:id="0">
     <w:p>
       <w:pPr>
-        <w:spacing w:after="0" w:line="240" w:lineRule="auto"/>
+        <w:spacing w:line="240" w:lineRule="auto"/>
+        <w:rPr>
+          <w:rFonts w:hint="eastAsia"/>
+        </w:rPr>
       </w:pPr>
       <w:r>
         <w:continuationSeparator/>
@@ -2472,25 +4381,32 @@
     <w:pPr>
       <w:pStyle w:val="Footer"/>
       <w:jc w:val="center"/>
+      <w:rPr>
+        <w:rFonts w:hint="eastAsia"/>
+      </w:rPr>
     </w:pPr>
     <w:r>
       <w:rPr>
-        <w:color w:val="556372"/>
+        <w:color w:val="566773"/>
         <w:sz w:val="16"/>
       </w:rPr>
-      <w:t xml:space="preserve">ETIS Engineering Studio  •  Student Quick Reference  •  Page </w:t>
+      <w:t xml:space="preserve">ETIS ENGINEERING STUDIO  •  STUDENT QUICK REFERENCE  •  v0.18.1  |  Page </w:t>
     </w:r>
     <w:r>
       <w:fldChar w:fldCharType="begin"/>
     </w:r>
     <w:r>
-      <w:instrText xml:space="preserve"> PAGE </w:instrText>
+      <w:instrText>PAGE</w:instrText>
     </w:r>
     <w:r>
+      <w:rPr>
+        <w:rFonts w:hint="eastAsia"/>
+      </w:rPr>
       <w:fldChar w:fldCharType="separate"/>
     </w:r>
     <w:r>
       <w:rPr>
+        <w:rFonts w:hint="eastAsia"/>
         <w:noProof/>
       </w:rPr>
       <w:t>1</w:t>
@@ -2507,7 +4423,10 @@
   <w:footnote w:type="separator" w:id="-1">
     <w:p>
       <w:pPr>
-        <w:spacing w:after="0" w:line="240" w:lineRule="auto"/>
+        <w:spacing w:line="240" w:lineRule="auto"/>
+        <w:rPr>
+          <w:rFonts w:hint="eastAsia"/>
+        </w:rPr>
       </w:pPr>
       <w:r>
         <w:separator/>
@@ -2517,7 +4436,10 @@
   <w:footnote w:type="continuationSeparator" w:id="0">
     <w:p>
       <w:pPr>
-        <w:spacing w:after="0" w:line="240" w:lineRule="auto"/>
+        <w:spacing w:line="240" w:lineRule="auto"/>
+        <w:rPr>
+          <w:rFonts w:hint="eastAsia"/>
+        </w:rPr>
       </w:pPr>
       <w:r>
         <w:continuationSeparator/>
@@ -2525,67 +4447,6 @@
     </w:p>
   </w:footnote>
 </w:footnotes>
-</file>
-
-<file path=word/header1.xml><?xml version="1.0" encoding="utf-8"?>
-<w:hdr xmlns:wpc="http://schemas.microsoft.com/office/word/2010/wordprocessingCanvas" xmlns:cx="http://schemas.microsoft.com/office/drawing/2014/chartex" xmlns:cx1="http://schemas.microsoft.com/office/drawing/2015/9/8/chartex" xmlns:cx2="http://schemas.microsoft.com/office/drawing/2015/10/21/chartex" xmlns:cx3="http://schemas.microsoft.com/office/drawing/2016/5/9/chartex" xmlns:cx4="http://schemas.microsoft.com/office/drawing/2016/5/10/chartex" xmlns:cx5="http://schemas.microsoft.com/office/drawing/2016/5/11/chartex" xmlns:cx6="http://schemas.microsoft.com/office/drawing/2016/5/12/chartex" xmlns:cx7="http://schemas.microsoft.com/office/drawing/2016/5/13/chartex" xmlns:cx8="http://schemas.microsoft.com/office/drawing/2016/5/14/chartex" xmlns:mc="http://schemas.openxmlformats.org/markup-compatibility/2006" xmlns:m="http://schemas.openxmlformats.org/officeDocument/2006/math" xmlns:aink="http://schemas.microsoft.com/office/drawing/2016/ink" xmlns:am3d="http://schemas.microsoft.com/office/drawing/2017/model3d" xmlns:oel="http://schemas.microsoft.com/office/2019/extlst" xmlns:r="http://schemas.openxmlformats.org/officeDocument/2006/relationships" xmlns:wp14="http://schemas.microsoft.com/office/word/2010/wordprocessingDrawing" xmlns:wp="http://schemas.openxmlformats.org/drawingml/2006/wordprocessingDrawing" xmlns:wpg="http://schemas.microsoft.com/office/word/2010/wordprocessingGroup" xmlns:wpi="http://schemas.microsoft.com/office/word/2010/wordprocessingInk" xmlns:wps="http://schemas.microsoft.com/office/word/2010/wordprocessingShape" xmlns:o="urn:schemas-microsoft-com:office:office" xmlns:v="urn:schemas-microsoft-com:vml" xmlns:w10="urn:schemas-microsoft-com:office:word" xmlns:w="http://schemas.openxmlformats.org/wordprocessingml/2006/main" xmlns:w14="http://schemas.microsoft.com/office/word/2010/wordml" xmlns:w15="http://schemas.microsoft.com/office/word/2012/wordml" xmlns:w16cex="http://schemas.microsoft.com/office/word/2018/wordml/cex" xmlns:w16cid="http://schemas.microsoft.com/office/word/2016/wordml/cid" xmlns:w16="http://schemas.microsoft.com/office/word/2018/wordml" xmlns:w16sdtdh="http://schemas.microsoft.com/office/word/2020/wordml/sdtdatahash" xmlns:w16sdtfl="http://schemas.microsoft.com/office/word/2024/wordml/sdtformatlock" xmlns:w16se="http://schemas.microsoft.com/office/word/2015/wordml/symex" xmlns:w16du="http://schemas.microsoft.com/office/word/2023/wordml/word16du" xmlns:wne="http://schemas.microsoft.com/office/word/2006/wordml" mc:Ignorable="w14 w15 w16se w16cid w16 w16cex w16sdtdh w16sdtfl w16du wp14">
-  <w:p>
-    <w:pPr>
-      <w:pStyle w:val="Header"/>
-    </w:pPr>
-  </w:p>
-  <w:tbl>
-    <w:tblPr>
-      <w:tblW w:w="0" w:type="auto"/>
-      <w:jc w:val="center"/>
-      <w:tblLook w:val="04A0" w:firstRow="1" w:lastRow="0" w:firstColumn="1" w:lastColumn="0" w:noHBand="0" w:noVBand="1"/>
-    </w:tblPr>
-    <w:tblGrid>
-      <w:gridCol w:w="792"/>
-      <w:gridCol w:w="9288"/>
-    </w:tblGrid>
-    <w:tr>
-      <w:trPr>
-        <w:jc w:val="center"/>
-      </w:trPr>
-      <w:tc>
-        <w:tcPr>
-          <w:tcW w:w="792" w:type="dxa"/>
-          <w:shd w:val="clear" w:color="auto" w:fill="0B1722"/>
-        </w:tcPr>
-        <w:p>
-          <w:pPr>
-            <w:jc w:val="center"/>
-          </w:pPr>
-          <w:r>
-            <w:rPr>
-              <w:b/>
-              <w:color w:val="5CCEC5"/>
-              <w:sz w:val="26"/>
-            </w:rPr>
-            <w:t>E</w:t>
-          </w:r>
-        </w:p>
-      </w:tc>
-      <w:tc>
-        <w:tcPr>
-          <w:tcW w:w="9288" w:type="dxa"/>
-          <w:shd w:val="clear" w:color="auto" w:fill="0B1722"/>
-        </w:tcPr>
-        <w:p>
-          <w:r>
-            <w:rPr>
-              <w:b/>
-              <w:color w:val="FFFFFF"/>
-              <w:sz w:val="17"/>
-            </w:rPr>
-            <w:t>ETIS ENGINEERING STUDIO  |  STUDENT CHEAT SHEET</w:t>
-          </w:r>
-        </w:p>
-      </w:tc>
-    </w:tr>
-  </w:tbl>
-</w:hdr>
 </file>
 
 <file path=word/numbering.xml><?xml version="1.0" encoding="utf-8"?>
@@ -2761,31 +4622,31 @@
       </w:rPr>
     </w:lvl>
   </w:abstractNum>
-  <w:num w:numId="1" w16cid:durableId="508641444">
+  <w:num w:numId="1" w16cid:durableId="600071852">
     <w:abstractNumId w:val="8"/>
   </w:num>
-  <w:num w:numId="2" w16cid:durableId="710541929">
+  <w:num w:numId="2" w16cid:durableId="953294951">
     <w:abstractNumId w:val="6"/>
   </w:num>
-  <w:num w:numId="3" w16cid:durableId="881871156">
+  <w:num w:numId="3" w16cid:durableId="93062210">
     <w:abstractNumId w:val="5"/>
   </w:num>
-  <w:num w:numId="4" w16cid:durableId="1341934699">
+  <w:num w:numId="4" w16cid:durableId="1630165503">
     <w:abstractNumId w:val="4"/>
   </w:num>
-  <w:num w:numId="5" w16cid:durableId="1340813680">
+  <w:num w:numId="5" w16cid:durableId="598219324">
     <w:abstractNumId w:val="7"/>
   </w:num>
-  <w:num w:numId="6" w16cid:durableId="42483445">
+  <w:num w:numId="6" w16cid:durableId="203060998">
     <w:abstractNumId w:val="3"/>
   </w:num>
-  <w:num w:numId="7" w16cid:durableId="1511800680">
+  <w:num w:numId="7" w16cid:durableId="2038458340">
     <w:abstractNumId w:val="2"/>
   </w:num>
-  <w:num w:numId="8" w16cid:durableId="1388846125">
+  <w:num w:numId="8" w16cid:durableId="2108691485">
     <w:abstractNumId w:val="1"/>
   </w:num>
-  <w:num w:numId="9" w16cid:durableId="1183130635">
+  <w:num w:numId="9" w16cid:durableId="886455054">
     <w:abstractNumId w:val="0"/>
   </w:num>
 </w:numbering>
@@ -3182,11 +5043,11 @@
     <w:qFormat/>
     <w:rsid w:val="00FC693F"/>
     <w:pPr>
-      <w:spacing w:after="60" w:line="259" w:lineRule="auto"/>
+      <w:spacing w:after="0" w:line="252" w:lineRule="auto"/>
     </w:pPr>
     <w:rPr>
-      <w:rFonts w:ascii="Arial" w:hAnsi="Arial"/>
-      <w:color w:val="1F2933"/>
+      <w:rFonts w:ascii="Inter" w:hAnsi="Inter"/>
+      <w:color w:val="213443"/>
       <w:sz w:val="18"/>
     </w:rPr>
   </w:style>
@@ -3201,15 +5062,15 @@
     <w:pPr>
       <w:keepNext/>
       <w:keepLines/>
-      <w:spacing w:before="160" w:after="80"/>
+      <w:spacing w:before="480"/>
       <w:outlineLvl w:val="0"/>
     </w:pPr>
     <w:rPr>
       <w:rFonts w:asciiTheme="majorHAnsi" w:eastAsiaTheme="majorEastAsia" w:hAnsiTheme="majorHAnsi" w:cstheme="majorBidi"/>
       <w:b/>
       <w:bCs/>
-      <w:color w:val="1F4E79"/>
-      <w:sz w:val="38"/>
+      <w:color w:val="365F91" w:themeColor="accent1" w:themeShade="BF"/>
+      <w:sz w:val="28"/>
       <w:szCs w:val="28"/>
     </w:rPr>
   </w:style>
@@ -3225,15 +5086,15 @@
     <w:pPr>
       <w:keepNext/>
       <w:keepLines/>
-      <w:spacing w:before="100" w:after="80"/>
+      <w:spacing w:before="200"/>
       <w:outlineLvl w:val="1"/>
     </w:pPr>
     <w:rPr>
       <w:rFonts w:asciiTheme="majorHAnsi" w:eastAsiaTheme="majorEastAsia" w:hAnsiTheme="majorHAnsi" w:cstheme="majorBidi"/>
       <w:b/>
       <w:bCs/>
-      <w:color w:val="287E78"/>
-      <w:sz w:val="29"/>
+      <w:color w:val="4F81BD" w:themeColor="accent1"/>
+      <w:sz w:val="26"/>
       <w:szCs w:val="26"/>
     </w:rPr>
   </w:style>
@@ -3249,15 +5110,14 @@
     <w:pPr>
       <w:keepNext/>
       <w:keepLines/>
-      <w:spacing w:before="60" w:after="80"/>
+      <w:spacing w:before="200"/>
       <w:outlineLvl w:val="2"/>
     </w:pPr>
     <w:rPr>
       <w:rFonts w:asciiTheme="majorHAnsi" w:eastAsiaTheme="majorEastAsia" w:hAnsiTheme="majorHAnsi" w:cstheme="majorBidi"/>
       <w:b/>
       <w:bCs/>
-      <w:color w:val="1F4E79"/>
-      <w:sz w:val="23"/>
+      <w:color w:val="4F81BD" w:themeColor="accent1"/>
     </w:rPr>
   </w:style>
   <w:style w:type="paragraph" w:styleId="Heading4">
@@ -3273,7 +5133,7 @@
     <w:pPr>
       <w:keepNext/>
       <w:keepLines/>
-      <w:spacing w:before="200" w:after="0"/>
+      <w:spacing w:before="200"/>
       <w:outlineLvl w:val="3"/>
     </w:pPr>
     <w:rPr>
@@ -3298,7 +5158,7 @@
     <w:pPr>
       <w:keepNext/>
       <w:keepLines/>
-      <w:spacing w:before="200" w:after="0"/>
+      <w:spacing w:before="200"/>
       <w:outlineLvl w:val="4"/>
     </w:pPr>
     <w:rPr>
@@ -3319,7 +5179,7 @@
     <w:pPr>
       <w:keepNext/>
       <w:keepLines/>
-      <w:spacing w:before="200" w:after="0"/>
+      <w:spacing w:before="200"/>
       <w:outlineLvl w:val="5"/>
     </w:pPr>
     <w:rPr>
@@ -3342,7 +5202,7 @@
     <w:pPr>
       <w:keepNext/>
       <w:keepLines/>
-      <w:spacing w:before="200" w:after="0"/>
+      <w:spacing w:before="200"/>
       <w:outlineLvl w:val="6"/>
     </w:pPr>
     <w:rPr>
@@ -3365,7 +5225,7 @@
     <w:pPr>
       <w:keepNext/>
       <w:keepLines/>
-      <w:spacing w:before="200" w:after="0"/>
+      <w:spacing w:before="200"/>
       <w:outlineLvl w:val="7"/>
     </w:pPr>
     <w:rPr>
@@ -3388,7 +5248,7 @@
     <w:pPr>
       <w:keepNext/>
       <w:keepLines/>
-      <w:spacing w:before="200" w:after="0"/>
+      <w:spacing w:before="200"/>
       <w:outlineLvl w:val="8"/>
     </w:pPr>
     <w:rPr>
@@ -3439,7 +5299,7 @@
         <w:tab w:val="center" w:pos="4680"/>
         <w:tab w:val="right" w:pos="9360"/>
       </w:tabs>
-      <w:spacing w:after="0" w:line="240" w:lineRule="auto"/>
+      <w:spacing w:line="240" w:lineRule="auto"/>
     </w:pPr>
   </w:style>
   <w:style w:type="character" w:customStyle="1" w:styleId="HeaderChar">
@@ -3461,7 +5321,7 @@
         <w:tab w:val="center" w:pos="4680"/>
         <w:tab w:val="right" w:pos="9360"/>
       </w:tabs>
-      <w:spacing w:after="0" w:line="240" w:lineRule="auto"/>
+      <w:spacing w:line="240" w:lineRule="auto"/>
     </w:pPr>
   </w:style>
   <w:style w:type="character" w:customStyle="1" w:styleId="FooterChar">
@@ -3532,16 +5392,18 @@
     <w:qFormat/>
     <w:rsid w:val="00FC693F"/>
     <w:pPr>
-      <w:spacing w:before="160" w:after="80" w:line="240" w:lineRule="auto"/>
+      <w:pBdr>
+        <w:bottom w:val="single" w:sz="8" w:space="4" w:color="4F81BD" w:themeColor="accent1"/>
+      </w:pBdr>
+      <w:spacing w:after="300" w:line="240" w:lineRule="auto"/>
       <w:contextualSpacing/>
     </w:pPr>
     <w:rPr>
       <w:rFonts w:asciiTheme="majorHAnsi" w:eastAsiaTheme="majorEastAsia" w:hAnsiTheme="majorHAnsi" w:cstheme="majorBidi"/>
-      <w:b/>
-      <w:color w:val="000000"/>
+      <w:color w:val="17365D" w:themeColor="text2" w:themeShade="BF"/>
       <w:spacing w:val="5"/>
       <w:kern w:val="28"/>
-      <w:sz w:val="56"/>
+      <w:sz w:val="52"/>
       <w:szCs w:val="52"/>
     </w:rPr>
   </w:style>
@@ -3572,16 +5434,14 @@
       <w:numPr>
         <w:ilvl w:val="1"/>
       </w:numPr>
-      <w:spacing w:before="160" w:after="80"/>
     </w:pPr>
     <w:rPr>
       <w:rFonts w:asciiTheme="majorHAnsi" w:eastAsiaTheme="majorEastAsia" w:hAnsiTheme="majorHAnsi" w:cstheme="majorBidi"/>
-      <w:b/>
       <w:i/>
       <w:iCs/>
-      <w:color w:val="556372"/>
+      <w:color w:val="4F81BD" w:themeColor="accent1"/>
       <w:spacing w:val="15"/>
-      <w:sz w:val="26"/>
+      <w:sz w:val="24"/>
       <w:szCs w:val="24"/>
     </w:rPr>
   </w:style>
@@ -14179,30 +16039,6 @@
       </w:tcPr>
     </w:tblStylePr>
   </w:style>
-  <w:style w:type="paragraph" w:customStyle="1" w:styleId="ETISCaption">
-    <w:name w:val="ETIS Caption"/>
-    <w:pPr>
-      <w:spacing w:after="160"/>
-    </w:pPr>
-    <w:rPr>
-      <w:rFonts w:ascii="Arial" w:hAnsi="Arial"/>
-      <w:i/>
-      <w:color w:val="556372"/>
-      <w:sz w:val="17"/>
-    </w:rPr>
-  </w:style>
-  <w:style w:type="paragraph" w:customStyle="1" w:styleId="ETISCode">
-    <w:name w:val="ETIS Code"/>
-    <w:pPr>
-      <w:spacing w:after="80"/>
-      <w:ind w:left="259"/>
-    </w:pPr>
-    <w:rPr>
-      <w:rFonts w:ascii="Courier New" w:hAnsi="Courier New"/>
-      <w:color w:val="1F2933"/>
-      <w:sz w:val="18"/>
-    </w:rPr>
-  </w:style>
 </w:styles>
 </file>
 
